--- a/ALS_EyeGaze_UserManual_KR.docx
+++ b/ALS_EyeGaze_UserManual_KR.docx
@@ -1,13 +1,11 @@
 
 <file path=word/document.xml><?xml version="1.0" encoding="utf-8"?>
-<w:document xmlns:wpc="http://schemas.microsoft.com/office/word/2010/wordprocessingCanvas" xmlns:cx="http://schemas.microsoft.com/office/drawing/2014/chartex" xmlns:cx1="http://schemas.microsoft.com/office/drawing/2015/9/8/chartex" xmlns:cx2="http://schemas.microsoft.com/office/drawing/2015/10/21/chartex" xmlns:cx3="http://schemas.microsoft.com/office/drawing/2016/5/9/chartex" xmlns:cx4="http://schemas.microsoft.com/office/drawing/2016/5/10/chartex" xmlns:cx5="http://schemas.microsoft.com/office/drawing/2016/5/11/chartex" xmlns:cx6="http://schemas.microsoft.com/office/drawing/2016/5/12/chartex" xmlns:cx7="http://schemas.microsoft.com/office/drawing/2016/5/13/chartex" xmlns:cx8="http://schemas.microsoft.com/office/drawing/2016/5/14/chartex" xmlns:mc="http://schemas.openxmlformats.org/markup-compatibility/2006" xmlns:aink="http://schemas.microsoft.com/office/drawing/2016/ink" xmlns:am3d="http://schemas.microsoft.com/office/drawing/2017/model3d" xmlns:o="urn:schemas-microsoft-com:office:office" xmlns:r="http://schemas.openxmlformats.org/officeDocument/2006/relationships" xmlns:m="http://schemas.openxmlformats.org/officeDocument/2006/math" xmlns:v="urn:schemas-microsoft-com:vml" xmlns:wp14="http://schemas.microsoft.com/office/word/2010/wordprocessingDrawing" xmlns:wp="http://schemas.openxmlformats.org/drawingml/2006/wordprocessingDrawing" xmlns:w10="urn:schemas-microsoft-com:office:word" xmlns:w="http://schemas.openxmlformats.org/wordprocessingml/2006/main" xmlns:w14="http://schemas.microsoft.com/office/word/2010/wordml" xmlns:w15="http://schemas.microsoft.com/office/word/2012/wordml" xmlns:w16cid="http://schemas.microsoft.com/office/word/2016/wordml/cid" xmlns:w16se="http://schemas.microsoft.com/office/word/2015/wordml/symex" xmlns:wpg="http://schemas.microsoft.com/office/word/2010/wordprocessingGroup" xmlns:wpi="http://schemas.microsoft.com/office/word/2010/wordprocessingInk" xmlns:wne="http://schemas.microsoft.com/office/word/2006/wordml" xmlns:wps="http://schemas.microsoft.com/office/word/2010/wordprocessingShape" mc:Ignorable="w14 w15 w16se w16cid wp14">
+<w:document xmlns:wpc="http://schemas.microsoft.com/office/word/2010/wordprocessingCanvas" xmlns:cx="http://schemas.microsoft.com/office/drawing/2014/chartex" xmlns:cx1="http://schemas.microsoft.com/office/drawing/2015/9/8/chartex" xmlns:cx2="http://schemas.microsoft.com/office/drawing/2015/10/21/chartex" xmlns:cx3="http://schemas.microsoft.com/office/drawing/2016/5/9/chartex" xmlns:cx4="http://schemas.microsoft.com/office/drawing/2016/5/10/chartex" xmlns:cx5="http://schemas.microsoft.com/office/drawing/2016/5/11/chartex" xmlns:cx6="http://schemas.microsoft.com/office/drawing/2016/5/12/chartex" xmlns:cx7="http://schemas.microsoft.com/office/drawing/2016/5/13/chartex" xmlns:cx8="http://schemas.microsoft.com/office/drawing/2016/5/14/chartex" xmlns:mc="http://schemas.openxmlformats.org/markup-compatibility/2006" xmlns:aink="http://schemas.microsoft.com/office/drawing/2016/ink" xmlns:am3d="http://schemas.microsoft.com/office/drawing/2017/model3d" xmlns:o="urn:schemas-microsoft-com:office:office" xmlns:r="http://schemas.openxmlformats.org/officeDocument/2006/relationships" xmlns:m="http://schemas.openxmlformats.org/officeDocument/2006/math" xmlns:v="urn:schemas-microsoft-com:vml" xmlns:wp14="http://schemas.microsoft.com/office/word/2010/wordprocessingDrawing" xmlns:wp="http://schemas.openxmlformats.org/drawingml/2006/wordprocessingDrawing" xmlns:w10="urn:schemas-microsoft-com:office:word" xmlns:w="http://schemas.openxmlformats.org/wordprocessingml/2006/main" xmlns:w14="http://schemas.microsoft.com/office/word/2010/wordml" xmlns:w15="http://schemas.microsoft.com/office/word/2012/wordml" xmlns:w16cex="http://schemas.microsoft.com/office/word/2018/wordml/cex" xmlns:w16cid="http://schemas.microsoft.com/office/word/2016/wordml/cid" xmlns:w16="http://schemas.microsoft.com/office/word/2018/wordml" xmlns:w16sdtdh="http://schemas.microsoft.com/office/word/2020/wordml/sdtdatahash" xmlns:w16se="http://schemas.microsoft.com/office/word/2015/wordml/symex" xmlns:wpg="http://schemas.microsoft.com/office/word/2010/wordprocessingGroup" xmlns:wpi="http://schemas.microsoft.com/office/word/2010/wordprocessingInk" xmlns:wne="http://schemas.microsoft.com/office/word/2006/wordml" xmlns:wps="http://schemas.microsoft.com/office/word/2010/wordprocessingShape" mc:Ignorable="w14 w15 w16se w16cid w16 w16cex w16sdtdh wp14">
   <w:body>
     <w:p>
       <w:pPr>
         <w:jc w:val="center"/>
       </w:pPr>
-      <w:bookmarkStart w:id="0" w:name="_GoBack"/>
-      <w:bookmarkEnd w:id="0"/>
     </w:p>
     <w:p>
       <w:pPr>
@@ -28,27 +26,12 @@
       <w:pPr>
         <w:jc w:val="center"/>
       </w:pPr>
-    </w:p>
-    <w:p>
-      <w:pPr>
-        <w:jc w:val="center"/>
-      </w:pPr>
-    </w:p>
-    <w:p>
-      <w:pPr>
-        <w:jc w:val="center"/>
-      </w:pPr>
-    </w:p>
-    <w:p>
-      <w:pPr>
-        <w:jc w:val="center"/>
-      </w:pPr>
       <w:r>
         <w:rPr>
           <w:noProof/>
         </w:rPr>
         <w:drawing>
-          <wp:inline distT="0" distB="0" distL="0" distR="0" wp14:anchorId="7A2C459B" wp14:editId="0F774512">
+          <wp:inline distT="0" distB="0" distL="0" distR="0" wp14:anchorId="70FB264C" wp14:editId="6DF93661">
             <wp:extent cx="2377440" cy="625096"/>
             <wp:effectExtent l="0" t="0" r="0" b="0"/>
             <wp:docPr id="25" name="Picture 25"/>
@@ -123,29 +106,7 @@
           <w:sz w:val="56"/>
           <w:szCs w:val="56"/>
         </w:rPr>
-        <w:t xml:space="preserve">ALS </w:t>
-      </w:r>
-      <w:proofErr w:type="spellStart"/>
-      <w:r>
-        <w:rPr>
-          <w:b/>
-          <w:bCs/>
-          <w:color w:val="2E4057"/>
-          <w:sz w:val="56"/>
-          <w:szCs w:val="56"/>
-        </w:rPr>
-        <w:t>환자용</w:t>
-      </w:r>
-      <w:proofErr w:type="spellEnd"/>
-      <w:r>
-        <w:rPr>
-          <w:b/>
-          <w:bCs/>
-          <w:color w:val="2E4057"/>
-          <w:sz w:val="56"/>
-          <w:szCs w:val="56"/>
-        </w:rPr>
-        <w:t xml:space="preserve"> 시선 응시 의사소통 앱</w:t>
+        <w:t>ALS 환자용 시선 응시 의사소통 앱</w:t>
       </w:r>
     </w:p>
     <w:p>
@@ -206,21 +167,7 @@
         <w:rPr>
           <w:color w:val="888888"/>
         </w:rPr>
-        <w:t xml:space="preserve">ALS </w:t>
-      </w:r>
-      <w:proofErr w:type="spellStart"/>
-      <w:r>
-        <w:rPr>
-          <w:color w:val="888888"/>
-        </w:rPr>
-        <w:t>환자용</w:t>
-      </w:r>
-      <w:proofErr w:type="spellEnd"/>
-      <w:r>
-        <w:rPr>
-          <w:color w:val="888888"/>
-        </w:rPr>
-        <w:t xml:space="preserve"> 시선 응시 의사소통 앱</w:t>
+        <w:t>ALS 환자용 시선 응시 의사소통 앱</w:t>
       </w:r>
     </w:p>
     <w:p>
@@ -230,7 +177,7 @@
     </w:p>
     <w:p>
       <w:pPr>
-        <w:pStyle w:val="1"/>
+        <w:pStyle w:val="Heading1"/>
       </w:pPr>
       <w:r>
         <w:lastRenderedPageBreak/>
@@ -265,21 +212,21 @@
         <w:rPr>
           <w:color w:val="333333"/>
         </w:rPr>
-        <w:t xml:space="preserve">    </w:t>
-      </w:r>
-      <w:proofErr w:type="gramStart"/>
-      <w:r>
+        <w:t xml:space="preserve">    1.1  주요 기능</w:t>
+      </w:r>
+    </w:p>
+    <w:p>
+      <w:pPr>
+        <w:spacing w:before="40"/>
         <w:rPr>
           <w:color w:val="333333"/>
         </w:rPr>
-        <w:t>1.1  주요</w:t>
-      </w:r>
-      <w:proofErr w:type="gramEnd"/>
+      </w:pPr>
       <w:r>
         <w:rPr>
           <w:color w:val="333333"/>
         </w:rPr>
-        <w:t xml:space="preserve"> 기능</w:t>
+        <w:t xml:space="preserve">    1.2  작동 원리 — 이진 시선 시스템</w:t>
       </w:r>
     </w:p>
     <w:p>
@@ -293,57 +240,14 @@
         <w:rPr>
           <w:color w:val="333333"/>
         </w:rPr>
-        <w:t xml:space="preserve">    </w:t>
-      </w:r>
-      <w:proofErr w:type="gramStart"/>
-      <w:r>
-        <w:rPr>
-          <w:color w:val="333333"/>
-        </w:rPr>
-        <w:t>1.2  작동</w:t>
-      </w:r>
-      <w:proofErr w:type="gramEnd"/>
-      <w:r>
-        <w:rPr>
-          <w:color w:val="333333"/>
-        </w:rPr>
-        <w:t xml:space="preserve"> 원리 — 이진 시선 시스템</w:t>
-      </w:r>
-    </w:p>
-    <w:p>
-      <w:pPr>
-        <w:spacing w:before="40"/>
-        <w:rPr>
-          <w:color w:val="333333"/>
-        </w:rPr>
-      </w:pPr>
-      <w:r>
-        <w:rPr>
-          <w:color w:val="333333"/>
-        </w:rPr>
-        <w:t xml:space="preserve">    </w:t>
-      </w:r>
-      <w:proofErr w:type="gramStart"/>
-      <w:r>
-        <w:rPr>
-          <w:color w:val="333333"/>
-        </w:rPr>
-        <w:t xml:space="preserve">1.3  </w:t>
+        <w:t xml:space="preserve">    1.3  </w:t>
       </w:r>
       <w:r>
         <w:rPr>
           <w:rFonts w:hint="eastAsia"/>
           <w:color w:val="333333"/>
         </w:rPr>
-        <w:t>사용</w:t>
-      </w:r>
-      <w:proofErr w:type="gramEnd"/>
-      <w:r>
-        <w:rPr>
-          <w:rFonts w:hint="eastAsia"/>
-          <w:color w:val="333333"/>
-        </w:rPr>
-        <w:t xml:space="preserve"> 예</w:t>
+        <w:t>사용 예</w:t>
       </w:r>
     </w:p>
     <w:p>
@@ -400,143 +304,68 @@
         <w:rPr>
           <w:color w:val="333333"/>
         </w:rPr>
+        <w:t xml:space="preserve">    2.1  기기 설정</w:t>
+      </w:r>
+    </w:p>
+    <w:p>
+      <w:pPr>
+        <w:spacing w:before="40"/>
+      </w:pPr>
+      <w:r>
+        <w:rPr>
+          <w:color w:val="333333"/>
+        </w:rPr>
+        <w:t xml:space="preserve">    2.2  기기 종류 선택</w:t>
+      </w:r>
+    </w:p>
+    <w:p>
+      <w:pPr>
+        <w:spacing w:before="40"/>
+      </w:pPr>
+      <w:r>
+        <w:rPr>
+          <w:color w:val="333333"/>
+        </w:rPr>
+        <w:t xml:space="preserve">    2.3  첫 실행 — 고지사항</w:t>
+      </w:r>
+    </w:p>
+    <w:p>
+      <w:pPr>
+        <w:spacing w:before="40"/>
+      </w:pPr>
+      <w:r>
+        <w:rPr>
+          <w:color w:val="333333"/>
+        </w:rPr>
+        <w:t xml:space="preserve">    2.4  카메라 시작</w:t>
+      </w:r>
+    </w:p>
+    <w:p>
+      <w:pPr>
+        <w:spacing w:before="40"/>
+        <w:rPr>
+          <w:color w:val="333333"/>
+        </w:rPr>
+      </w:pPr>
+      <w:r>
+        <w:rPr>
+          <w:color w:val="333333"/>
+        </w:rPr>
+        <w:t xml:space="preserve">    2.5  눈 감기로 일시 정지</w:t>
+      </w:r>
+    </w:p>
+    <w:p>
+      <w:pPr>
+        <w:spacing w:before="40"/>
+        <w:rPr>
+          <w:color w:val="333333"/>
+        </w:rPr>
+      </w:pPr>
+      <w:r>
         <w:t xml:space="preserve">    </w:t>
       </w:r>
-      <w:proofErr w:type="gramStart"/>
-      <w:r>
-        <w:rPr>
-          <w:color w:val="333333"/>
-        </w:rPr>
-        <w:t>2.1  기기</w:t>
-      </w:r>
-      <w:proofErr w:type="gramEnd"/>
-      <w:r>
-        <w:rPr>
-          <w:color w:val="333333"/>
-        </w:rPr>
-        <w:t xml:space="preserve"> 설정</w:t>
-      </w:r>
-    </w:p>
-    <w:p>
-      <w:pPr>
-        <w:spacing w:before="40"/>
-      </w:pPr>
-      <w:r>
-        <w:rPr>
-          <w:color w:val="333333"/>
-        </w:rPr>
-        <w:t xml:space="preserve">    </w:t>
-      </w:r>
-      <w:proofErr w:type="gramStart"/>
-      <w:r>
-        <w:rPr>
-          <w:color w:val="333333"/>
-        </w:rPr>
-        <w:t>2.2  기기</w:t>
-      </w:r>
-      <w:proofErr w:type="gramEnd"/>
-      <w:r>
-        <w:rPr>
-          <w:color w:val="333333"/>
-        </w:rPr>
-        <w:t xml:space="preserve"> 종류 선택</w:t>
-      </w:r>
-    </w:p>
-    <w:p>
-      <w:pPr>
-        <w:spacing w:before="40"/>
-      </w:pPr>
-      <w:r>
-        <w:rPr>
-          <w:color w:val="333333"/>
-        </w:rPr>
-        <w:t xml:space="preserve">    </w:t>
-      </w:r>
-      <w:proofErr w:type="gramStart"/>
-      <w:r>
-        <w:rPr>
-          <w:color w:val="333333"/>
-        </w:rPr>
-        <w:t>2.3  첫</w:t>
-      </w:r>
-      <w:proofErr w:type="gramEnd"/>
-      <w:r>
-        <w:rPr>
-          <w:color w:val="333333"/>
-        </w:rPr>
-        <w:t xml:space="preserve"> 실행 — 고지사항</w:t>
-      </w:r>
-    </w:p>
-    <w:p>
-      <w:pPr>
-        <w:spacing w:before="40"/>
-      </w:pPr>
-      <w:r>
-        <w:rPr>
-          <w:color w:val="333333"/>
-        </w:rPr>
-        <w:t xml:space="preserve">    </w:t>
-      </w:r>
-      <w:proofErr w:type="gramStart"/>
-      <w:r>
-        <w:rPr>
-          <w:color w:val="333333"/>
-        </w:rPr>
-        <w:t>2.4  카메라</w:t>
-      </w:r>
-      <w:proofErr w:type="gramEnd"/>
-      <w:r>
-        <w:rPr>
-          <w:color w:val="333333"/>
-        </w:rPr>
-        <w:t xml:space="preserve"> 시작</w:t>
-      </w:r>
-    </w:p>
-    <w:p>
-      <w:pPr>
-        <w:spacing w:before="40"/>
-        <w:rPr>
-          <w:color w:val="333333"/>
-        </w:rPr>
-      </w:pPr>
-      <w:r>
-        <w:rPr>
-          <w:color w:val="333333"/>
-        </w:rPr>
-        <w:t xml:space="preserve">    </w:t>
-      </w:r>
-      <w:proofErr w:type="gramStart"/>
-      <w:r>
-        <w:rPr>
-          <w:color w:val="333333"/>
-        </w:rPr>
-        <w:t>2.5  눈</w:t>
-      </w:r>
-      <w:proofErr w:type="gramEnd"/>
-      <w:r>
-        <w:rPr>
-          <w:color w:val="333333"/>
-        </w:rPr>
-        <w:t xml:space="preserve"> 감기로 일시 정지</w:t>
-      </w:r>
-    </w:p>
-    <w:p>
-      <w:pPr>
-        <w:spacing w:before="40"/>
-        <w:rPr>
-          <w:color w:val="333333"/>
-        </w:rPr>
-      </w:pPr>
-      <w:r>
-        <w:t xml:space="preserve">    </w:t>
-      </w:r>
-      <w:proofErr w:type="gramStart"/>
-      <w:r>
-        <w:t>2.6  좌우</w:t>
-      </w:r>
-      <w:proofErr w:type="gramEnd"/>
-      <w:r>
-        <w:t xml:space="preserve"> 응시를 통한 단어 만들기</w:t>
+      <w:r>
+        <w:t>2.6  좌우 응시를 통한 단어 만들기</w:t>
       </w:r>
     </w:p>
     <w:p>
@@ -551,9 +380,98 @@
           <w:sz w:val="24"/>
           <w:szCs w:val="24"/>
         </w:rPr>
-        <w:t xml:space="preserve">3.  </w:t>
-      </w:r>
-      <w:proofErr w:type="spellStart"/>
+        <w:t>3.  코드워드 시스템</w:t>
+      </w:r>
+    </w:p>
+    <w:p>
+      <w:pPr>
+        <w:spacing w:before="40"/>
+      </w:pPr>
+      <w:r>
+        <w:rPr>
+          <w:color w:val="333333"/>
+        </w:rPr>
+        <w:t xml:space="preserve">    3.1  Zone 개요</w:t>
+      </w:r>
+    </w:p>
+    <w:p>
+      <w:pPr>
+        <w:spacing w:before="40"/>
+      </w:pPr>
+      <w:r>
+        <w:rPr>
+          <w:color w:val="333333"/>
+        </w:rPr>
+        <w:t xml:space="preserve">    3.2  메인 페이지 — 전체 단어 목록</w:t>
+      </w:r>
+    </w:p>
+    <w:p>
+      <w:pPr>
+        <w:spacing w:before="40"/>
+      </w:pPr>
+      <w:r>
+        <w:rPr>
+          <w:color w:val="333333"/>
+        </w:rPr>
+        <w:t xml:space="preserve">    3.3  카테고리 페이지</w:t>
+      </w:r>
+    </w:p>
+    <w:p>
+      <w:pPr>
+        <w:spacing w:before="40"/>
+      </w:pPr>
+      <w:r>
+        <w:rPr>
+          <w:color w:val="666666"/>
+          <w:sz w:val="20"/>
+          <w:szCs w:val="20"/>
+        </w:rPr>
+        <w:t xml:space="preserve">        통증 페이지</w:t>
+      </w:r>
+    </w:p>
+    <w:p>
+      <w:pPr>
+        <w:spacing w:before="40"/>
+      </w:pPr>
+      <w:r>
+        <w:rPr>
+          <w:color w:val="666666"/>
+          <w:sz w:val="20"/>
+          <w:szCs w:val="20"/>
+        </w:rPr>
+        <w:t xml:space="preserve">        행동 페이지</w:t>
+      </w:r>
+    </w:p>
+    <w:p>
+      <w:pPr>
+        <w:spacing w:before="40"/>
+      </w:pPr>
+      <w:r>
+        <w:rPr>
+          <w:color w:val="666666"/>
+          <w:sz w:val="20"/>
+          <w:szCs w:val="20"/>
+        </w:rPr>
+        <w:t xml:space="preserve">        환경·상태 페이지</w:t>
+      </w:r>
+    </w:p>
+    <w:p>
+      <w:pPr>
+        <w:spacing w:before="40"/>
+      </w:pPr>
+      <w:r>
+        <w:rPr>
+          <w:color w:val="666666"/>
+          <w:sz w:val="20"/>
+          <w:szCs w:val="20"/>
+        </w:rPr>
+        <w:t xml:space="preserve">        감정 페이지</w:t>
+      </w:r>
+    </w:p>
+    <w:p>
+      <w:pPr>
+        <w:spacing w:before="120"/>
+      </w:pPr>
       <w:r>
         <w:rPr>
           <w:b/>
@@ -562,9 +480,35 @@
           <w:sz w:val="24"/>
           <w:szCs w:val="24"/>
         </w:rPr>
-        <w:t>코드워드</w:t>
-      </w:r>
-      <w:proofErr w:type="spellEnd"/>
+        <w:t>4.  Zone 3 자동 단축키</w:t>
+      </w:r>
+    </w:p>
+    <w:p>
+      <w:pPr>
+        <w:spacing w:before="40"/>
+      </w:pPr>
+      <w:r>
+        <w:rPr>
+          <w:color w:val="333333"/>
+        </w:rPr>
+        <w:t xml:space="preserve">    4.1  빈도 추적 작동 방식</w:t>
+      </w:r>
+    </w:p>
+    <w:p>
+      <w:pPr>
+        <w:spacing w:before="40"/>
+      </w:pPr>
+      <w:r>
+        <w:rPr>
+          <w:color w:val="333333"/>
+        </w:rPr>
+        <w:t xml:space="preserve">    4.2  빈도 확인 및 초기화</w:t>
+      </w:r>
+    </w:p>
+    <w:p>
+      <w:pPr>
+        <w:spacing w:before="120"/>
+      </w:pPr>
       <w:r>
         <w:rPr>
           <w:b/>
@@ -573,7 +517,7 @@
           <w:sz w:val="24"/>
           <w:szCs w:val="24"/>
         </w:rPr>
-        <w:t xml:space="preserve"> 시스템</w:t>
+        <w:t>5.  설정 화면</w:t>
       </w:r>
     </w:p>
     <w:p>
@@ -584,123 +528,30 @@
         <w:rPr>
           <w:color w:val="333333"/>
         </w:rPr>
-        <w:t xml:space="preserve">    </w:t>
-      </w:r>
-      <w:proofErr w:type="gramStart"/>
+        <w:t xml:space="preserve">    5.1  단어 목록 탐색</w:t>
+      </w:r>
+    </w:p>
+    <w:p>
+      <w:pPr>
+        <w:spacing w:before="40"/>
+      </w:pPr>
       <w:r>
         <w:rPr>
           <w:color w:val="333333"/>
         </w:rPr>
-        <w:t>3.1  Zone</w:t>
-      </w:r>
-      <w:proofErr w:type="gramEnd"/>
+        <w:t xml:space="preserve">    5.2  단어 편집</w:t>
+      </w:r>
+    </w:p>
+    <w:p>
+      <w:pPr>
+        <w:spacing w:before="40"/>
+      </w:pPr>
       <w:r>
         <w:rPr>
           <w:color w:val="333333"/>
         </w:rPr>
-        <w:t xml:space="preserve"> 개요</w:t>
-      </w:r>
-    </w:p>
-    <w:p>
-      <w:pPr>
-        <w:spacing w:before="40"/>
-      </w:pPr>
-      <w:r>
-        <w:rPr>
-          <w:color w:val="333333"/>
-        </w:rPr>
-        <w:t xml:space="preserve">    </w:t>
-      </w:r>
-      <w:proofErr w:type="gramStart"/>
-      <w:r>
-        <w:rPr>
-          <w:color w:val="333333"/>
-        </w:rPr>
-        <w:t>3.2  메인</w:t>
-      </w:r>
-      <w:proofErr w:type="gramEnd"/>
-      <w:r>
-        <w:rPr>
-          <w:color w:val="333333"/>
-        </w:rPr>
-        <w:t xml:space="preserve"> 페이지 — 전체 단어 목록</w:t>
-      </w:r>
-    </w:p>
-    <w:p>
-      <w:pPr>
-        <w:spacing w:before="40"/>
-      </w:pPr>
-      <w:r>
-        <w:rPr>
-          <w:color w:val="333333"/>
-        </w:rPr>
-        <w:t xml:space="preserve">    </w:t>
-      </w:r>
-      <w:proofErr w:type="gramStart"/>
-      <w:r>
-        <w:rPr>
-          <w:color w:val="333333"/>
-        </w:rPr>
-        <w:t>3.3  카테고리</w:t>
-      </w:r>
-      <w:proofErr w:type="gramEnd"/>
-      <w:r>
-        <w:rPr>
-          <w:color w:val="333333"/>
-        </w:rPr>
-        <w:t xml:space="preserve"> 페이지</w:t>
-      </w:r>
-    </w:p>
-    <w:p>
-      <w:pPr>
-        <w:spacing w:before="40"/>
-      </w:pPr>
-      <w:r>
-        <w:rPr>
-          <w:color w:val="666666"/>
-          <w:sz w:val="20"/>
-          <w:szCs w:val="20"/>
-        </w:rPr>
-        <w:t xml:space="preserve">        통증 페이지</w:t>
-      </w:r>
-    </w:p>
-    <w:p>
-      <w:pPr>
-        <w:spacing w:before="40"/>
-      </w:pPr>
-      <w:r>
-        <w:rPr>
-          <w:color w:val="666666"/>
-          <w:sz w:val="20"/>
-          <w:szCs w:val="20"/>
-        </w:rPr>
-        <w:t xml:space="preserve">        행동 페이지</w:t>
-      </w:r>
-    </w:p>
-    <w:p>
-      <w:pPr>
-        <w:spacing w:before="40"/>
-      </w:pPr>
-      <w:r>
-        <w:rPr>
-          <w:color w:val="666666"/>
-          <w:sz w:val="20"/>
-          <w:szCs w:val="20"/>
-        </w:rPr>
-        <w:t xml:space="preserve">        환경·상태 페이지</w:t>
-      </w:r>
-    </w:p>
-    <w:p>
-      <w:pPr>
-        <w:spacing w:before="40"/>
-      </w:pPr>
-      <w:r>
-        <w:rPr>
-          <w:color w:val="666666"/>
-          <w:sz w:val="20"/>
-          <w:szCs w:val="20"/>
-        </w:rPr>
-        <w:t xml:space="preserve">        감정 페이지</w:t>
+        <w:lastRenderedPageBreak/>
+        <w:t xml:space="preserve">    5.3  편집할 수 없는 항목</w:t>
       </w:r>
     </w:p>
     <w:p>
@@ -715,7 +566,7 @@
           <w:sz w:val="24"/>
           <w:szCs w:val="24"/>
         </w:rPr>
-        <w:t>4.  Zone 3 자동 단축키</w:t>
+        <w:t>6.  화면 구성</w:t>
       </w:r>
     </w:p>
     <w:p>
@@ -726,21 +577,29 @@
         <w:rPr>
           <w:color w:val="333333"/>
         </w:rPr>
-        <w:t xml:space="preserve">    </w:t>
-      </w:r>
-      <w:proofErr w:type="gramStart"/>
+        <w:t xml:space="preserve">    6.1  Galaxy Phone — 가로 모드</w:t>
+      </w:r>
+    </w:p>
+    <w:p>
+      <w:pPr>
+        <w:spacing w:before="40"/>
+      </w:pPr>
       <w:r>
         <w:rPr>
           <w:color w:val="333333"/>
         </w:rPr>
-        <w:t>4.1  빈도</w:t>
-      </w:r>
-      <w:proofErr w:type="gramEnd"/>
+        <w:t xml:space="preserve">    6.2  Galaxy Phone — 세로 모드</w:t>
+      </w:r>
+    </w:p>
+    <w:p>
+      <w:pPr>
+        <w:spacing w:before="40"/>
+      </w:pPr>
       <w:r>
         <w:rPr>
           <w:color w:val="333333"/>
         </w:rPr>
-        <w:t xml:space="preserve"> 추적 작동 방식</w:t>
+        <w:t xml:space="preserve">    6.3  Galaxy Tab — 가로 모드</w:t>
       </w:r>
     </w:p>
     <w:p>
@@ -751,21 +610,7 @@
         <w:rPr>
           <w:color w:val="333333"/>
         </w:rPr>
-        <w:t xml:space="preserve">    </w:t>
-      </w:r>
-      <w:proofErr w:type="gramStart"/>
-      <w:r>
-        <w:rPr>
-          <w:color w:val="333333"/>
-        </w:rPr>
-        <w:t>4.2  빈도</w:t>
-      </w:r>
-      <w:proofErr w:type="gramEnd"/>
-      <w:r>
-        <w:rPr>
-          <w:color w:val="333333"/>
-        </w:rPr>
-        <w:t xml:space="preserve"> 확인 및 초기화</w:t>
+        <w:t xml:space="preserve">    6.4  Galaxy Tab — 세로 모드</w:t>
       </w:r>
     </w:p>
     <w:p>
@@ -780,7 +625,7 @@
           <w:sz w:val="24"/>
           <w:szCs w:val="24"/>
         </w:rPr>
-        <w:t>5.  설정 화면</w:t>
+        <w:t>7.  단계별 사용 예시</w:t>
       </w:r>
     </w:p>
     <w:p>
@@ -791,21 +636,29 @@
         <w:rPr>
           <w:color w:val="333333"/>
         </w:rPr>
-        <w:t xml:space="preserve">    </w:t>
-      </w:r>
-      <w:proofErr w:type="gramStart"/>
+        <w:t xml:space="preserve">    7.1  "숨막혀" 선택 (긴급)</w:t>
+      </w:r>
+    </w:p>
+    <w:p>
+      <w:pPr>
+        <w:spacing w:before="40"/>
+      </w:pPr>
       <w:r>
         <w:rPr>
           <w:color w:val="333333"/>
         </w:rPr>
-        <w:t>5.1  단어</w:t>
-      </w:r>
-      <w:proofErr w:type="gramEnd"/>
+        <w:t xml:space="preserve">    7.2  통증 페이지에서 "머리 아파" 선택</w:t>
+      </w:r>
+    </w:p>
+    <w:p>
+      <w:pPr>
+        <w:spacing w:before="40"/>
+      </w:pPr>
       <w:r>
         <w:rPr>
           <w:color w:val="333333"/>
         </w:rPr>
-        <w:t xml:space="preserve"> 목록 탐색</w:t>
+        <w:t xml:space="preserve">    7.3  카테고리 페이지에서 메인으로 돌아가기</w:t>
       </w:r>
     </w:p>
     <w:p>
@@ -816,47 +669,7 @@
         <w:rPr>
           <w:color w:val="333333"/>
         </w:rPr>
-        <w:t xml:space="preserve">    </w:t>
-      </w:r>
-      <w:proofErr w:type="gramStart"/>
-      <w:r>
-        <w:rPr>
-          <w:color w:val="333333"/>
-        </w:rPr>
-        <w:t>5.2  단어</w:t>
-      </w:r>
-      <w:proofErr w:type="gramEnd"/>
-      <w:r>
-        <w:rPr>
-          <w:color w:val="333333"/>
-        </w:rPr>
-        <w:t xml:space="preserve"> 편집</w:t>
-      </w:r>
-    </w:p>
-    <w:p>
-      <w:pPr>
-        <w:spacing w:before="40"/>
-      </w:pPr>
-      <w:r>
-        <w:rPr>
-          <w:color w:val="333333"/>
-        </w:rPr>
-        <w:lastRenderedPageBreak/>
-        <w:t xml:space="preserve">    </w:t>
-      </w:r>
-      <w:proofErr w:type="gramStart"/>
-      <w:r>
-        <w:rPr>
-          <w:color w:val="333333"/>
-        </w:rPr>
-        <w:t>5.3  편집할</w:t>
-      </w:r>
-      <w:proofErr w:type="gramEnd"/>
-      <w:r>
-        <w:rPr>
-          <w:color w:val="333333"/>
-        </w:rPr>
-        <w:t xml:space="preserve"> 수 없는 항목</w:t>
+        <w:t xml:space="preserve">    7.4  "고마워" 선택</w:t>
       </w:r>
     </w:p>
     <w:p>
@@ -871,7 +684,7 @@
           <w:sz w:val="24"/>
           <w:szCs w:val="24"/>
         </w:rPr>
-        <w:t>6.  화면 구성</w:t>
+        <w:t>8.  사용 팁 및 권장 사항</w:t>
       </w:r>
     </w:p>
     <w:p>
@@ -882,21 +695,29 @@
         <w:rPr>
           <w:color w:val="333333"/>
         </w:rPr>
-        <w:t xml:space="preserve">    </w:t>
-      </w:r>
-      <w:proofErr w:type="gramStart"/>
+        <w:t xml:space="preserve">    8.1  카메라 위치</w:t>
+      </w:r>
+    </w:p>
+    <w:p>
+      <w:pPr>
+        <w:spacing w:before="40"/>
+      </w:pPr>
       <w:r>
         <w:rPr>
           <w:color w:val="333333"/>
         </w:rPr>
-        <w:t>6.1  Galaxy</w:t>
-      </w:r>
-      <w:proofErr w:type="gramEnd"/>
+        <w:t xml:space="preserve">    8.2  신규 사용자 훈련</w:t>
+      </w:r>
+    </w:p>
+    <w:p>
+      <w:pPr>
+        <w:spacing w:before="40"/>
+      </w:pPr>
       <w:r>
         <w:rPr>
           <w:color w:val="333333"/>
         </w:rPr>
-        <w:t xml:space="preserve"> Phone — 가로 모드</w:t>
+        <w:t xml:space="preserve">    8.3  Zone 3 최적화</w:t>
       </w:r>
     </w:p>
     <w:p>
@@ -907,71 +728,18 @@
         <w:rPr>
           <w:color w:val="333333"/>
         </w:rPr>
-        <w:t xml:space="preserve">    </w:t>
-      </w:r>
-      <w:proofErr w:type="gramStart"/>
+        <w:t xml:space="preserve">    8.4  사용자 정의 단어 추가</w:t>
+      </w:r>
+    </w:p>
+    <w:p>
+      <w:pPr>
+        <w:spacing w:before="40"/>
+      </w:pPr>
       <w:r>
         <w:rPr>
           <w:color w:val="333333"/>
         </w:rPr>
-        <w:t>6.2  Galaxy</w:t>
-      </w:r>
-      <w:proofErr w:type="gramEnd"/>
-      <w:r>
-        <w:rPr>
-          <w:color w:val="333333"/>
-        </w:rPr>
-        <w:t xml:space="preserve"> Phone — 세로 모드</w:t>
-      </w:r>
-    </w:p>
-    <w:p>
-      <w:pPr>
-        <w:spacing w:before="40"/>
-      </w:pPr>
-      <w:r>
-        <w:rPr>
-          <w:color w:val="333333"/>
-        </w:rPr>
-        <w:t xml:space="preserve">    </w:t>
-      </w:r>
-      <w:proofErr w:type="gramStart"/>
-      <w:r>
-        <w:rPr>
-          <w:color w:val="333333"/>
-        </w:rPr>
-        <w:t>6.3  Galaxy</w:t>
-      </w:r>
-      <w:proofErr w:type="gramEnd"/>
-      <w:r>
-        <w:rPr>
-          <w:color w:val="333333"/>
-        </w:rPr>
-        <w:t xml:space="preserve"> Tab — 가로 모드</w:t>
-      </w:r>
-    </w:p>
-    <w:p>
-      <w:pPr>
-        <w:spacing w:before="40"/>
-      </w:pPr>
-      <w:r>
-        <w:rPr>
-          <w:color w:val="333333"/>
-        </w:rPr>
-        <w:t xml:space="preserve">    </w:t>
-      </w:r>
-      <w:proofErr w:type="gramStart"/>
-      <w:r>
-        <w:rPr>
-          <w:color w:val="333333"/>
-        </w:rPr>
-        <w:t>6.4  Galaxy</w:t>
-      </w:r>
-      <w:proofErr w:type="gramEnd"/>
-      <w:r>
-        <w:rPr>
-          <w:color w:val="333333"/>
-        </w:rPr>
-        <w:t xml:space="preserve"> Tab — 세로 모드</w:t>
+        <w:t xml:space="preserve">    8.5  시선 감도</w:t>
       </w:r>
     </w:p>
     <w:p>
@@ -986,107 +754,7 @@
           <w:sz w:val="24"/>
           <w:szCs w:val="24"/>
         </w:rPr>
-        <w:t>7.  단계별 사용 예시</w:t>
-      </w:r>
-    </w:p>
-    <w:p>
-      <w:pPr>
-        <w:spacing w:before="40"/>
-      </w:pPr>
-      <w:r>
-        <w:rPr>
-          <w:color w:val="333333"/>
-        </w:rPr>
-        <w:t xml:space="preserve">    </w:t>
-      </w:r>
-      <w:proofErr w:type="gramStart"/>
-      <w:r>
-        <w:rPr>
-          <w:color w:val="333333"/>
-        </w:rPr>
-        <w:t>7.1  "</w:t>
-      </w:r>
-      <w:proofErr w:type="gramEnd"/>
-      <w:r>
-        <w:rPr>
-          <w:color w:val="333333"/>
-        </w:rPr>
-        <w:t>숨막혀" 선택 (긴급)</w:t>
-      </w:r>
-    </w:p>
-    <w:p>
-      <w:pPr>
-        <w:spacing w:before="40"/>
-      </w:pPr>
-      <w:r>
-        <w:rPr>
-          <w:color w:val="333333"/>
-        </w:rPr>
-        <w:t xml:space="preserve">    </w:t>
-      </w:r>
-      <w:proofErr w:type="gramStart"/>
-      <w:r>
-        <w:rPr>
-          <w:color w:val="333333"/>
-        </w:rPr>
-        <w:t>7.2  통증</w:t>
-      </w:r>
-      <w:proofErr w:type="gramEnd"/>
-      <w:r>
-        <w:rPr>
-          <w:color w:val="333333"/>
-        </w:rPr>
-        <w:t xml:space="preserve"> 페이지에서 "머리 아파" 선택</w:t>
-      </w:r>
-    </w:p>
-    <w:p>
-      <w:pPr>
-        <w:spacing w:before="40"/>
-      </w:pPr>
-      <w:r>
-        <w:rPr>
-          <w:color w:val="333333"/>
-        </w:rPr>
-        <w:t xml:space="preserve">    </w:t>
-      </w:r>
-      <w:proofErr w:type="gramStart"/>
-      <w:r>
-        <w:rPr>
-          <w:color w:val="333333"/>
-        </w:rPr>
-        <w:t>7.3  카테고리</w:t>
-      </w:r>
-      <w:proofErr w:type="gramEnd"/>
-      <w:r>
-        <w:rPr>
-          <w:color w:val="333333"/>
-        </w:rPr>
-        <w:t xml:space="preserve"> 페이지에서 메인으로 돌아가기</w:t>
-      </w:r>
-    </w:p>
-    <w:p>
-      <w:pPr>
-        <w:spacing w:before="40"/>
-      </w:pPr>
-      <w:r>
-        <w:rPr>
-          <w:color w:val="333333"/>
-        </w:rPr>
-        <w:t xml:space="preserve">    </w:t>
-      </w:r>
-      <w:proofErr w:type="gramStart"/>
-      <w:r>
-        <w:rPr>
-          <w:color w:val="333333"/>
-        </w:rPr>
-        <w:t>7.4  "</w:t>
-      </w:r>
-      <w:proofErr w:type="gramEnd"/>
-      <w:r>
-        <w:rPr>
-          <w:color w:val="333333"/>
-        </w:rPr>
-        <w:t>고마워" 선택</w:t>
+        <w:t>9.  문제 해결</w:t>
       </w:r>
     </w:p>
     <w:p>
@@ -1101,161 +769,6 @@
           <w:sz w:val="24"/>
           <w:szCs w:val="24"/>
         </w:rPr>
-        <w:t>8.  사용 팁 및 권장 사항</w:t>
-      </w:r>
-    </w:p>
-    <w:p>
-      <w:pPr>
-        <w:spacing w:before="40"/>
-      </w:pPr>
-      <w:r>
-        <w:rPr>
-          <w:color w:val="333333"/>
-        </w:rPr>
-        <w:t xml:space="preserve">    </w:t>
-      </w:r>
-      <w:proofErr w:type="gramStart"/>
-      <w:r>
-        <w:rPr>
-          <w:color w:val="333333"/>
-        </w:rPr>
-        <w:t>8.1  카메라</w:t>
-      </w:r>
-      <w:proofErr w:type="gramEnd"/>
-      <w:r>
-        <w:rPr>
-          <w:color w:val="333333"/>
-        </w:rPr>
-        <w:t xml:space="preserve"> 위치</w:t>
-      </w:r>
-    </w:p>
-    <w:p>
-      <w:pPr>
-        <w:spacing w:before="40"/>
-      </w:pPr>
-      <w:r>
-        <w:rPr>
-          <w:color w:val="333333"/>
-        </w:rPr>
-        <w:t xml:space="preserve">    </w:t>
-      </w:r>
-      <w:proofErr w:type="gramStart"/>
-      <w:r>
-        <w:rPr>
-          <w:color w:val="333333"/>
-        </w:rPr>
-        <w:t>8.2  신규</w:t>
-      </w:r>
-      <w:proofErr w:type="gramEnd"/>
-      <w:r>
-        <w:rPr>
-          <w:color w:val="333333"/>
-        </w:rPr>
-        <w:t xml:space="preserve"> 사용자 훈련</w:t>
-      </w:r>
-    </w:p>
-    <w:p>
-      <w:pPr>
-        <w:spacing w:before="40"/>
-      </w:pPr>
-      <w:r>
-        <w:rPr>
-          <w:color w:val="333333"/>
-        </w:rPr>
-        <w:t xml:space="preserve">    </w:t>
-      </w:r>
-      <w:proofErr w:type="gramStart"/>
-      <w:r>
-        <w:rPr>
-          <w:color w:val="333333"/>
-        </w:rPr>
-        <w:t>8.3  Zone</w:t>
-      </w:r>
-      <w:proofErr w:type="gramEnd"/>
-      <w:r>
-        <w:rPr>
-          <w:color w:val="333333"/>
-        </w:rPr>
-        <w:t xml:space="preserve"> 3 최적화</w:t>
-      </w:r>
-    </w:p>
-    <w:p>
-      <w:pPr>
-        <w:spacing w:before="40"/>
-      </w:pPr>
-      <w:r>
-        <w:rPr>
-          <w:color w:val="333333"/>
-        </w:rPr>
-        <w:t xml:space="preserve">    </w:t>
-      </w:r>
-      <w:proofErr w:type="gramStart"/>
-      <w:r>
-        <w:rPr>
-          <w:color w:val="333333"/>
-        </w:rPr>
-        <w:t>8.4  사용자</w:t>
-      </w:r>
-      <w:proofErr w:type="gramEnd"/>
-      <w:r>
-        <w:rPr>
-          <w:color w:val="333333"/>
-        </w:rPr>
-        <w:t xml:space="preserve"> 정의 단어 추가</w:t>
-      </w:r>
-    </w:p>
-    <w:p>
-      <w:pPr>
-        <w:spacing w:before="40"/>
-      </w:pPr>
-      <w:r>
-        <w:rPr>
-          <w:color w:val="333333"/>
-        </w:rPr>
-        <w:t xml:space="preserve">    </w:t>
-      </w:r>
-      <w:proofErr w:type="gramStart"/>
-      <w:r>
-        <w:rPr>
-          <w:color w:val="333333"/>
-        </w:rPr>
-        <w:t>8.5  시선</w:t>
-      </w:r>
-      <w:proofErr w:type="gramEnd"/>
-      <w:r>
-        <w:rPr>
-          <w:color w:val="333333"/>
-        </w:rPr>
-        <w:t xml:space="preserve"> 감도</w:t>
-      </w:r>
-    </w:p>
-    <w:p>
-      <w:pPr>
-        <w:spacing w:before="120"/>
-      </w:pPr>
-      <w:r>
-        <w:rPr>
-          <w:b/>
-          <w:bCs/>
-          <w:color w:val="2E4057"/>
-          <w:sz w:val="24"/>
-          <w:szCs w:val="24"/>
-        </w:rPr>
-        <w:t>9.  문제 해결</w:t>
-      </w:r>
-    </w:p>
-    <w:p>
-      <w:pPr>
-        <w:spacing w:before="120"/>
-      </w:pPr>
-      <w:r>
-        <w:rPr>
-          <w:b/>
-          <w:bCs/>
-          <w:color w:val="2E4057"/>
-          <w:sz w:val="24"/>
-          <w:szCs w:val="24"/>
-        </w:rPr>
         <w:t>10. 안전 고지사항</w:t>
       </w:r>
     </w:p>
@@ -1266,7 +779,7 @@
     </w:p>
     <w:p>
       <w:pPr>
-        <w:pStyle w:val="1"/>
+        <w:pStyle w:val="Heading1"/>
       </w:pPr>
       <w:r>
         <w:lastRenderedPageBreak/>
@@ -1279,31 +792,7 @@
         <w:jc w:val="both"/>
       </w:pPr>
       <w:r>
-        <w:t>이 앱은 말하거나 움직일 수 없는 ALS(</w:t>
-      </w:r>
-      <w:proofErr w:type="spellStart"/>
-      <w:r>
-        <w:t>루게릭병</w:t>
-      </w:r>
-      <w:proofErr w:type="spellEnd"/>
-      <w:r>
-        <w:t xml:space="preserve">) 환자가 시선 움직임만으로 </w:t>
-      </w:r>
-      <w:proofErr w:type="spellStart"/>
-      <w:r>
-        <w:t>의사소통할</w:t>
-      </w:r>
-      <w:proofErr w:type="spellEnd"/>
-      <w:r>
-        <w:t xml:space="preserve"> 수 있도록 </w:t>
-      </w:r>
-      <w:proofErr w:type="spellStart"/>
-      <w:r>
-        <w:t>돕습니다</w:t>
-      </w:r>
-      <w:proofErr w:type="spellEnd"/>
-      <w:r>
-        <w:t xml:space="preserve">. </w:t>
+        <w:t xml:space="preserve">이 앱은 말하거나 움직일 수 없는 ALS(루게릭병) 환자가 시선 움직임만으로 의사소통할 수 있도록 돕습니다. </w:t>
       </w:r>
       <w:r>
         <w:rPr>
@@ -1330,186 +819,101 @@
         <w:t>또는 태블릿(</w:t>
       </w:r>
       <w:r>
-        <w:t>Galaxy Tablet</w:t>
-      </w:r>
-      <w:proofErr w:type="gramStart"/>
-      <w:r>
-        <w:t>)</w:t>
+        <w:t>Galaxy Tablet)</w:t>
       </w:r>
       <w:r>
         <w:rPr>
           <w:rFonts w:hint="eastAsia"/>
         </w:rPr>
-        <w:t xml:space="preserve"> 을</w:t>
-      </w:r>
-      <w:proofErr w:type="gramEnd"/>
+        <w:t xml:space="preserve"> 을 이용해서 </w:t>
+      </w:r>
+      <w:r>
+        <w:t>전면 카메라 — 별도 하드웨어 불필요 — 가 좌우 시선을 감지하여 이진 코드워드</w:t>
+      </w:r>
       <w:r>
         <w:rPr>
           <w:rFonts w:hint="eastAsia"/>
         </w:rPr>
-        <w:t xml:space="preserve"> 이용해서 </w:t>
-      </w:r>
-      <w:r>
-        <w:t xml:space="preserve">전면 카메라 — 별도 하드웨어 불필요 — 가 좌우 시선을 감지하여 이진 </w:t>
-      </w:r>
-      <w:proofErr w:type="spellStart"/>
-      <w:r>
-        <w:t>코드워드</w:t>
-      </w:r>
-      <w:proofErr w:type="spellEnd"/>
+        <w:t xml:space="preserve"> </w:t>
+      </w:r>
+      <w:r>
+        <w:t>(</w:t>
+      </w:r>
       <w:r>
         <w:rPr>
           <w:rFonts w:hint="eastAsia"/>
         </w:rPr>
+        <w:t>예:</w:t>
+      </w:r>
+      <w:r>
+        <w:t xml:space="preserve"> 01) </w:t>
+      </w:r>
+      <w:r>
+        <w:t xml:space="preserve">를 구성하고, </w:t>
+      </w:r>
+      <w:r>
+        <w:rPr>
+          <w:rFonts w:hint="eastAsia"/>
+        </w:rPr>
+        <w:t>구성된 코드워드에 해당하는</w:t>
+      </w:r>
+      <w:r>
+        <w:t xml:space="preserve"> 단어</w:t>
+      </w:r>
+      <w:r>
+        <w:rPr>
+          <w:rFonts w:hint="eastAsia"/>
+        </w:rPr>
+        <w:t>(예:</w:t>
+      </w:r>
+      <w:r>
         <w:t xml:space="preserve"> </w:t>
       </w:r>
       <w:r>
-        <w:t>(</w:t>
-      </w:r>
-      <w:r>
         <w:rPr>
           <w:rFonts w:hint="eastAsia"/>
         </w:rPr>
-        <w:t>예:</w:t>
-      </w:r>
-      <w:r>
-        <w:t xml:space="preserve"> 01) </w:t>
-      </w:r>
-      <w:r>
-        <w:t xml:space="preserve">를 구성하고, </w:t>
+        <w:t>아니오)</w:t>
       </w:r>
       <w:r>
         <w:rPr>
           <w:rFonts w:hint="eastAsia"/>
         </w:rPr>
-        <w:t xml:space="preserve">구성된 </w:t>
-      </w:r>
-      <w:proofErr w:type="spellStart"/>
+        <w:t>나</w:t>
+      </w:r>
+      <w:r>
+        <w:t xml:space="preserve"> 문구</w:t>
+      </w:r>
       <w:r>
         <w:rPr>
           <w:rFonts w:hint="eastAsia"/>
         </w:rPr>
-        <w:t>코드워드에</w:t>
-      </w:r>
-      <w:proofErr w:type="spellEnd"/>
+        <w:t>를 찾아 스피커를 통해 음성으로 변환하여 출력합니다</w:t>
+      </w:r>
+      <w:r>
+        <w:t>.</w:t>
+      </w:r>
+      <w:r>
+        <w:t xml:space="preserve"> </w:t>
+      </w:r>
       <w:r>
         <w:rPr>
           <w:rFonts w:hint="eastAsia"/>
         </w:rPr>
-        <w:t xml:space="preserve"> 해당하는</w:t>
-      </w:r>
-      <w:r>
-        <w:t xml:space="preserve"> 단어</w:t>
-      </w:r>
-      <w:r>
-        <w:rPr>
-          <w:rFonts w:hint="eastAsia"/>
-        </w:rPr>
-        <w:t>(예:</w:t>
-      </w:r>
-      <w:r>
-        <w:t xml:space="preserve"> </w:t>
-      </w:r>
-      <w:proofErr w:type="spellStart"/>
-      <w:r>
-        <w:rPr>
-          <w:rFonts w:hint="eastAsia"/>
-        </w:rPr>
-        <w:t>아니오</w:t>
-      </w:r>
-      <w:proofErr w:type="spellEnd"/>
-      <w:r>
-        <w:rPr>
-          <w:rFonts w:hint="eastAsia"/>
-        </w:rPr>
-        <w:t>)</w:t>
-      </w:r>
-      <w:r>
-        <w:rPr>
-          <w:rFonts w:hint="eastAsia"/>
-        </w:rPr>
-        <w:t>나</w:t>
-      </w:r>
-      <w:r>
-        <w:t xml:space="preserve"> 문구</w:t>
-      </w:r>
-      <w:r>
-        <w:rPr>
-          <w:rFonts w:hint="eastAsia"/>
-        </w:rPr>
-        <w:t>를 찾아 스피커를 통해 음성으로 변환하여 출력합니다</w:t>
-      </w:r>
-      <w:r>
-        <w:t>.</w:t>
-      </w:r>
-      <w:r>
-        <w:t xml:space="preserve"> </w:t>
-      </w:r>
-      <w:r>
-        <w:rPr>
-          <w:rFonts w:hint="eastAsia"/>
-        </w:rPr>
-        <w:t xml:space="preserve">이는 기존의 환자들을 위한 의사소통 기기가 시선추적을 카메라를 통해 </w:t>
-      </w:r>
-      <w:proofErr w:type="spellStart"/>
-      <w:r>
-        <w:rPr>
-          <w:rFonts w:hint="eastAsia"/>
-        </w:rPr>
-        <w:t>가상키보드의</w:t>
-      </w:r>
-      <w:proofErr w:type="spellEnd"/>
-      <w:r>
-        <w:rPr>
-          <w:rFonts w:hint="eastAsia"/>
-        </w:rPr>
-        <w:t xml:space="preserve"> 알파벳을 조합하여 단어를 </w:t>
-      </w:r>
-      <w:proofErr w:type="spellStart"/>
-      <w:r>
-        <w:rPr>
-          <w:rFonts w:hint="eastAsia"/>
-        </w:rPr>
-        <w:t>조합하던것에</w:t>
-      </w:r>
-      <w:proofErr w:type="spellEnd"/>
-      <w:r>
-        <w:rPr>
-          <w:rFonts w:hint="eastAsia"/>
-        </w:rPr>
-        <w:t xml:space="preserve"> 비해 환자들이 사용하는 주요 단어만을 선택하여 적은 횟수의 시선 움직임만을 통해 피로감 없이 의사 소통을 </w:t>
-      </w:r>
-      <w:proofErr w:type="spellStart"/>
-      <w:r>
-        <w:rPr>
-          <w:rFonts w:hint="eastAsia"/>
-        </w:rPr>
-        <w:t>할수</w:t>
-      </w:r>
-      <w:proofErr w:type="spellEnd"/>
-      <w:r>
-        <w:rPr>
-          <w:rFonts w:hint="eastAsia"/>
-        </w:rPr>
-        <w:t xml:space="preserve"> 있도록 디자인된 도구입니다. </w:t>
-      </w:r>
-    </w:p>
-    <w:p>
-      <w:pPr>
-        <w:pStyle w:val="2"/>
-      </w:pPr>
-      <w:proofErr w:type="gramStart"/>
-      <w:r>
-        <w:t>1.1  주요</w:t>
-      </w:r>
-      <w:proofErr w:type="gramEnd"/>
-      <w:r>
-        <w:t xml:space="preserve"> 기능</w:t>
-      </w:r>
-    </w:p>
-    <w:p>
-      <w:pPr>
-        <w:pStyle w:val="a4"/>
+        <w:t xml:space="preserve">이는 기존의 환자들을 위한 의사소통 기기가 시선추적을 카메라를 통해 가상키보드의 알파벳을 조합하여 단어를 조합하던것에 비해 환자들이 사용하는 주요 단어만을 선택하여 적은 횟수의 시선 움직임만을 통해 피로감 없이 의사 소통을 할수 있도록 디자인된 도구입니다. </w:t>
+      </w:r>
+    </w:p>
+    <w:p>
+      <w:pPr>
+        <w:pStyle w:val="Heading2"/>
+      </w:pPr>
+      <w:r>
+        <w:t>1.1  주요 기능</w:t>
+      </w:r>
+    </w:p>
+    <w:p>
+      <w:pPr>
+        <w:pStyle w:val="ListParagraph"/>
         <w:numPr>
           <w:ilvl w:val="0"/>
           <w:numId w:val="2"/>
@@ -1522,7 +926,7 @@
     </w:p>
     <w:p>
       <w:pPr>
-        <w:pStyle w:val="a4"/>
+        <w:pStyle w:val="ListParagraph"/>
         <w:numPr>
           <w:ilvl w:val="0"/>
           <w:numId w:val="2"/>
@@ -1535,7 +939,7 @@
     </w:p>
     <w:p>
       <w:pPr>
-        <w:pStyle w:val="a4"/>
+        <w:pStyle w:val="ListParagraph"/>
         <w:numPr>
           <w:ilvl w:val="0"/>
           <w:numId w:val="2"/>
@@ -1548,7 +952,7 @@
     </w:p>
     <w:p>
       <w:pPr>
-        <w:pStyle w:val="a4"/>
+        <w:pStyle w:val="ListParagraph"/>
         <w:numPr>
           <w:ilvl w:val="0"/>
           <w:numId w:val="2"/>
@@ -1561,7 +965,7 @@
     </w:p>
     <w:p>
       <w:pPr>
-        <w:pStyle w:val="a4"/>
+        <w:pStyle w:val="ListParagraph"/>
         <w:numPr>
           <w:ilvl w:val="0"/>
           <w:numId w:val="2"/>
@@ -1574,7 +978,7 @@
     </w:p>
     <w:p>
       <w:pPr>
-        <w:pStyle w:val="a4"/>
+        <w:pStyle w:val="ListParagraph"/>
         <w:numPr>
           <w:ilvl w:val="0"/>
           <w:numId w:val="2"/>
@@ -1587,7 +991,7 @@
     </w:p>
     <w:p>
       <w:pPr>
-        <w:pStyle w:val="a4"/>
+        <w:pStyle w:val="ListParagraph"/>
         <w:numPr>
           <w:ilvl w:val="0"/>
           <w:numId w:val="2"/>
@@ -1600,7 +1004,7 @@
     </w:p>
     <w:p>
       <w:pPr>
-        <w:pStyle w:val="a4"/>
+        <w:pStyle w:val="ListParagraph"/>
         <w:numPr>
           <w:ilvl w:val="0"/>
           <w:numId w:val="2"/>
@@ -1613,33 +1017,23 @@
     </w:p>
     <w:p>
       <w:pPr>
-        <w:pStyle w:val="a4"/>
+        <w:pStyle w:val="ListParagraph"/>
         <w:numPr>
           <w:ilvl w:val="0"/>
           <w:numId w:val="2"/>
         </w:numPr>
         <w:spacing w:before="40" w:after="40"/>
       </w:pPr>
-      <w:proofErr w:type="gramStart"/>
-      <w:r>
-        <w:t>한국어 /</w:t>
-      </w:r>
-      <w:proofErr w:type="gramEnd"/>
-      <w:r>
-        <w:t xml:space="preserve"> 영어 이중 언어 지원</w:t>
-      </w:r>
-    </w:p>
-    <w:p>
-      <w:pPr>
-        <w:pStyle w:val="2"/>
-      </w:pPr>
-      <w:proofErr w:type="gramStart"/>
-      <w:r>
-        <w:t>1.2  작동</w:t>
-      </w:r>
-      <w:proofErr w:type="gramEnd"/>
-      <w:r>
-        <w:t xml:space="preserve"> 원리 — </w:t>
+      <w:r>
+        <w:t>한국어 / 영어 이중 언어 지원</w:t>
+      </w:r>
+    </w:p>
+    <w:p>
+      <w:pPr>
+        <w:pStyle w:val="Heading2"/>
+      </w:pPr>
+      <w:r>
+        <w:t xml:space="preserve">1.2  작동 원리 — </w:t>
       </w:r>
       <w:r>
         <w:rPr>
@@ -2050,7 +1444,6 @@
               </w:rPr>
               <w:t>“</w:t>
             </w:r>
-            <w:proofErr w:type="spellStart"/>
             <w:r>
               <w:rPr>
                 <w:rFonts w:hint="eastAsia"/>
@@ -2059,7 +1452,6 @@
               </w:rPr>
               <w:t>썩션</w:t>
             </w:r>
-            <w:proofErr w:type="spellEnd"/>
             <w:r>
               <w:rPr>
                 <w:sz w:val="20"/>
@@ -2158,7 +1550,7 @@
     </w:tbl>
     <w:p>
       <w:pPr>
-        <w:pStyle w:val="2"/>
+        <w:pStyle w:val="Heading2"/>
       </w:pPr>
       <w:r>
         <w:lastRenderedPageBreak/>
@@ -2173,7 +1565,7 @@
     </w:p>
     <w:p>
       <w:pPr>
-        <w:pStyle w:val="2"/>
+        <w:pStyle w:val="Heading2"/>
         <w:rPr>
           <w:rFonts w:eastAsiaTheme="minorEastAsia"/>
           <w:b w:val="0"/>
@@ -2209,27 +1601,7 @@
           <w:sz w:val="22"/>
           <w:szCs w:val="22"/>
         </w:rPr>
-        <w:t xml:space="preserve">”라는 단어에 대한 </w:t>
-      </w:r>
-      <w:proofErr w:type="spellStart"/>
-      <w:r>
-        <w:rPr>
-          <w:b w:val="0"/>
-          <w:bCs w:val="0"/>
-          <w:sz w:val="22"/>
-          <w:szCs w:val="22"/>
-        </w:rPr>
-        <w:t>코드워드는</w:t>
-      </w:r>
-      <w:proofErr w:type="spellEnd"/>
-      <w:r>
-        <w:rPr>
-          <w:b w:val="0"/>
-          <w:bCs w:val="0"/>
-          <w:sz w:val="22"/>
-          <w:szCs w:val="22"/>
-        </w:rPr>
-        <w:t xml:space="preserve"> 011 (왼쪽–오른쪽–오른쪽)이다.</w:t>
+        <w:t>”라는 단어에 대한 코드워드는 011 (왼쪽–오른쪽–오른쪽)이다.</w:t>
       </w:r>
       <w:r>
         <w:rPr>
@@ -2361,7 +1733,6 @@
         </w:rPr>
         <w:t xml:space="preserve"> </w:t>
       </w:r>
-      <w:proofErr w:type="spellStart"/>
       <w:r>
         <w:rPr>
           <w:rFonts w:hint="eastAsia"/>
@@ -2372,7 +1743,6 @@
         </w:rPr>
         <w:t>코드워드를</w:t>
       </w:r>
-      <w:proofErr w:type="spellEnd"/>
       <w:r>
         <w:rPr>
           <w:b w:val="0"/>
@@ -2385,7 +1755,7 @@
     </w:p>
     <w:tbl>
       <w:tblPr>
-        <w:tblStyle w:val="a8"/>
+        <w:tblStyle w:val="TableGrid"/>
         <w:tblW w:w="0" w:type="auto"/>
         <w:tblBorders>
           <w:top w:val="none" w:sz="0" w:space="0" w:color="auto"/>
@@ -2410,7 +1780,7 @@
           </w:tcPr>
           <w:p>
             <w:pPr>
-              <w:pStyle w:val="2"/>
+              <w:pStyle w:val="Heading2"/>
               <w:outlineLvl w:val="1"/>
               <w:rPr>
                 <w:b w:val="0"/>
@@ -2428,7 +1798,7 @@
                 <w:szCs w:val="22"/>
               </w:rPr>
               <w:drawing>
-                <wp:inline distT="0" distB="0" distL="0" distR="0" wp14:anchorId="6DA17D75" wp14:editId="6756DB00">
+                <wp:inline distT="0" distB="0" distL="0" distR="0" wp14:anchorId="0CA82259" wp14:editId="293A7498">
                   <wp:extent cx="1314450" cy="1371600"/>
                   <wp:effectExtent l="0" t="0" r="0" b="0"/>
                   <wp:docPr id="2" name="Picture 2"/>
@@ -2477,7 +1847,7 @@
           </w:tcPr>
           <w:p>
             <w:pPr>
-              <w:pStyle w:val="2"/>
+              <w:pStyle w:val="Heading2"/>
               <w:outlineLvl w:val="1"/>
               <w:rPr>
                 <w:b w:val="0"/>
@@ -2495,7 +1865,7 @@
                 <w:szCs w:val="22"/>
               </w:rPr>
               <w:drawing>
-                <wp:inline distT="0" distB="0" distL="0" distR="0" wp14:anchorId="0A1C859D" wp14:editId="033EA01F">
+                <wp:inline distT="0" distB="0" distL="0" distR="0" wp14:anchorId="4297B0E7" wp14:editId="506A64E9">
                   <wp:extent cx="1304872" cy="1352550"/>
                   <wp:effectExtent l="0" t="0" r="0" b="0"/>
                   <wp:docPr id="1" name="Picture 1"/>
@@ -2544,7 +1914,7 @@
           </w:tcPr>
           <w:p>
             <w:pPr>
-              <w:pStyle w:val="2"/>
+              <w:pStyle w:val="Heading2"/>
               <w:outlineLvl w:val="1"/>
               <w:rPr>
                 <w:b w:val="0"/>
@@ -2562,7 +1932,7 @@
                 <w:szCs w:val="22"/>
               </w:rPr>
               <w:drawing>
-                <wp:inline distT="0" distB="0" distL="0" distR="0" wp14:anchorId="14916EB3" wp14:editId="2A508DAA">
+                <wp:inline distT="0" distB="0" distL="0" distR="0" wp14:anchorId="1CAE1411" wp14:editId="5D448659">
                   <wp:extent cx="1314062" cy="1362075"/>
                   <wp:effectExtent l="0" t="0" r="635" b="0"/>
                   <wp:docPr id="5" name="Picture 5"/>
@@ -2611,7 +1981,7 @@
           </w:tcPr>
           <w:p>
             <w:pPr>
-              <w:pStyle w:val="2"/>
+              <w:pStyle w:val="Heading2"/>
               <w:outlineLvl w:val="1"/>
               <w:rPr>
                 <w:b w:val="0"/>
@@ -2630,7 +2000,7 @@
                 <w:szCs w:val="22"/>
               </w:rPr>
               <w:drawing>
-                <wp:inline distT="0" distB="0" distL="0" distR="0" wp14:anchorId="6F578BEB" wp14:editId="0C9FBC6C">
+                <wp:inline distT="0" distB="0" distL="0" distR="0" wp14:anchorId="28E2EAB0" wp14:editId="24521A10">
                   <wp:extent cx="1337958" cy="1371600"/>
                   <wp:effectExtent l="0" t="0" r="0" b="0"/>
                   <wp:docPr id="4" name="Picture 4"/>
@@ -2681,7 +2051,7 @@
           </w:tcPr>
           <w:p>
             <w:pPr>
-              <w:pStyle w:val="2"/>
+              <w:pStyle w:val="Heading2"/>
               <w:jc w:val="center"/>
               <w:outlineLvl w:val="1"/>
               <w:rPr>
@@ -2742,7 +2112,7 @@
           </w:tcPr>
           <w:p>
             <w:pPr>
-              <w:pStyle w:val="2"/>
+              <w:pStyle w:val="Heading2"/>
               <w:jc w:val="center"/>
               <w:outlineLvl w:val="1"/>
               <w:rPr>
@@ -2803,7 +2173,7 @@
           </w:tcPr>
           <w:p>
             <w:pPr>
-              <w:pStyle w:val="2"/>
+              <w:pStyle w:val="Heading2"/>
               <w:jc w:val="center"/>
               <w:outlineLvl w:val="1"/>
               <w:rPr>
@@ -2864,7 +2234,7 @@
           </w:tcPr>
           <w:p>
             <w:pPr>
-              <w:pStyle w:val="2"/>
+              <w:pStyle w:val="Heading2"/>
               <w:jc w:val="center"/>
               <w:outlineLvl w:val="1"/>
               <w:rPr>
@@ -2911,7 +2281,7 @@
           </w:p>
           <w:p>
             <w:pPr>
-              <w:pStyle w:val="2"/>
+              <w:pStyle w:val="Heading2"/>
               <w:jc w:val="center"/>
               <w:outlineLvl w:val="1"/>
               <w:rPr>
@@ -2951,7 +2321,7 @@
     </w:tbl>
     <w:p>
       <w:pPr>
-        <w:pStyle w:val="2"/>
+        <w:pStyle w:val="Heading2"/>
       </w:pPr>
       <w:r>
         <w:rPr>
@@ -3023,33 +2393,11 @@
         <w:rPr>
           <w:rFonts w:hint="eastAsia"/>
         </w:rPr>
-        <w:t xml:space="preserve"> 막지 않도록 하지만 환자의 눈 움직임을 잘 </w:t>
-      </w:r>
-      <w:proofErr w:type="spellStart"/>
-      <w:r>
-        <w:rPr>
-          <w:rFonts w:hint="eastAsia"/>
-        </w:rPr>
-        <w:t>인식할수</w:t>
-      </w:r>
-      <w:proofErr w:type="spellEnd"/>
-      <w:r>
-        <w:rPr>
-          <w:rFonts w:hint="eastAsia"/>
-        </w:rPr>
-        <w:t xml:space="preserve"> </w:t>
-      </w:r>
-      <w:proofErr w:type="gramStart"/>
-      <w:r>
-        <w:rPr>
-          <w:rFonts w:hint="eastAsia"/>
-        </w:rPr>
-        <w:t xml:space="preserve">있게 </w:t>
+        <w:t xml:space="preserve"> 막지 않도록 하지만 환자의 눈 움직임을 잘 인식할수 있게 </w:t>
       </w:r>
       <w:r>
         <w:t xml:space="preserve"> phone</w:t>
       </w:r>
-      <w:proofErr w:type="gramEnd"/>
       <w:r>
         <w:rPr>
           <w:rFonts w:hint="eastAsia"/>
@@ -3086,25 +2434,7 @@
           <w:b/>
           <w:bCs/>
         </w:rPr>
-        <w:t xml:space="preserve">환자 사용전에 보호자가 직접 사용해 </w:t>
-      </w:r>
-      <w:proofErr w:type="spellStart"/>
-      <w:r>
-        <w:rPr>
-          <w:rFonts w:hint="eastAsia"/>
-          <w:b/>
-          <w:bCs/>
-        </w:rPr>
-        <w:t>보는것을</w:t>
-      </w:r>
-      <w:proofErr w:type="spellEnd"/>
-      <w:r>
-        <w:rPr>
-          <w:rFonts w:hint="eastAsia"/>
-          <w:b/>
-          <w:bCs/>
-        </w:rPr>
-        <w:t xml:space="preserve"> 권장합니다.</w:t>
+        <w:t>환자 사용전에 보호자가 직접 사용해 보는것을 권장합니다.</w:t>
       </w:r>
     </w:p>
     <w:p>
@@ -3130,7 +2460,7 @@
           <w:noProof/>
         </w:rPr>
         <w:drawing>
-          <wp:inline distT="0" distB="0" distL="0" distR="0" wp14:anchorId="670C2D0F" wp14:editId="592990A2">
+          <wp:inline distT="0" distB="0" distL="0" distR="0" wp14:anchorId="7CBE8D28" wp14:editId="353A4453">
             <wp:extent cx="3300413" cy="2200275"/>
             <wp:effectExtent l="0" t="0" r="0" b="0"/>
             <wp:docPr id="24" name="Picture 24"/>
@@ -3174,20 +2504,39 @@
     </w:p>
     <w:p>
       <w:pPr>
-        <w:pStyle w:val="a9"/>
+        <w:pStyle w:val="Caption"/>
         <w:jc w:val="center"/>
       </w:pPr>
       <w:r>
         <w:t xml:space="preserve">그림 </w:t>
       </w:r>
-      <w:fldSimple w:instr=" SEQ 그림 \* ARABIC ">
-        <w:r>
-          <w:rPr>
-            <w:noProof/>
-          </w:rPr>
-          <w:t>1</w:t>
-        </w:r>
-      </w:fldSimple>
+      <w:r>
+        <w:fldChar w:fldCharType="begin"/>
+      </w:r>
+      <w:r>
+        <w:instrText xml:space="preserve"> SEQ </w:instrText>
+      </w:r>
+      <w:r>
+        <w:instrText>그림</w:instrText>
+      </w:r>
+      <w:r>
+        <w:instrText xml:space="preserve"> \* ARABIC </w:instrText>
+      </w:r>
+      <w:r>
+        <w:fldChar w:fldCharType="separate"/>
+      </w:r>
+      <w:r>
+        <w:rPr>
+          <w:noProof/>
+        </w:rPr>
+        <w:t>1</w:t>
+      </w:r>
+      <w:r>
+        <w:rPr>
+          <w:noProof/>
+        </w:rPr>
+        <w:fldChar w:fldCharType="end"/>
+      </w:r>
       <w:r>
         <w:t xml:space="preserve"> </w:t>
       </w:r>
@@ -3212,7 +2561,7 @@
     </w:p>
     <w:p>
       <w:pPr>
-        <w:pStyle w:val="1"/>
+        <w:pStyle w:val="Heading1"/>
       </w:pPr>
       <w:r>
         <w:lastRenderedPageBreak/>
@@ -3221,20 +2570,15 @@
     </w:p>
     <w:p>
       <w:pPr>
-        <w:pStyle w:val="2"/>
-      </w:pPr>
-      <w:proofErr w:type="gramStart"/>
-      <w:r>
-        <w:t>2.1  기기</w:t>
-      </w:r>
-      <w:proofErr w:type="gramEnd"/>
-      <w:r>
-        <w:t xml:space="preserve"> 설정</w:t>
-      </w:r>
-    </w:p>
-    <w:p>
-      <w:pPr>
-        <w:pStyle w:val="a4"/>
+        <w:pStyle w:val="Heading2"/>
+      </w:pPr>
+      <w:r>
+        <w:t>2.1  기기 설정</w:t>
+      </w:r>
+    </w:p>
+    <w:p>
+      <w:pPr>
+        <w:pStyle w:val="ListParagraph"/>
         <w:numPr>
           <w:ilvl w:val="0"/>
           <w:numId w:val="2"/>
@@ -3247,7 +2591,7 @@
     </w:p>
     <w:p>
       <w:pPr>
-        <w:pStyle w:val="a4"/>
+        <w:pStyle w:val="ListParagraph"/>
         <w:numPr>
           <w:ilvl w:val="0"/>
           <w:numId w:val="2"/>
@@ -3260,7 +2604,7 @@
     </w:p>
     <w:p>
       <w:pPr>
-        <w:pStyle w:val="a4"/>
+        <w:pStyle w:val="ListParagraph"/>
         <w:numPr>
           <w:ilvl w:val="0"/>
           <w:numId w:val="2"/>
@@ -3273,7 +2617,7 @@
     </w:p>
     <w:p>
       <w:pPr>
-        <w:pStyle w:val="a4"/>
+        <w:pStyle w:val="ListParagraph"/>
         <w:numPr>
           <w:ilvl w:val="0"/>
           <w:numId w:val="2"/>
@@ -3286,7 +2630,7 @@
     </w:p>
     <w:p>
       <w:pPr>
-        <w:pStyle w:val="a4"/>
+        <w:pStyle w:val="ListParagraph"/>
         <w:numPr>
           <w:ilvl w:val="0"/>
           <w:numId w:val="2"/>
@@ -3319,15 +2663,10 @@
     </w:p>
     <w:p>
       <w:pPr>
-        <w:pStyle w:val="2"/>
-      </w:pPr>
-      <w:proofErr w:type="gramStart"/>
-      <w:r>
-        <w:t>2.2  기기</w:t>
-      </w:r>
-      <w:proofErr w:type="gramEnd"/>
-      <w:r>
-        <w:t xml:space="preserve"> 종류 선택</w:t>
+        <w:pStyle w:val="Heading2"/>
+      </w:pPr>
+      <w:r>
+        <w:t>2.2  기기 종류 선택</w:t>
       </w:r>
     </w:p>
     <w:p>
@@ -3644,31 +2983,14 @@
                 <w:sz w:val="20"/>
                 <w:szCs w:val="20"/>
               </w:rPr>
-              <w:t xml:space="preserve">세로 </w:t>
-            </w:r>
-            <w:proofErr w:type="gramStart"/>
-            <w:r>
-              <w:rPr>
-                <w:rFonts w:hint="eastAsia"/>
-                <w:sz w:val="20"/>
-                <w:szCs w:val="20"/>
-              </w:rPr>
-              <w:t xml:space="preserve">모드 </w:t>
-            </w:r>
-            <w:r>
-              <w:rPr>
-                <w:sz w:val="20"/>
-                <w:szCs w:val="20"/>
-              </w:rPr>
-              <w:t>:</w:t>
-            </w:r>
-            <w:proofErr w:type="gramEnd"/>
-            <w:r>
-              <w:rPr>
-                <w:sz w:val="20"/>
-                <w:szCs w:val="20"/>
-              </w:rPr>
-              <w:t xml:space="preserve"> </w:t>
+              <w:t xml:space="preserve">세로 모드 </w:t>
+            </w:r>
+            <w:r>
+              <w:rPr>
+                <w:sz w:val="20"/>
+                <w:szCs w:val="20"/>
+              </w:rPr>
+              <w:t xml:space="preserve">: </w:t>
             </w:r>
             <w:r>
               <w:rPr>
@@ -3711,31 +3033,14 @@
                 <w:sz w:val="20"/>
                 <w:szCs w:val="20"/>
               </w:rPr>
-              <w:t xml:space="preserve">가로 </w:t>
-            </w:r>
-            <w:proofErr w:type="gramStart"/>
-            <w:r>
-              <w:rPr>
-                <w:rFonts w:hint="eastAsia"/>
-                <w:sz w:val="20"/>
-                <w:szCs w:val="20"/>
-              </w:rPr>
-              <w:t xml:space="preserve">모드 </w:t>
-            </w:r>
-            <w:r>
-              <w:rPr>
-                <w:sz w:val="20"/>
-                <w:szCs w:val="20"/>
-              </w:rPr>
-              <w:t>:</w:t>
-            </w:r>
-            <w:proofErr w:type="gramEnd"/>
-            <w:r>
-              <w:rPr>
-                <w:sz w:val="20"/>
-                <w:szCs w:val="20"/>
-              </w:rPr>
-              <w:t xml:space="preserve"> </w:t>
+              <w:t xml:space="preserve">가로 모드 </w:t>
+            </w:r>
+            <w:r>
+              <w:rPr>
+                <w:sz w:val="20"/>
+                <w:szCs w:val="20"/>
+              </w:rPr>
+              <w:t xml:space="preserve">: </w:t>
             </w:r>
             <w:r>
               <w:rPr>
@@ -3784,15 +3089,10 @@
     </w:p>
     <w:p>
       <w:pPr>
-        <w:pStyle w:val="2"/>
-      </w:pPr>
-      <w:proofErr w:type="gramStart"/>
-      <w:r>
-        <w:t>2.3  첫</w:t>
-      </w:r>
-      <w:proofErr w:type="gramEnd"/>
-      <w:r>
-        <w:t xml:space="preserve"> 실행 — 고지사항</w:t>
+        <w:pStyle w:val="Heading2"/>
+      </w:pPr>
+      <w:r>
+        <w:t>2.3  첫 실행 — 고지사항</w:t>
       </w:r>
     </w:p>
     <w:p>
@@ -3835,7 +3135,7 @@
         <mc:AlternateContent>
           <mc:Choice Requires="wps">
             <w:drawing>
-              <wp:anchor distT="0" distB="0" distL="114300" distR="114300" simplePos="0" relativeHeight="251661312" behindDoc="0" locked="0" layoutInCell="1" allowOverlap="1" wp14:anchorId="2A9E7E2E" wp14:editId="1D5B70B2">
+              <wp:anchor distT="0" distB="0" distL="114300" distR="114300" simplePos="0" relativeHeight="251661312" behindDoc="0" locked="0" layoutInCell="1" allowOverlap="1" wp14:anchorId="175BE352" wp14:editId="3B2C78FC">
                 <wp:simplePos x="0" y="0"/>
                 <wp:positionH relativeFrom="column">
                   <wp:posOffset>2962275</wp:posOffset>
@@ -3895,7 +3195,7 @@
               </wp:anchor>
             </w:drawing>
           </mc:Choice>
-          <mc:Fallback xmlns:w16cex="http://schemas.microsoft.com/office/word/2018/wordml/cex" xmlns:w16="http://schemas.microsoft.com/office/word/2018/wordml" xmlns:w16sdtdh="http://schemas.microsoft.com/office/word/2020/wordml/sdtdatahash">
+          <mc:Fallback>
             <w:pict>
               <v:roundrect w14:anchorId="6E4D0DCE" id="Rectangle: Rounded Corners 11" o:spid="_x0000_s1026" style="position:absolute;left:0;text-align:left;margin-left:233.25pt;margin-top:253.95pt;width:69pt;height:30pt;z-index:251661312;visibility:visible;mso-wrap-style:square;mso-wrap-distance-left:9pt;mso-wrap-distance-top:0;mso-wrap-distance-right:9pt;mso-wrap-distance-bottom:0;mso-position-horizontal:absolute;mso-position-horizontal-relative:text;mso-position-vertical:absolute;mso-position-vertical-relative:text;v-text-anchor:middle" arcsize="10923f" o:gfxdata="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" filled="f" strokecolor="red" strokeweight="2.25pt">
                 <v:stroke joinstyle="miter"/>
@@ -3909,7 +3209,7 @@
           <w:noProof/>
         </w:rPr>
         <w:drawing>
-          <wp:inline distT="0" distB="0" distL="0" distR="0" wp14:anchorId="57FF292A" wp14:editId="72DB1B8D">
+          <wp:inline distT="0" distB="0" distL="0" distR="0" wp14:anchorId="342A3E3A" wp14:editId="53A21960">
             <wp:extent cx="2097127" cy="4543425"/>
             <wp:effectExtent l="0" t="0" r="0" b="0"/>
             <wp:docPr id="7" name="Picture 7"/>
@@ -3953,39 +3253,20 @@
     </w:p>
     <w:p>
       <w:pPr>
-        <w:pStyle w:val="a9"/>
+        <w:pStyle w:val="Caption"/>
         <w:jc w:val="center"/>
       </w:pPr>
       <w:r>
         <w:t xml:space="preserve">그림 </w:t>
       </w:r>
-      <w:r>
-        <w:fldChar w:fldCharType="begin"/>
-      </w:r>
-      <w:r>
-        <w:instrText xml:space="preserve"> SEQ </w:instrText>
-      </w:r>
-      <w:r>
-        <w:instrText>그림</w:instrText>
-      </w:r>
-      <w:r>
-        <w:instrText xml:space="preserve"> \* ARABIC </w:instrText>
-      </w:r>
-      <w:r>
-        <w:fldChar w:fldCharType="separate"/>
-      </w:r>
-      <w:r>
-        <w:rPr>
-          <w:noProof/>
-        </w:rPr>
-        <w:t>2</w:t>
-      </w:r>
-      <w:r>
-        <w:rPr>
-          <w:noProof/>
-        </w:rPr>
-        <w:fldChar w:fldCharType="end"/>
-      </w:r>
+      <w:fldSimple w:instr=" SEQ 그림 \* ARABIC ">
+        <w:r>
+          <w:rPr>
+            <w:noProof/>
+          </w:rPr>
+          <w:t>2</w:t>
+        </w:r>
+      </w:fldSimple>
       <w:r>
         <w:t xml:space="preserve"> </w:t>
       </w:r>
@@ -3998,15 +3279,10 @@
     </w:p>
     <w:p>
       <w:pPr>
-        <w:pStyle w:val="2"/>
-      </w:pPr>
-      <w:proofErr w:type="gramStart"/>
-      <w:r>
-        <w:t>2.4  카메라</w:t>
-      </w:r>
-      <w:proofErr w:type="gramEnd"/>
-      <w:r>
-        <w:t xml:space="preserve"> 시작</w:t>
+        <w:pStyle w:val="Heading2"/>
+      </w:pPr>
+      <w:r>
+        <w:t>2.4  카메라 시작</w:t>
       </w:r>
     </w:p>
     <w:p>
@@ -4029,7 +3305,7 @@
         <mc:AlternateContent>
           <mc:Choice Requires="wps">
             <w:drawing>
-              <wp:anchor distT="0" distB="0" distL="114300" distR="114300" simplePos="0" relativeHeight="251669504" behindDoc="0" locked="0" layoutInCell="1" allowOverlap="1" wp14:anchorId="5ABCF49F" wp14:editId="1E01501B">
+              <wp:anchor distT="0" distB="0" distL="114300" distR="114300" simplePos="0" relativeHeight="251669504" behindDoc="0" locked="0" layoutInCell="1" allowOverlap="1" wp14:anchorId="0CB45DB5" wp14:editId="7E7B9675">
                 <wp:simplePos x="0" y="0"/>
                 <wp:positionH relativeFrom="column">
                   <wp:posOffset>1028700</wp:posOffset>
@@ -4092,7 +3368,7 @@
               </wp:anchor>
             </w:drawing>
           </mc:Choice>
-          <mc:Fallback xmlns:w16cex="http://schemas.microsoft.com/office/word/2018/wordml/cex" xmlns:w16="http://schemas.microsoft.com/office/word/2018/wordml" xmlns:w16sdtdh="http://schemas.microsoft.com/office/word/2020/wordml/sdtdatahash">
+          <mc:Fallback>
             <w:pict>
               <v:roundrect w14:anchorId="6C0EF6CB" id="Rectangle: Rounded Corners 21" o:spid="_x0000_s1026" style="position:absolute;left:0;text-align:left;margin-left:81pt;margin-top:123pt;width:97.5pt;height:22.5pt;z-index:251669504;visibility:visible;mso-wrap-style:square;mso-width-percent:0;mso-wrap-distance-left:9pt;mso-wrap-distance-top:0;mso-wrap-distance-right:9pt;mso-wrap-distance-bottom:0;mso-position-horizontal:absolute;mso-position-horizontal-relative:text;mso-position-vertical:absolute;mso-position-vertical-relative:text;mso-width-percent:0;mso-width-relative:margin;v-text-anchor:middle" arcsize="10923f" o:gfxdata="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" filled="f" strokecolor="red" strokeweight="3pt">
                 <v:stroke joinstyle="miter"/>
@@ -4108,7 +3384,7 @@
         <mc:AlternateContent>
           <mc:Choice Requires="wps">
             <w:drawing>
-              <wp:anchor distT="0" distB="0" distL="114300" distR="114300" simplePos="0" relativeHeight="251673600" behindDoc="0" locked="0" layoutInCell="1" allowOverlap="1" wp14:anchorId="336AD534" wp14:editId="24820AFA">
+              <wp:anchor distT="0" distB="0" distL="114300" distR="114300" simplePos="0" relativeHeight="251673600" behindDoc="0" locked="0" layoutInCell="1" allowOverlap="1" wp14:anchorId="6647FF10" wp14:editId="7310ECB0">
                 <wp:simplePos x="0" y="0"/>
                 <wp:positionH relativeFrom="column">
                   <wp:posOffset>2266950</wp:posOffset>
@@ -4175,7 +3451,7 @@
               </wp:anchor>
             </w:drawing>
           </mc:Choice>
-          <mc:Fallback xmlns:w16cex="http://schemas.microsoft.com/office/word/2018/wordml/cex" xmlns:w16="http://schemas.microsoft.com/office/word/2018/wordml" xmlns:w16sdtdh="http://schemas.microsoft.com/office/word/2020/wordml/sdtdatahash">
+          <mc:Fallback>
             <w:pict>
               <v:roundrect w14:anchorId="0D60AA4E" id="Rectangle: Rounded Corners 23" o:spid="_x0000_s1026" style="position:absolute;left:0;text-align:left;margin-left:178.5pt;margin-top:51.75pt;width:190.5pt;height:13.5pt;z-index:251673600;visibility:visible;mso-wrap-style:square;mso-width-percent:0;mso-height-percent:0;mso-wrap-distance-left:9pt;mso-wrap-distance-top:0;mso-wrap-distance-right:9pt;mso-wrap-distance-bottom:0;mso-position-horizontal:absolute;mso-position-horizontal-relative:text;mso-position-vertical:absolute;mso-position-vertical-relative:text;mso-width-percent:0;mso-height-percent:0;mso-width-relative:margin;mso-height-relative:margin;v-text-anchor:middle" arcsize="10923f" o:gfxdata="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" filled="f" strokecolor="#0070c0" strokeweight="3pt">
                 <v:stroke dashstyle="1 1" joinstyle="miter"/>
@@ -4191,7 +3467,7 @@
         <mc:AlternateContent>
           <mc:Choice Requires="wps">
             <w:drawing>
-              <wp:anchor distT="0" distB="0" distL="114300" distR="114300" simplePos="0" relativeHeight="251671552" behindDoc="0" locked="0" layoutInCell="1" allowOverlap="1" wp14:anchorId="2BEBDF8E" wp14:editId="12EC100C">
+              <wp:anchor distT="0" distB="0" distL="114300" distR="114300" simplePos="0" relativeHeight="251671552" behindDoc="0" locked="0" layoutInCell="1" allowOverlap="1" wp14:anchorId="6B552102" wp14:editId="3BE03A58">
                 <wp:simplePos x="0" y="0"/>
                 <wp:positionH relativeFrom="margin">
                   <wp:posOffset>2219325</wp:posOffset>
@@ -4258,7 +3534,7 @@
               </wp:anchor>
             </w:drawing>
           </mc:Choice>
-          <mc:Fallback xmlns:w16cex="http://schemas.microsoft.com/office/word/2018/wordml/cex" xmlns:w16="http://schemas.microsoft.com/office/word/2018/wordml" xmlns:w16sdtdh="http://schemas.microsoft.com/office/word/2020/wordml/sdtdatahash">
+          <mc:Fallback>
             <w:pict>
               <v:roundrect w14:anchorId="1076417D" id="Rectangle: Rounded Corners 22" o:spid="_x0000_s1026" style="position:absolute;left:0;text-align:left;margin-left:174.75pt;margin-top:81pt;width:192.75pt;height:87pt;z-index:251671552;visibility:visible;mso-wrap-style:square;mso-width-percent:0;mso-height-percent:0;mso-wrap-distance-left:9pt;mso-wrap-distance-top:0;mso-wrap-distance-right:9pt;mso-wrap-distance-bottom:0;mso-position-horizontal:absolute;mso-position-horizontal-relative:margin;mso-position-vertical:absolute;mso-position-vertical-relative:text;mso-width-percent:0;mso-height-percent:0;mso-width-relative:margin;mso-height-relative:margin;v-text-anchor:middle" arcsize="10923f" o:gfxdata="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" filled="f" strokecolor="red" strokeweight="2.25pt">
                 <v:stroke dashstyle="1 1" joinstyle="miter"/>
@@ -4304,7 +3580,7 @@
           <w:noProof/>
         </w:rPr>
         <w:drawing>
-          <wp:inline distT="0" distB="0" distL="0" distR="0" wp14:anchorId="05305E73" wp14:editId="2BA41D32">
+          <wp:inline distT="0" distB="0" distL="0" distR="0" wp14:anchorId="242B1C1C" wp14:editId="24E2255B">
             <wp:extent cx="3857625" cy="1780442"/>
             <wp:effectExtent l="0" t="0" r="0" b="0"/>
             <wp:docPr id="3" name="Picture 3"/>
@@ -4348,20 +3624,39 @@
     </w:p>
     <w:p>
       <w:pPr>
-        <w:pStyle w:val="a9"/>
+        <w:pStyle w:val="Caption"/>
         <w:jc w:val="center"/>
       </w:pPr>
       <w:r>
         <w:t xml:space="preserve">그림 </w:t>
       </w:r>
-      <w:fldSimple w:instr=" SEQ 그림 \* ARABIC ">
-        <w:r>
-          <w:rPr>
-            <w:noProof/>
-          </w:rPr>
-          <w:t>3</w:t>
-        </w:r>
-      </w:fldSimple>
+      <w:r>
+        <w:fldChar w:fldCharType="begin"/>
+      </w:r>
+      <w:r>
+        <w:instrText xml:space="preserve"> SEQ </w:instrText>
+      </w:r>
+      <w:r>
+        <w:instrText>그림</w:instrText>
+      </w:r>
+      <w:r>
+        <w:instrText xml:space="preserve"> \* ARABIC </w:instrText>
+      </w:r>
+      <w:r>
+        <w:fldChar w:fldCharType="separate"/>
+      </w:r>
+      <w:r>
+        <w:rPr>
+          <w:noProof/>
+        </w:rPr>
+        <w:t>3</w:t>
+      </w:r>
+      <w:r>
+        <w:rPr>
+          <w:noProof/>
+        </w:rPr>
+        <w:fldChar w:fldCharType="end"/>
+      </w:r>
       <w:r>
         <w:t xml:space="preserve"> </w:t>
       </w:r>
@@ -4395,7 +3690,7 @@
         <mc:AlternateContent>
           <mc:Choice Requires="wps">
             <w:drawing>
-              <wp:anchor distT="0" distB="0" distL="114300" distR="114300" simplePos="0" relativeHeight="251667456" behindDoc="0" locked="0" layoutInCell="1" allowOverlap="1" wp14:anchorId="5200E293" wp14:editId="07011253">
+              <wp:anchor distT="0" distB="0" distL="114300" distR="114300" simplePos="0" relativeHeight="251667456" behindDoc="0" locked="0" layoutInCell="1" allowOverlap="1" wp14:anchorId="12BFDCF8" wp14:editId="658CBF74">
                 <wp:simplePos x="0" y="0"/>
                 <wp:positionH relativeFrom="column">
                   <wp:posOffset>2000250</wp:posOffset>
@@ -4456,7 +3751,7 @@
               </wp:anchor>
             </w:drawing>
           </mc:Choice>
-          <mc:Fallback xmlns:w16cex="http://schemas.microsoft.com/office/word/2018/wordml/cex" xmlns:w16="http://schemas.microsoft.com/office/word/2018/wordml" xmlns:w16sdtdh="http://schemas.microsoft.com/office/word/2020/wordml/sdtdatahash">
+          <mc:Fallback>
             <w:pict>
               <v:roundrect w14:anchorId="4EB490F7" id="Rectangle: Rounded Corners 20" o:spid="_x0000_s1026" style="position:absolute;left:0;text-align:left;margin-left:157.5pt;margin-top:100.75pt;width:156.55pt;height:14.25pt;z-index:251667456;visibility:visible;mso-wrap-style:square;mso-wrap-distance-left:9pt;mso-wrap-distance-top:0;mso-wrap-distance-right:9pt;mso-wrap-distance-bottom:0;mso-position-horizontal:absolute;mso-position-horizontal-relative:text;mso-position-vertical:absolute;mso-position-vertical-relative:text;v-text-anchor:middle" arcsize="10923f" o:gfxdata="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" filled="f" strokecolor="#0070c0" strokeweight="3pt">
                 <v:stroke dashstyle="1 1" joinstyle="miter"/>
@@ -4472,7 +3767,7 @@
         <mc:AlternateContent>
           <mc:Choice Requires="wps">
             <w:drawing>
-              <wp:anchor distT="0" distB="0" distL="114300" distR="114300" simplePos="0" relativeHeight="251666432" behindDoc="0" locked="0" layoutInCell="1" allowOverlap="1" wp14:anchorId="4F28A35D" wp14:editId="650FFCE0">
+              <wp:anchor distT="0" distB="0" distL="114300" distR="114300" simplePos="0" relativeHeight="251666432" behindDoc="0" locked="0" layoutInCell="1" allowOverlap="1" wp14:anchorId="6399A92B" wp14:editId="18FBC345">
                 <wp:simplePos x="0" y="0"/>
                 <wp:positionH relativeFrom="margin">
                   <wp:align>center</wp:align>
@@ -4533,7 +3828,7 @@
               </wp:anchor>
             </w:drawing>
           </mc:Choice>
-          <mc:Fallback xmlns:w16cex="http://schemas.microsoft.com/office/word/2018/wordml/cex" xmlns:w16="http://schemas.microsoft.com/office/word/2018/wordml" xmlns:w16sdtdh="http://schemas.microsoft.com/office/word/2020/wordml/sdtdatahash">
+          <mc:Fallback>
             <w:pict>
               <v:roundrect w14:anchorId="7FCE1654" id="Rectangle: Rounded Corners 19" o:spid="_x0000_s1026" style="position:absolute;left:0;text-align:left;margin-left:0;margin-top:130.75pt;width:168.75pt;height:185.25pt;z-index:251666432;visibility:visible;mso-wrap-style:square;mso-wrap-distance-left:9pt;mso-wrap-distance-top:0;mso-wrap-distance-right:9pt;mso-wrap-distance-bottom:0;mso-position-horizontal:center;mso-position-horizontal-relative:margin;mso-position-vertical:absolute;mso-position-vertical-relative:text;v-text-anchor:middle" arcsize="10923f" o:gfxdata="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" filled="f" strokecolor="red" strokeweight="2.25pt">
                 <v:stroke dashstyle="1 1" joinstyle="miter"/>
@@ -4550,7 +3845,7 @@
         <mc:AlternateContent>
           <mc:Choice Requires="wps">
             <w:drawing>
-              <wp:anchor distT="0" distB="0" distL="114300" distR="114300" simplePos="0" relativeHeight="251659264" behindDoc="0" locked="0" layoutInCell="1" allowOverlap="1" wp14:anchorId="31651244" wp14:editId="0D7A7BF8">
+              <wp:anchor distT="0" distB="0" distL="114300" distR="114300" simplePos="0" relativeHeight="251659264" behindDoc="0" locked="0" layoutInCell="1" allowOverlap="1" wp14:anchorId="0D7EF015" wp14:editId="59CD0A14">
                 <wp:simplePos x="0" y="0"/>
                 <wp:positionH relativeFrom="column">
                   <wp:posOffset>1885950</wp:posOffset>
@@ -4610,7 +3905,7 @@
               </wp:anchor>
             </w:drawing>
           </mc:Choice>
-          <mc:Fallback xmlns:w16cex="http://schemas.microsoft.com/office/word/2018/wordml/cex" xmlns:w16="http://schemas.microsoft.com/office/word/2018/wordml" xmlns:w16sdtdh="http://schemas.microsoft.com/office/word/2020/wordml/sdtdatahash">
+          <mc:Fallback>
             <w:pict>
               <v:roundrect w14:anchorId="5F1FE739" id="Rectangle: Rounded Corners 9" o:spid="_x0000_s1026" style="position:absolute;left:0;text-align:left;margin-left:148.5pt;margin-top:76pt;width:66.75pt;height:22.5pt;z-index:251659264;visibility:visible;mso-wrap-style:square;mso-wrap-distance-left:9pt;mso-wrap-distance-top:0;mso-wrap-distance-right:9pt;mso-wrap-distance-bottom:0;mso-position-horizontal:absolute;mso-position-horizontal-relative:text;mso-position-vertical:absolute;mso-position-vertical-relative:text;v-text-anchor:middle" arcsize="10923f" o:gfxdata="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" filled="f" strokecolor="red" strokeweight="3pt">
                 <v:stroke joinstyle="miter"/>
@@ -4624,7 +3919,7 @@
           <w:noProof/>
         </w:rPr>
         <w:drawing>
-          <wp:inline distT="0" distB="0" distL="0" distR="0" wp14:anchorId="2EF29497" wp14:editId="2B3B20E0">
+          <wp:inline distT="0" distB="0" distL="0" distR="0" wp14:anchorId="2A0880CD" wp14:editId="234202A7">
             <wp:extent cx="2026783" cy="4391025"/>
             <wp:effectExtent l="0" t="0" r="0" b="0"/>
             <wp:docPr id="8" name="Picture 8"/>
@@ -4668,39 +3963,20 @@
     </w:p>
     <w:p>
       <w:pPr>
-        <w:pStyle w:val="a9"/>
+        <w:pStyle w:val="Caption"/>
         <w:jc w:val="center"/>
       </w:pPr>
       <w:r>
         <w:t xml:space="preserve">그림 </w:t>
       </w:r>
-      <w:r>
-        <w:fldChar w:fldCharType="begin"/>
-      </w:r>
-      <w:r>
-        <w:instrText xml:space="preserve"> SEQ </w:instrText>
-      </w:r>
-      <w:r>
-        <w:instrText>그림</w:instrText>
-      </w:r>
-      <w:r>
-        <w:instrText xml:space="preserve"> \* ARABIC </w:instrText>
-      </w:r>
-      <w:r>
-        <w:fldChar w:fldCharType="separate"/>
-      </w:r>
-      <w:r>
-        <w:rPr>
-          <w:noProof/>
-        </w:rPr>
-        <w:t>4</w:t>
-      </w:r>
-      <w:r>
-        <w:rPr>
-          <w:noProof/>
-        </w:rPr>
-        <w:fldChar w:fldCharType="end"/>
-      </w:r>
+      <w:fldSimple w:instr=" SEQ 그림 \* ARABIC ">
+        <w:r>
+          <w:rPr>
+            <w:noProof/>
+          </w:rPr>
+          <w:t>4</w:t>
+        </w:r>
+      </w:fldSimple>
       <w:r>
         <w:t xml:space="preserve"> </w:t>
       </w:r>
@@ -5035,9 +4311,17 @@
                 <w:sz w:val="20"/>
                 <w:szCs w:val="20"/>
               </w:rPr>
-              <w:t xml:space="preserve">버튼을 </w:t>
-            </w:r>
-            <w:proofErr w:type="spellStart"/>
+              <w:t xml:space="preserve">버튼을 누를수 없는 </w:t>
+            </w:r>
+            <w:r>
+              <w:rPr>
+                <w:b/>
+                <w:bCs/>
+                <w:sz w:val="20"/>
+                <w:szCs w:val="20"/>
+              </w:rPr>
+              <w:t xml:space="preserve">ALS </w:t>
+            </w:r>
             <w:r>
               <w:rPr>
                 <w:rFonts w:hint="eastAsia"/>
@@ -5046,9 +4330,17 @@
                 <w:sz w:val="20"/>
                 <w:szCs w:val="20"/>
               </w:rPr>
-              <w:t>누를수</w:t>
-            </w:r>
-            <w:proofErr w:type="spellEnd"/>
+              <w:t xml:space="preserve">환자의 경우 사용중 </w:t>
+            </w:r>
+            <w:r>
+              <w:rPr>
+                <w:b/>
+                <w:bCs/>
+                <w:sz w:val="20"/>
+                <w:szCs w:val="20"/>
+              </w:rPr>
+              <w:t>눈 감기 5초</w:t>
+            </w:r>
             <w:r>
               <w:rPr>
                 <w:rFonts w:hint="eastAsia"/>
@@ -5057,7 +4349,7 @@
                 <w:sz w:val="20"/>
                 <w:szCs w:val="20"/>
               </w:rPr>
-              <w:t xml:space="preserve"> 없는 </w:t>
+              <w:t xml:space="preserve"> 이상을 하면 일시정지 상태가 되고 이후 다시 눈 감기 </w:t>
             </w:r>
             <w:r>
               <w:rPr>
@@ -5066,7 +4358,7 @@
                 <w:sz w:val="20"/>
                 <w:szCs w:val="20"/>
               </w:rPr>
-              <w:t xml:space="preserve">ALS </w:t>
+              <w:t>5</w:t>
             </w:r>
             <w:r>
               <w:rPr>
@@ -5076,119 +4368,37 @@
                 <w:sz w:val="20"/>
                 <w:szCs w:val="20"/>
               </w:rPr>
-              <w:t xml:space="preserve">환자의 경우 </w:t>
-            </w:r>
-            <w:proofErr w:type="spellStart"/>
-            <w:r>
-              <w:rPr>
-                <w:rFonts w:hint="eastAsia"/>
+              <w:t>초 이상을 하면 시선 추적이 다시 시작 됩니다.</w:t>
+            </w:r>
+          </w:p>
+        </w:tc>
+      </w:tr>
+      <w:tr>
+        <w:tc>
+          <w:tcPr>
+            <w:tcW w:w="0" w:type="auto"/>
+            <w:tcBorders>
+              <w:top w:val="single" w:sz="1" w:space="0" w:color="BBBBBB"/>
+              <w:left w:val="single" w:sz="1" w:space="0" w:color="BBBBBB"/>
+              <w:bottom w:val="single" w:sz="1" w:space="0" w:color="BBBBBB"/>
+              <w:right w:val="single" w:sz="1" w:space="0" w:color="BBBBBB"/>
+            </w:tcBorders>
+            <w:shd w:val="clear" w:color="auto" w:fill="FFCDD2"/>
+            <w:tcMar>
+              <w:top w:w="80" w:type="dxa"/>
+              <w:left w:w="120" w:type="dxa"/>
+              <w:bottom w:w="80" w:type="dxa"/>
+              <w:right w:w="120" w:type="dxa"/>
+            </w:tcMar>
+          </w:tcPr>
+          <w:p>
+            <w:r>
+              <w:rPr>
                 <w:b/>
                 <w:bCs/>
                 <w:sz w:val="20"/>
                 <w:szCs w:val="20"/>
               </w:rPr>
-              <w:t>사용중</w:t>
-            </w:r>
-            <w:proofErr w:type="spellEnd"/>
-            <w:r>
-              <w:rPr>
-                <w:rFonts w:hint="eastAsia"/>
-                <w:b/>
-                <w:bCs/>
-                <w:sz w:val="20"/>
-                <w:szCs w:val="20"/>
-              </w:rPr>
-              <w:t xml:space="preserve"> </w:t>
-            </w:r>
-            <w:r>
-              <w:rPr>
-                <w:b/>
-                <w:bCs/>
-                <w:sz w:val="20"/>
-                <w:szCs w:val="20"/>
-              </w:rPr>
-              <w:t>눈 감기 5초</w:t>
-            </w:r>
-            <w:r>
-              <w:rPr>
-                <w:rFonts w:hint="eastAsia"/>
-                <w:b/>
-                <w:bCs/>
-                <w:sz w:val="20"/>
-                <w:szCs w:val="20"/>
-              </w:rPr>
-              <w:t xml:space="preserve"> 이상을 하면 일시정지 상태가 되고 이후 다시 눈 감기 </w:t>
-            </w:r>
-            <w:r>
-              <w:rPr>
-                <w:b/>
-                <w:bCs/>
-                <w:sz w:val="20"/>
-                <w:szCs w:val="20"/>
-              </w:rPr>
-              <w:t>5</w:t>
-            </w:r>
-            <w:r>
-              <w:rPr>
-                <w:rFonts w:hint="eastAsia"/>
-                <w:b/>
-                <w:bCs/>
-                <w:sz w:val="20"/>
-                <w:szCs w:val="20"/>
-              </w:rPr>
-              <w:t xml:space="preserve">초 이상을 하면 시선 추적이 다시 </w:t>
-            </w:r>
-            <w:proofErr w:type="gramStart"/>
-            <w:r>
-              <w:rPr>
-                <w:rFonts w:hint="eastAsia"/>
-                <w:b/>
-                <w:bCs/>
-                <w:sz w:val="20"/>
-                <w:szCs w:val="20"/>
-              </w:rPr>
-              <w:t>시작 됩니다</w:t>
-            </w:r>
-            <w:proofErr w:type="gramEnd"/>
-            <w:r>
-              <w:rPr>
-                <w:rFonts w:hint="eastAsia"/>
-                <w:b/>
-                <w:bCs/>
-                <w:sz w:val="20"/>
-                <w:szCs w:val="20"/>
-              </w:rPr>
-              <w:t>.</w:t>
-            </w:r>
-          </w:p>
-        </w:tc>
-      </w:tr>
-      <w:tr>
-        <w:tc>
-          <w:tcPr>
-            <w:tcW w:w="0" w:type="auto"/>
-            <w:tcBorders>
-              <w:top w:val="single" w:sz="1" w:space="0" w:color="BBBBBB"/>
-              <w:left w:val="single" w:sz="1" w:space="0" w:color="BBBBBB"/>
-              <w:bottom w:val="single" w:sz="1" w:space="0" w:color="BBBBBB"/>
-              <w:right w:val="single" w:sz="1" w:space="0" w:color="BBBBBB"/>
-            </w:tcBorders>
-            <w:shd w:val="clear" w:color="auto" w:fill="FFCDD2"/>
-            <w:tcMar>
-              <w:top w:w="80" w:type="dxa"/>
-              <w:left w:w="120" w:type="dxa"/>
-              <w:bottom w:w="80" w:type="dxa"/>
-              <w:right w:w="120" w:type="dxa"/>
-            </w:tcMar>
-          </w:tcPr>
-          <w:p>
-            <w:r>
-              <w:rPr>
-                <w:b/>
-                <w:bCs/>
-                <w:sz w:val="20"/>
-                <w:szCs w:val="20"/>
-              </w:rPr>
               <w:t>정지</w:t>
             </w:r>
           </w:p>
@@ -5239,16 +4449,11 @@
     </w:p>
     <w:p>
       <w:pPr>
-        <w:pStyle w:val="2"/>
-      </w:pPr>
-      <w:proofErr w:type="gramStart"/>
+        <w:pStyle w:val="Heading2"/>
+      </w:pPr>
       <w:r>
         <w:lastRenderedPageBreak/>
-        <w:t>2.5  눈</w:t>
-      </w:r>
-      <w:proofErr w:type="gramEnd"/>
-      <w:r>
-        <w:t xml:space="preserve"> 감기로 일시 정지</w:t>
+        <w:t>2.5  눈 감기로 일시 정지</w:t>
       </w:r>
       <w:r>
         <w:rPr>
@@ -5272,9 +4477,8 @@
     </w:p>
     <w:p>
       <w:pPr>
-        <w:pStyle w:val="2"/>
-      </w:pPr>
-      <w:proofErr w:type="gramStart"/>
+        <w:pStyle w:val="Heading2"/>
+      </w:pPr>
       <w:r>
         <w:rPr>
           <w:rFonts w:hint="eastAsia"/>
@@ -5291,34 +4495,27 @@
         <w:rPr>
           <w:rFonts w:hint="eastAsia"/>
         </w:rPr>
-        <w:t>좌우</w:t>
-      </w:r>
-      <w:proofErr w:type="gramEnd"/>
+        <w:t>좌우 응시를 통한 단어 만들기</w:t>
+      </w:r>
       <w:r>
         <w:rPr>
           <w:rFonts w:hint="eastAsia"/>
         </w:rPr>
-        <w:t xml:space="preserve"> 응시를 통한 단어 만들기</w:t>
+        <w:t xml:space="preserve"> </w:t>
+      </w:r>
+      <w:r>
+        <w:t>(</w:t>
       </w:r>
       <w:r>
         <w:rPr>
           <w:rFonts w:hint="eastAsia"/>
         </w:rPr>
-        <w:t xml:space="preserve"> </w:t>
-      </w:r>
-      <w:r>
-        <w:t>(</w:t>
-      </w:r>
-      <w:r>
-        <w:rPr>
-          <w:rFonts w:hint="eastAsia"/>
-        </w:rPr>
         <w:t>중요)</w:t>
       </w:r>
     </w:p>
     <w:p>
       <w:pPr>
-        <w:pStyle w:val="a4"/>
+        <w:pStyle w:val="ListParagraph"/>
         <w:numPr>
           <w:ilvl w:val="0"/>
           <w:numId w:val="4"/>
@@ -5337,109 +4534,39 @@
         <w:rPr>
           <w:rFonts w:hint="eastAsia"/>
         </w:rPr>
-        <w:t xml:space="preserve">환자가 </w:t>
-      </w:r>
-      <w:proofErr w:type="spellStart"/>
+        <w:t xml:space="preserve">환자가 사용할수 있는 단어는 그림2의 점선으로 표시된 메인 창에 쓰여져 있고 환자는 사용할수 있는 단어와 단어에 해당하는 코드워드를 파악합니다. 예를 들면 단어 </w:t>
+      </w:r>
+      <w:r>
+        <w:t>“</w:t>
+      </w:r>
       <w:r>
         <w:rPr>
           <w:rFonts w:hint="eastAsia"/>
         </w:rPr>
-        <w:t>사용할수</w:t>
-      </w:r>
-      <w:proofErr w:type="spellEnd"/>
+        <w:t>숨막혀</w:t>
+      </w:r>
+      <w:r>
+        <w:t>”</w:t>
+      </w:r>
       <w:r>
         <w:rPr>
           <w:rFonts w:hint="eastAsia"/>
         </w:rPr>
-        <w:t xml:space="preserve"> 있는 단어는 그림2의 점선으로 표시된 메인 창에 </w:t>
-      </w:r>
-      <w:proofErr w:type="gramStart"/>
+        <w:t xml:space="preserve">에 해당하는 코드워드는 </w:t>
+      </w:r>
+      <w:r>
+        <w:t xml:space="preserve">“0” </w:t>
+      </w:r>
       <w:r>
         <w:rPr>
           <w:rFonts w:hint="eastAsia"/>
         </w:rPr>
-        <w:t>쓰여져</w:t>
-      </w:r>
-      <w:proofErr w:type="gramEnd"/>
-      <w:r>
-        <w:rPr>
-          <w:rFonts w:hint="eastAsia"/>
-        </w:rPr>
-        <w:t xml:space="preserve"> 있고 환자는 </w:t>
-      </w:r>
-      <w:proofErr w:type="spellStart"/>
-      <w:r>
-        <w:rPr>
-          <w:rFonts w:hint="eastAsia"/>
-        </w:rPr>
-        <w:t>사용할수</w:t>
-      </w:r>
-      <w:proofErr w:type="spellEnd"/>
-      <w:r>
-        <w:rPr>
-          <w:rFonts w:hint="eastAsia"/>
-        </w:rPr>
-        <w:t xml:space="preserve"> 있는 단어와 단어에 해당하는 </w:t>
-      </w:r>
-      <w:proofErr w:type="spellStart"/>
-      <w:r>
-        <w:rPr>
-          <w:rFonts w:hint="eastAsia"/>
-        </w:rPr>
-        <w:t>코드워드를</w:t>
-      </w:r>
-      <w:proofErr w:type="spellEnd"/>
-      <w:r>
-        <w:rPr>
-          <w:rFonts w:hint="eastAsia"/>
-        </w:rPr>
-        <w:t xml:space="preserve"> 파악합니다. 예를 들면 단어 </w:t>
-      </w:r>
-      <w:r>
-        <w:t>“</w:t>
-      </w:r>
-      <w:r>
-        <w:rPr>
-          <w:rFonts w:hint="eastAsia"/>
-        </w:rPr>
-        <w:t>숨막혀</w:t>
-      </w:r>
-      <w:r>
-        <w:t>”</w:t>
-      </w:r>
-      <w:r>
-        <w:rPr>
-          <w:rFonts w:hint="eastAsia"/>
-        </w:rPr>
-        <w:t xml:space="preserve">에 해당하는 </w:t>
-      </w:r>
-      <w:proofErr w:type="spellStart"/>
-      <w:r>
-        <w:rPr>
-          <w:rFonts w:hint="eastAsia"/>
-        </w:rPr>
-        <w:t>코드워드는</w:t>
-      </w:r>
-      <w:proofErr w:type="spellEnd"/>
-      <w:r>
-        <w:rPr>
-          <w:rFonts w:hint="eastAsia"/>
-        </w:rPr>
-        <w:t xml:space="preserve"> </w:t>
-      </w:r>
-      <w:r>
-        <w:t xml:space="preserve">“0” </w:t>
-      </w:r>
-      <w:r>
-        <w:rPr>
-          <w:rFonts w:hint="eastAsia"/>
-        </w:rPr>
         <w:t xml:space="preserve">입니다. </w:t>
       </w:r>
     </w:p>
     <w:p>
       <w:pPr>
-        <w:pStyle w:val="a4"/>
+        <w:pStyle w:val="ListParagraph"/>
         <w:numPr>
           <w:ilvl w:val="0"/>
           <w:numId w:val="4"/>
@@ -5449,95 +4576,57 @@
         <w:rPr>
           <w:rFonts w:hint="eastAsia"/>
         </w:rPr>
-        <w:t xml:space="preserve">단어는 좌우 응시를 통해 단어에 해당하는 </w:t>
-      </w:r>
-      <w:proofErr w:type="spellStart"/>
+        <w:t>단어는 좌우 응시를 통해 단어에 해당하는 코드워드를 만듭니다.</w:t>
+      </w:r>
+      <w:r>
+        <w:t xml:space="preserve"> </w:t>
+      </w:r>
       <w:r>
         <w:rPr>
           <w:rFonts w:hint="eastAsia"/>
         </w:rPr>
-        <w:t>코드워드를</w:t>
-      </w:r>
-      <w:proofErr w:type="spellEnd"/>
+        <w:t>예를 들면</w:t>
+      </w:r>
+      <w:r>
+        <w:t xml:space="preserve"> </w:t>
+      </w:r>
       <w:r>
         <w:rPr>
           <w:rFonts w:hint="eastAsia"/>
         </w:rPr>
-        <w:t xml:space="preserve"> 만듭니다.</w:t>
-      </w:r>
-      <w:r>
-        <w:t xml:space="preserve"> </w:t>
+        <w:t xml:space="preserve">왼쪽과 오른쪽을 순서 대로 한번씩 응시하면 이에 해당하는 코드워드 </w:t>
+      </w:r>
+      <w:r>
+        <w:t xml:space="preserve">“01” </w:t>
       </w:r>
       <w:r>
         <w:rPr>
           <w:rFonts w:hint="eastAsia"/>
         </w:rPr>
-        <w:t>예를 들면</w:t>
-      </w:r>
-      <w:r>
-        <w:t xml:space="preserve"> </w:t>
+        <w:t xml:space="preserve">이 만들어 지고 이는 단어 </w:t>
+      </w:r>
+      <w:r>
+        <w:t>“</w:t>
       </w:r>
       <w:r>
         <w:rPr>
           <w:rFonts w:hint="eastAsia"/>
         </w:rPr>
-        <w:t xml:space="preserve">왼쪽과 오른쪽을 순서 대로 한번씩 응시하면 이에 해당하는 </w:t>
-      </w:r>
-      <w:proofErr w:type="spellStart"/>
+        <w:t>아니오</w:t>
+      </w:r>
+      <w:r>
+        <w:t xml:space="preserve">” </w:t>
+      </w:r>
       <w:r>
         <w:rPr>
           <w:rFonts w:hint="eastAsia"/>
         </w:rPr>
-        <w:t>코드워드</w:t>
-      </w:r>
-      <w:proofErr w:type="spellEnd"/>
-      <w:r>
-        <w:rPr>
-          <w:rFonts w:hint="eastAsia"/>
-        </w:rPr>
-        <w:t xml:space="preserve"> </w:t>
-      </w:r>
-      <w:r>
-        <w:t xml:space="preserve">“01” </w:t>
-      </w:r>
-      <w:r>
-        <w:rPr>
-          <w:rFonts w:hint="eastAsia"/>
-        </w:rPr>
-        <w:t xml:space="preserve">이 만들어 지고 이는 단어 </w:t>
-      </w:r>
-      <w:r>
-        <w:t>“</w:t>
-      </w:r>
-      <w:proofErr w:type="spellStart"/>
-      <w:r>
-        <w:rPr>
-          <w:rFonts w:hint="eastAsia"/>
-        </w:rPr>
-        <w:t>아니오</w:t>
-      </w:r>
-      <w:proofErr w:type="spellEnd"/>
-      <w:proofErr w:type="gramStart"/>
-      <w:r>
-        <w:t xml:space="preserve">” </w:t>
-      </w:r>
-      <w:r>
-        <w:rPr>
-          <w:rFonts w:hint="eastAsia"/>
-        </w:rPr>
-        <w:t>에</w:t>
-      </w:r>
-      <w:proofErr w:type="gramEnd"/>
-      <w:r>
-        <w:rPr>
-          <w:rFonts w:hint="eastAsia"/>
-        </w:rPr>
-        <w:t xml:space="preserve"> 해당합니다.</w:t>
-      </w:r>
-    </w:p>
-    <w:p>
-      <w:pPr>
-        <w:pStyle w:val="a4"/>
+        <w:t>에 해당합니다.</w:t>
+      </w:r>
+    </w:p>
+    <w:p>
+      <w:pPr>
+        <w:pStyle w:val="ListParagraph"/>
         <w:numPr>
           <w:ilvl w:val="0"/>
           <w:numId w:val="4"/>
@@ -5580,79 +4669,33 @@
           <w:b/>
           <w:bCs/>
         </w:rPr>
-        <w:t xml:space="preserve">파란색 점선으로 표시된 영역에 응시를 </w:t>
-      </w:r>
-      <w:proofErr w:type="spellStart"/>
+        <w:t>파란색 점선으로 표시된 영역에 응시를 할때 마다 한</w:t>
+      </w:r>
+      <w:r>
+        <w:rPr>
+          <w:b/>
+          <w:bCs/>
+        </w:rPr>
+        <w:t xml:space="preserve"> </w:t>
+      </w:r>
       <w:r>
         <w:rPr>
           <w:rFonts w:hint="eastAsia"/>
           <w:b/>
           <w:bCs/>
         </w:rPr>
-        <w:t>할때</w:t>
-      </w:r>
-      <w:proofErr w:type="spellEnd"/>
+        <w:t>숫자씩 표시가 되어 현재 만들어 지는 코드워드를 확인 가능</w:t>
+      </w:r>
       <w:r>
         <w:rPr>
           <w:rFonts w:hint="eastAsia"/>
-          <w:b/>
-          <w:bCs/>
-        </w:rPr>
-        <w:t xml:space="preserve"> 마다 한</w:t>
-      </w:r>
-      <w:r>
-        <w:rPr>
-          <w:b/>
-          <w:bCs/>
-        </w:rPr>
-        <w:t xml:space="preserve"> </w:t>
-      </w:r>
-      <w:proofErr w:type="spellStart"/>
-      <w:r>
-        <w:rPr>
-          <w:rFonts w:hint="eastAsia"/>
-          <w:b/>
-          <w:bCs/>
-        </w:rPr>
-        <w:t>숫자씩</w:t>
-      </w:r>
-      <w:proofErr w:type="spellEnd"/>
-      <w:r>
-        <w:rPr>
-          <w:rFonts w:hint="eastAsia"/>
-          <w:b/>
-          <w:bCs/>
-        </w:rPr>
-        <w:t xml:space="preserve"> 표시가 되어 현재 만들어 지는 </w:t>
-      </w:r>
-      <w:proofErr w:type="spellStart"/>
-      <w:r>
-        <w:rPr>
-          <w:rFonts w:hint="eastAsia"/>
-          <w:b/>
-          <w:bCs/>
-        </w:rPr>
-        <w:t>코드워드를</w:t>
-      </w:r>
-      <w:proofErr w:type="spellEnd"/>
-      <w:r>
-        <w:rPr>
-          <w:rFonts w:hint="eastAsia"/>
-          <w:b/>
-          <w:bCs/>
-        </w:rPr>
-        <w:t xml:space="preserve"> 확인 가능</w:t>
-      </w:r>
-      <w:r>
-        <w:rPr>
-          <w:rFonts w:hint="eastAsia"/>
         </w:rPr>
         <w:t>합니다.</w:t>
       </w:r>
     </w:p>
     <w:p>
       <w:pPr>
-        <w:pStyle w:val="a4"/>
+        <w:pStyle w:val="ListParagraph"/>
         <w:numPr>
           <w:ilvl w:val="0"/>
           <w:numId w:val="4"/>
@@ -5671,88 +4714,30 @@
         <w:rPr>
           <w:rFonts w:hint="eastAsia"/>
         </w:rPr>
-        <w:t xml:space="preserve">초 이상 응시하면 </w:t>
-      </w:r>
-      <w:proofErr w:type="spellStart"/>
+        <w:t>초 이상 응시하면 코드워드</w:t>
+      </w:r>
       <w:r>
         <w:rPr>
           <w:rFonts w:hint="eastAsia"/>
         </w:rPr>
-        <w:t>코드워드</w:t>
+        <w:t>가 완성되고 완성된 코드워드가 단어북에 존재 하는</w:t>
+      </w:r>
+      <w:r>
+        <w:t xml:space="preserve"> </w:t>
       </w:r>
       <w:r>
         <w:rPr>
           <w:rFonts w:hint="eastAsia"/>
         </w:rPr>
-        <w:t>가</w:t>
-      </w:r>
-      <w:proofErr w:type="spellEnd"/>
-      <w:r>
-        <w:rPr>
-          <w:rFonts w:hint="eastAsia"/>
-        </w:rPr>
-        <w:t xml:space="preserve"> 완성되고 완성된 </w:t>
-      </w:r>
-      <w:proofErr w:type="spellStart"/>
-      <w:r>
-        <w:rPr>
-          <w:rFonts w:hint="eastAsia"/>
-        </w:rPr>
-        <w:t>코드워드가</w:t>
-      </w:r>
-      <w:proofErr w:type="spellEnd"/>
-      <w:r>
-        <w:rPr>
-          <w:rFonts w:hint="eastAsia"/>
-        </w:rPr>
+        <w:t>코드워드라면 음성으로 읽혀집니다.</w:t>
+      </w:r>
+      <w:r>
         <w:t xml:space="preserve"> </w:t>
       </w:r>
-      <w:proofErr w:type="spellStart"/>
-      <w:r>
-        <w:rPr>
-          <w:rFonts w:hint="eastAsia"/>
-        </w:rPr>
-        <w:t>단어북에</w:t>
-      </w:r>
-      <w:proofErr w:type="spellEnd"/>
-      <w:r>
-        <w:rPr>
-          <w:rFonts w:hint="eastAsia"/>
-        </w:rPr>
-        <w:t xml:space="preserve"> </w:t>
-      </w:r>
-      <w:proofErr w:type="gramStart"/>
-      <w:r>
-        <w:rPr>
-          <w:rFonts w:hint="eastAsia"/>
-        </w:rPr>
-        <w:t>존재 하는</w:t>
-      </w:r>
-      <w:proofErr w:type="gramEnd"/>
-      <w:r>
-        <w:t xml:space="preserve"> </w:t>
-      </w:r>
-      <w:proofErr w:type="spellStart"/>
-      <w:r>
-        <w:rPr>
-          <w:rFonts w:hint="eastAsia"/>
-        </w:rPr>
-        <w:t>코드워드라면</w:t>
-      </w:r>
-      <w:proofErr w:type="spellEnd"/>
-      <w:r>
-        <w:rPr>
-          <w:rFonts w:hint="eastAsia"/>
-        </w:rPr>
-        <w:t xml:space="preserve"> 음성으로 읽혀집니다.</w:t>
-      </w:r>
-      <w:r>
-        <w:t xml:space="preserve"> </w:t>
-      </w:r>
-    </w:p>
-    <w:p>
-      <w:pPr>
-        <w:pStyle w:val="a4"/>
+    </w:p>
+    <w:p>
+      <w:pPr>
+        <w:pStyle w:val="ListParagraph"/>
         <w:numPr>
           <w:ilvl w:val="0"/>
           <w:numId w:val="4"/>
@@ -5762,21 +4747,25 @@
         <w:rPr>
           <w:rFonts w:hint="eastAsia"/>
         </w:rPr>
-        <w:t xml:space="preserve">만일 잘못된 </w:t>
-      </w:r>
-      <w:proofErr w:type="spellStart"/>
+        <w:t xml:space="preserve">만일 잘못된 코드워드가 만들어 지면 그 즉시 </w:t>
+      </w:r>
+      <w:r>
+        <w:t>2</w:t>
+      </w:r>
       <w:r>
         <w:rPr>
           <w:rFonts w:hint="eastAsia"/>
         </w:rPr>
-        <w:t>코드워드가</w:t>
-      </w:r>
-      <w:proofErr w:type="spellEnd"/>
+        <w:t>초 이상을 가운데를 응시하면 현재 만들어 진 코드워드가 존재 하지 않는 코드워드면</w:t>
+      </w:r>
+      <w:r>
+        <w:t xml:space="preserve"> </w:t>
+      </w:r>
       <w:r>
         <w:rPr>
           <w:rFonts w:hint="eastAsia"/>
         </w:rPr>
-        <w:t xml:space="preserve"> 만들어 지면 그 즉시 </w:t>
+        <w:t xml:space="preserve">자동으로 무시되고 </w:t>
       </w:r>
       <w:r>
         <w:t>2</w:t>
@@ -5785,135 +4774,25 @@
         <w:rPr>
           <w:rFonts w:hint="eastAsia"/>
         </w:rPr>
-        <w:t xml:space="preserve">초 이상을 가운데를 응시하면 현재 만들어 진 </w:t>
-      </w:r>
-      <w:proofErr w:type="spellStart"/>
+        <w:t>초 후</w:t>
+      </w:r>
+      <w:r>
+        <w:t xml:space="preserve"> </w:t>
+      </w:r>
       <w:r>
         <w:rPr>
           <w:rFonts w:hint="eastAsia"/>
         </w:rPr>
-        <w:t>코드워드가</w:t>
-      </w:r>
-      <w:proofErr w:type="spellEnd"/>
+        <w:t>좌우 응시를 통해 새단어를 만들면 됩니다.</w:t>
+      </w:r>
+      <w:r>
+        <w:t xml:space="preserve"> </w:t>
+      </w:r>
       <w:r>
         <w:rPr>
           <w:rFonts w:hint="eastAsia"/>
         </w:rPr>
-        <w:t xml:space="preserve"> </w:t>
-      </w:r>
-      <w:proofErr w:type="gramStart"/>
-      <w:r>
-        <w:rPr>
-          <w:rFonts w:hint="eastAsia"/>
-        </w:rPr>
-        <w:t>존재 하지</w:t>
-      </w:r>
-      <w:proofErr w:type="gramEnd"/>
-      <w:r>
-        <w:rPr>
-          <w:rFonts w:hint="eastAsia"/>
-        </w:rPr>
-        <w:t xml:space="preserve"> 않는 </w:t>
-      </w:r>
-      <w:proofErr w:type="spellStart"/>
-      <w:r>
-        <w:rPr>
-          <w:rFonts w:hint="eastAsia"/>
-        </w:rPr>
-        <w:t>코드워드면</w:t>
-      </w:r>
-      <w:proofErr w:type="spellEnd"/>
-      <w:r>
-        <w:t xml:space="preserve"> </w:t>
-      </w:r>
-      <w:r>
-        <w:rPr>
-          <w:rFonts w:hint="eastAsia"/>
-        </w:rPr>
-        <w:t xml:space="preserve">자동으로 무시되고 </w:t>
-      </w:r>
-      <w:r>
-        <w:t>2</w:t>
-      </w:r>
-      <w:r>
-        <w:rPr>
-          <w:rFonts w:hint="eastAsia"/>
-        </w:rPr>
-        <w:t>초 후</w:t>
-      </w:r>
-      <w:r>
-        <w:t xml:space="preserve"> </w:t>
-      </w:r>
-      <w:r>
-        <w:rPr>
-          <w:rFonts w:hint="eastAsia"/>
-        </w:rPr>
-        <w:t>좌우 응시를 통해 새단어를 만들면 됩니다.</w:t>
-      </w:r>
-      <w:r>
-        <w:t xml:space="preserve"> </w:t>
-      </w:r>
-      <w:r>
-        <w:rPr>
-          <w:rFonts w:hint="eastAsia"/>
-        </w:rPr>
-        <w:t xml:space="preserve">만일 잘못 만들어 진 </w:t>
-      </w:r>
-      <w:proofErr w:type="spellStart"/>
-      <w:r>
-        <w:rPr>
-          <w:rFonts w:hint="eastAsia"/>
-        </w:rPr>
-        <w:t>코드워드가</w:t>
-      </w:r>
-      <w:proofErr w:type="spellEnd"/>
-      <w:r>
-        <w:rPr>
-          <w:rFonts w:hint="eastAsia"/>
-        </w:rPr>
-        <w:t xml:space="preserve"> </w:t>
-      </w:r>
-      <w:proofErr w:type="spellStart"/>
-      <w:r>
-        <w:rPr>
-          <w:rFonts w:hint="eastAsia"/>
-        </w:rPr>
-        <w:t>단어북에</w:t>
-      </w:r>
-      <w:proofErr w:type="spellEnd"/>
-      <w:r>
-        <w:rPr>
-          <w:rFonts w:hint="eastAsia"/>
-        </w:rPr>
-        <w:t xml:space="preserve"> </w:t>
-      </w:r>
-      <w:proofErr w:type="spellStart"/>
-      <w:r>
-        <w:rPr>
-          <w:rFonts w:hint="eastAsia"/>
-        </w:rPr>
-        <w:t>존재하는것이라면</w:t>
-      </w:r>
-      <w:proofErr w:type="spellEnd"/>
-      <w:r>
-        <w:rPr>
-          <w:rFonts w:hint="eastAsia"/>
-        </w:rPr>
-        <w:t xml:space="preserve"> 음성으로 발음이 되지만 이는 </w:t>
-      </w:r>
-      <w:proofErr w:type="spellStart"/>
-      <w:r>
-        <w:rPr>
-          <w:rFonts w:hint="eastAsia"/>
-        </w:rPr>
-        <w:t>어쩔수</w:t>
-      </w:r>
-      <w:proofErr w:type="spellEnd"/>
-      <w:r>
-        <w:rPr>
-          <w:rFonts w:hint="eastAsia"/>
-        </w:rPr>
-        <w:t xml:space="preserve"> 없습니다.</w:t>
+        <w:t>만일 잘못 만들어 진 코드워드가 단어북에 존재하는것이라면 음성으로 발음이 되지만 이는 어쩔수 없습니다.</w:t>
       </w:r>
     </w:p>
     <w:p>
@@ -5941,19 +4820,11 @@
     </w:p>
     <w:p>
       <w:pPr>
-        <w:pStyle w:val="1"/>
+        <w:pStyle w:val="Heading1"/>
       </w:pPr>
       <w:r>
         <w:lastRenderedPageBreak/>
-        <w:t xml:space="preserve">3. </w:t>
-      </w:r>
-      <w:proofErr w:type="spellStart"/>
-      <w:r>
-        <w:t>코드워드</w:t>
-      </w:r>
-      <w:proofErr w:type="spellEnd"/>
-      <w:r>
-        <w:t xml:space="preserve"> 시스템</w:t>
+        <w:t>3. 코드워드 시스템</w:t>
       </w:r>
     </w:p>
     <w:p>
@@ -5994,64 +4865,26 @@
       <w:r>
         <w:t xml:space="preserve"> [</w:t>
       </w:r>
-      <w:proofErr w:type="gramStart"/>
       <w:r>
         <w:rPr>
           <w:rFonts w:hint="eastAsia"/>
         </w:rPr>
-        <w:t>빨강,초록</w:t>
-      </w:r>
-      <w:proofErr w:type="gramEnd"/>
+        <w:t>빨강,초록,노랑,파랑])</w:t>
+      </w:r>
+      <w:r>
+        <w:t xml:space="preserve"> </w:t>
+      </w:r>
+      <w:r>
+        <w:t>과 4개의 카테고리 하위 페이지로 구성됩니다.</w:t>
+      </w:r>
+      <w:r>
+        <w:t xml:space="preserve"> </w:t>
+      </w:r>
       <w:r>
         <w:rPr>
           <w:rFonts w:hint="eastAsia"/>
         </w:rPr>
-        <w:t>,노랑,파랑])</w:t>
-      </w:r>
-      <w:r>
-        <w:t xml:space="preserve"> </w:t>
-      </w:r>
-      <w:r>
-        <w:t>과 4개의 카테고리 하위 페이지로 구성됩니다.</w:t>
-      </w:r>
-      <w:r>
-        <w:t xml:space="preserve"> </w:t>
-      </w:r>
-      <w:r>
-        <w:rPr>
-          <w:rFonts w:hint="eastAsia"/>
-        </w:rPr>
-        <w:t xml:space="preserve">시스템 설계상 한 화면에 </w:t>
-      </w:r>
-      <w:proofErr w:type="spellStart"/>
-      <w:proofErr w:type="gramStart"/>
-      <w:r>
-        <w:rPr>
-          <w:rFonts w:hint="eastAsia"/>
-        </w:rPr>
-        <w:t>보여질수</w:t>
-      </w:r>
-      <w:proofErr w:type="spellEnd"/>
-      <w:proofErr w:type="gramEnd"/>
-      <w:r>
-        <w:rPr>
-          <w:rFonts w:hint="eastAsia"/>
-        </w:rPr>
-        <w:t xml:space="preserve"> </w:t>
-      </w:r>
-      <w:proofErr w:type="spellStart"/>
-      <w:r>
-        <w:rPr>
-          <w:rFonts w:hint="eastAsia"/>
-        </w:rPr>
-        <w:t>있는단어가</w:t>
-      </w:r>
-      <w:proofErr w:type="spellEnd"/>
-      <w:r>
-        <w:rPr>
-          <w:rFonts w:hint="eastAsia"/>
-        </w:rPr>
-        <w:t xml:space="preserve"> 그림 </w:t>
+        <w:t xml:space="preserve">시스템 설계상 한 화면에 보여질수 있는단어가 그림 </w:t>
       </w:r>
       <w:r>
         <w:t>3</w:t>
@@ -6077,25 +4910,51 @@
           <w:b/>
           <w:bCs/>
         </w:rPr>
-        <w:t xml:space="preserve">더 많은 단어를 </w:t>
-      </w:r>
-      <w:proofErr w:type="spellStart"/>
+        <w:t xml:space="preserve">더 많은 단어를 단어북에 넣기 위하여 </w:t>
+      </w:r>
+      <w:r>
+        <w:rPr>
+          <w:b/>
+          <w:bCs/>
+        </w:rPr>
+        <w:t xml:space="preserve">zone </w:t>
+      </w:r>
+      <w:r>
+        <w:rPr>
+          <w:b/>
+          <w:bCs/>
+        </w:rPr>
+        <w:t>3B</w:t>
+      </w:r>
+      <w:r>
+        <w:rPr>
+          <w:b/>
+          <w:bCs/>
+        </w:rPr>
+        <w:t xml:space="preserve"> (</w:t>
+      </w:r>
       <w:r>
         <w:rPr>
           <w:rFonts w:hint="eastAsia"/>
           <w:b/>
           <w:bCs/>
         </w:rPr>
-        <w:t>단어북에</w:t>
-      </w:r>
-      <w:proofErr w:type="spellEnd"/>
+        <w:t>파란색</w:t>
+      </w:r>
+      <w:r>
+        <w:rPr>
+          <w:b/>
+          <w:bCs/>
+        </w:rPr>
+        <w:t xml:space="preserve">) </w:t>
+      </w:r>
       <w:r>
         <w:rPr>
           <w:rFonts w:hint="eastAsia"/>
           <w:b/>
           <w:bCs/>
         </w:rPr>
-        <w:t xml:space="preserve"> 넣기 위하여 </w:t>
+        <w:t xml:space="preserve">에는 하위 카테고리를 선택하는 기능을 만들고 </w:t>
       </w:r>
       <w:r>
         <w:rPr>
@@ -6110,13 +4969,6 @@
           <w:bCs/>
         </w:rPr>
         <w:t>3B</w:t>
-      </w:r>
-      <w:r>
-        <w:rPr>
-          <w:b/>
-          <w:bCs/>
-        </w:rPr>
-        <w:t xml:space="preserve"> (</w:t>
       </w:r>
       <w:r>
         <w:rPr>
@@ -6124,62 +4976,7 @@
           <w:b/>
           <w:bCs/>
         </w:rPr>
-        <w:t>파란색</w:t>
-      </w:r>
-      <w:r>
-        <w:rPr>
-          <w:b/>
-          <w:bCs/>
-        </w:rPr>
-        <w:t xml:space="preserve">) </w:t>
-      </w:r>
-      <w:r>
-        <w:rPr>
-          <w:rFonts w:hint="eastAsia"/>
-          <w:b/>
-          <w:bCs/>
-        </w:rPr>
-        <w:t xml:space="preserve">에는 하위 카테고리를 선택하는 기능을 만들고 </w:t>
-      </w:r>
-      <w:r>
-        <w:rPr>
-          <w:b/>
-          <w:bCs/>
-        </w:rPr>
-        <w:t xml:space="preserve">zone </w:t>
-      </w:r>
-      <w:r>
-        <w:rPr>
-          <w:b/>
-          <w:bCs/>
-        </w:rPr>
-        <w:t>3B</w:t>
-      </w:r>
-      <w:r>
-        <w:rPr>
-          <w:rFonts w:hint="eastAsia"/>
-          <w:b/>
-          <w:bCs/>
-        </w:rPr>
-        <w:t xml:space="preserve">의 </w:t>
-      </w:r>
-      <w:proofErr w:type="spellStart"/>
-      <w:r>
-        <w:rPr>
-          <w:rFonts w:hint="eastAsia"/>
-          <w:b/>
-          <w:bCs/>
-        </w:rPr>
-        <w:t>코드워드가</w:t>
-      </w:r>
-      <w:proofErr w:type="spellEnd"/>
-      <w:r>
-        <w:rPr>
-          <w:rFonts w:hint="eastAsia"/>
-          <w:b/>
-          <w:bCs/>
-        </w:rPr>
-        <w:t xml:space="preserve"> 선택되는 경우 하위 카테고리 페이지로 넘어가게 됩니다.</w:t>
+        <w:t>의 코드워드가 선택되는 경우 하위 카테고리 페이지로 넘어가게 됩니다.</w:t>
       </w:r>
     </w:p>
     <w:p>
@@ -6195,7 +4992,7 @@
         <mc:AlternateContent>
           <mc:Choice Requires="wps">
             <w:drawing>
-              <wp:anchor distT="0" distB="0" distL="114300" distR="114300" simplePos="0" relativeHeight="251660288" behindDoc="0" locked="0" layoutInCell="1" allowOverlap="1" wp14:anchorId="1668F7CF" wp14:editId="53F79026">
+              <wp:anchor distT="0" distB="0" distL="114300" distR="114300" simplePos="0" relativeHeight="251660288" behindDoc="0" locked="0" layoutInCell="1" allowOverlap="1" wp14:anchorId="366C93C4" wp14:editId="7E6D8A89">
                 <wp:simplePos x="0" y="0"/>
                 <wp:positionH relativeFrom="column">
                   <wp:posOffset>1914525</wp:posOffset>
@@ -6256,7 +5053,7 @@
               </wp:anchor>
             </w:drawing>
           </mc:Choice>
-          <mc:Fallback xmlns:w16cex="http://schemas.microsoft.com/office/word/2018/wordml/cex" xmlns:w16="http://schemas.microsoft.com/office/word/2018/wordml" xmlns:w16sdtdh="http://schemas.microsoft.com/office/word/2020/wordml/sdtdatahash">
+          <mc:Fallback>
             <w:pict>
               <v:roundrect w14:anchorId="797F8E96" id="Rectangle: Rounded Corners 10" o:spid="_x0000_s1026" style="position:absolute;left:0;text-align:left;margin-left:150.75pt;margin-top:135.1pt;width:168.75pt;height:185.25pt;z-index:251660288;visibility:visible;mso-wrap-style:square;mso-wrap-distance-left:9pt;mso-wrap-distance-top:0;mso-wrap-distance-right:9pt;mso-wrap-distance-bottom:0;mso-position-horizontal:absolute;mso-position-horizontal-relative:text;mso-position-vertical:absolute;mso-position-vertical-relative:text;v-text-anchor:middle" arcsize="10923f" o:gfxdata="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" filled="f" strokecolor="red" strokeweight="2.25pt">
                 <v:stroke dashstyle="1 1" joinstyle="miter"/>
@@ -6270,7 +5067,7 @@
           <w:noProof/>
         </w:rPr>
         <w:drawing>
-          <wp:inline distT="0" distB="0" distL="0" distR="0" wp14:anchorId="5B61D460" wp14:editId="531D4728">
+          <wp:inline distT="0" distB="0" distL="0" distR="0" wp14:anchorId="4B689CC9" wp14:editId="07539DF8">
             <wp:extent cx="2026783" cy="4391025"/>
             <wp:effectExtent l="0" t="0" r="0" b="0"/>
             <wp:docPr id="6" name="Picture 6"/>
@@ -6314,39 +5111,20 @@
     </w:p>
     <w:p>
       <w:pPr>
-        <w:pStyle w:val="a9"/>
+        <w:pStyle w:val="Caption"/>
         <w:jc w:val="center"/>
       </w:pPr>
       <w:r>
         <w:t xml:space="preserve">그림 </w:t>
       </w:r>
-      <w:r>
-        <w:fldChar w:fldCharType="begin"/>
-      </w:r>
-      <w:r>
-        <w:instrText xml:space="preserve"> SEQ </w:instrText>
-      </w:r>
-      <w:r>
-        <w:instrText>그림</w:instrText>
-      </w:r>
-      <w:r>
-        <w:instrText xml:space="preserve"> \* ARABIC </w:instrText>
-      </w:r>
-      <w:r>
-        <w:fldChar w:fldCharType="separate"/>
-      </w:r>
-      <w:r>
-        <w:rPr>
-          <w:noProof/>
-        </w:rPr>
-        <w:t>5</w:t>
-      </w:r>
-      <w:r>
-        <w:rPr>
-          <w:noProof/>
-        </w:rPr>
-        <w:fldChar w:fldCharType="end"/>
-      </w:r>
+      <w:fldSimple w:instr=" SEQ 그림 \* ARABIC ">
+        <w:r>
+          <w:rPr>
+            <w:noProof/>
+          </w:rPr>
+          <w:t>5</w:t>
+        </w:r>
+      </w:fldSimple>
       <w:r>
         <w:t xml:space="preserve"> </w:t>
       </w:r>
@@ -6377,16 +5155,11 @@
     </w:p>
     <w:p>
       <w:pPr>
-        <w:pStyle w:val="2"/>
-      </w:pPr>
-      <w:proofErr w:type="gramStart"/>
+        <w:pStyle w:val="Heading2"/>
+      </w:pPr>
       <w:r>
         <w:lastRenderedPageBreak/>
-        <w:t>3.1  Zone</w:t>
-      </w:r>
-      <w:proofErr w:type="gramEnd"/>
-      <w:r>
-        <w:t xml:space="preserve"> 개요</w:t>
+        <w:t>3.1  Zone 개요</w:t>
       </w:r>
     </w:p>
     <w:tbl>
@@ -6776,39 +5549,7 @@
                 <w:sz w:val="20"/>
                 <w:szCs w:val="20"/>
               </w:rPr>
-              <w:t>응답 단어 (</w:t>
-            </w:r>
-            <w:proofErr w:type="gramStart"/>
-            <w:r>
-              <w:rPr>
-                <w:sz w:val="20"/>
-                <w:szCs w:val="20"/>
-              </w:rPr>
-              <w:t>예 /</w:t>
-            </w:r>
-            <w:proofErr w:type="gramEnd"/>
-            <w:r>
-              <w:rPr>
-                <w:sz w:val="20"/>
-                <w:szCs w:val="20"/>
-              </w:rPr>
-              <w:t xml:space="preserve"> </w:t>
-            </w:r>
-            <w:proofErr w:type="spellStart"/>
-            <w:r>
-              <w:rPr>
-                <w:sz w:val="20"/>
-                <w:szCs w:val="20"/>
-              </w:rPr>
-              <w:t>아니오</w:t>
-            </w:r>
-            <w:proofErr w:type="spellEnd"/>
-            <w:r>
-              <w:rPr>
-                <w:sz w:val="20"/>
-                <w:szCs w:val="20"/>
-              </w:rPr>
-              <w:t xml:space="preserve"> / 반복 / 대기)</w:t>
+              <w:t>응답 단어 (예 / 아니오 / 반복 / 대기)</w:t>
             </w:r>
             <w:r>
               <w:rPr>
@@ -7210,15 +5951,10 @@
     </w:p>
     <w:p>
       <w:pPr>
-        <w:pStyle w:val="2"/>
-      </w:pPr>
-      <w:proofErr w:type="gramStart"/>
-      <w:r>
-        <w:t>3.2  메인</w:t>
-      </w:r>
-      <w:proofErr w:type="gramEnd"/>
-      <w:r>
-        <w:t xml:space="preserve"> 페이지 — 전체 단어 목록</w:t>
+        <w:pStyle w:val="Heading2"/>
+      </w:pPr>
+      <w:r>
+        <w:t>3.2  메인 페이지 — 전체 단어 목록</w:t>
       </w:r>
     </w:p>
     <w:tbl>
@@ -7594,14 +6330,12 @@
             </w:tcMar>
           </w:tcPr>
           <w:p>
-            <w:proofErr w:type="spellStart"/>
             <w:r>
               <w:rPr>
                 <w:rFonts w:hint="eastAsia"/>
               </w:rPr>
               <w:t>썩션</w:t>
             </w:r>
-            <w:proofErr w:type="spellEnd"/>
           </w:p>
         </w:tc>
       </w:tr>
@@ -7825,7 +6559,6 @@
             </w:tcMar>
           </w:tcPr>
           <w:p>
-            <w:proofErr w:type="spellStart"/>
             <w:r>
               <w:rPr>
                 <w:sz w:val="20"/>
@@ -7833,7 +6566,6 @@
               </w:rPr>
               <w:t>아니오</w:t>
             </w:r>
-            <w:proofErr w:type="spellEnd"/>
           </w:p>
         </w:tc>
       </w:tr>
@@ -8186,7 +6918,6 @@
             </w:tcMar>
           </w:tcPr>
           <w:p>
-            <w:proofErr w:type="gramStart"/>
             <w:r>
               <w:rPr>
                 <w:sz w:val="20"/>
@@ -8194,7 +6925,6 @@
               </w:rPr>
               <w:t>목말라  ★</w:t>
             </w:r>
-            <w:proofErr w:type="gramEnd"/>
           </w:p>
         </w:tc>
       </w:tr>
@@ -8303,7 +7033,6 @@
             </w:tcMar>
           </w:tcPr>
           <w:p>
-            <w:proofErr w:type="gramStart"/>
             <w:r>
               <w:rPr>
                 <w:sz w:val="20"/>
@@ -8311,7 +7040,6 @@
               </w:rPr>
               <w:t>소변  ★</w:t>
             </w:r>
-            <w:proofErr w:type="gramEnd"/>
           </w:p>
         </w:tc>
       </w:tr>
@@ -8420,7 +7148,6 @@
             </w:tcMar>
           </w:tcPr>
           <w:p>
-            <w:proofErr w:type="gramStart"/>
             <w:r>
               <w:rPr>
                 <w:sz w:val="20"/>
@@ -8428,7 +7155,6 @@
               </w:rPr>
               <w:t>대변  ★</w:t>
             </w:r>
-            <w:proofErr w:type="gramEnd"/>
           </w:p>
         </w:tc>
       </w:tr>
@@ -8537,7 +7263,6 @@
             </w:tcMar>
           </w:tcPr>
           <w:p>
-            <w:proofErr w:type="gramStart"/>
             <w:r>
               <w:rPr>
                 <w:sz w:val="20"/>
@@ -8545,7 +7270,6 @@
               </w:rPr>
               <w:t>불편해  ★</w:t>
             </w:r>
-            <w:proofErr w:type="gramEnd"/>
           </w:p>
         </w:tc>
       </w:tr>
@@ -9038,15 +7762,10 @@
     </w:p>
     <w:p>
       <w:pPr>
-        <w:pStyle w:val="2"/>
-      </w:pPr>
-      <w:proofErr w:type="gramStart"/>
-      <w:r>
-        <w:t>3.3  카테고리</w:t>
-      </w:r>
-      <w:proofErr w:type="gramEnd"/>
-      <w:r>
-        <w:t xml:space="preserve"> 페이지</w:t>
+        <w:pStyle w:val="Heading2"/>
+      </w:pPr>
+      <w:r>
+        <w:t>3.3  카테고리 페이지</w:t>
       </w:r>
     </w:p>
     <w:p>
@@ -9054,33 +7773,17 @@
         <w:spacing w:before="60" w:after="100"/>
       </w:pPr>
       <w:r>
-        <w:t xml:space="preserve">카테고리 페이지 진입 후 </w:t>
-      </w:r>
-      <w:proofErr w:type="gramStart"/>
-      <w:r>
-        <w:t xml:space="preserve">코드가 </w:t>
+        <w:t xml:space="preserve">카테고리 페이지 진입 후 코드가 </w:t>
       </w:r>
       <w:r>
         <w:rPr>
           <w:b/>
           <w:bCs/>
         </w:rPr>
-        <w:t xml:space="preserve"> -</w:t>
-      </w:r>
-      <w:proofErr w:type="gramEnd"/>
-      <w:r>
-        <w:rPr>
-          <w:b/>
-          <w:bCs/>
-        </w:rPr>
-        <w:t xml:space="preserve"> </w:t>
-      </w:r>
-      <w:r>
-        <w:t>으로 초기화됩니다. 코드 0(</w:t>
-      </w:r>
-      <w:proofErr w:type="spellStart"/>
-      <w:r>
-        <w:t>왼쪽</w:t>
+        <w:t xml:space="preserve"> - </w:t>
+      </w:r>
+      <w:r>
+        <w:t>으로 초기화됩니다. 코드 0(왼쪽</w:t>
       </w:r>
       <w:r>
         <w:rPr>
@@ -9088,18 +7791,15 @@
         </w:rPr>
         <w:t>응시</w:t>
       </w:r>
-      <w:proofErr w:type="spellEnd"/>
       <w:r>
         <w:t xml:space="preserve"> + </w:t>
       </w:r>
-      <w:proofErr w:type="spellStart"/>
       <w:r>
         <w:rPr>
           <w:rFonts w:hint="eastAsia"/>
         </w:rPr>
         <w:t>중앙응시</w:t>
       </w:r>
-      <w:proofErr w:type="spellEnd"/>
       <w:r>
         <w:t>)은 언제나 메인으로 즉시 복귀합니다. 단어 선택 후 앱이 자동으로 메인으로 돌아갑니다.</w:t>
       </w:r>
@@ -9111,18 +7811,10 @@
     </w:p>
     <w:p>
       <w:pPr>
-        <w:pStyle w:val="3"/>
-      </w:pPr>
-      <w:r>
-        <w:t xml:space="preserve">통증 </w:t>
-      </w:r>
-      <w:proofErr w:type="gramStart"/>
-      <w:r>
-        <w:t>페이지  (</w:t>
-      </w:r>
-      <w:proofErr w:type="gramEnd"/>
-      <w:r>
-        <w:t>코드 100 입력 후 진입)</w:t>
+        <w:pStyle w:val="Heading3"/>
+      </w:pPr>
+      <w:r>
+        <w:t>통증 페이지  (코드 100 입력 후 진입)</w:t>
       </w:r>
     </w:p>
     <w:tbl>
@@ -10069,19 +8761,11 @@
     </w:tbl>
     <w:p>
       <w:pPr>
-        <w:pStyle w:val="3"/>
+        <w:pStyle w:val="Heading3"/>
       </w:pPr>
       <w:r>
         <w:lastRenderedPageBreak/>
-        <w:t xml:space="preserve">행동 </w:t>
-      </w:r>
-      <w:proofErr w:type="gramStart"/>
-      <w:r>
-        <w:t>페이지  (</w:t>
-      </w:r>
-      <w:proofErr w:type="gramEnd"/>
-      <w:r>
-        <w:t>코드 101 입력 후 진입)</w:t>
+        <w:t>행동 페이지  (코드 101 입력 후 진입)</w:t>
       </w:r>
     </w:p>
     <w:tbl>
@@ -10913,15 +9597,7 @@
                 <w:sz w:val="20"/>
                 <w:szCs w:val="20"/>
               </w:rPr>
-              <w:t xml:space="preserve">가만히 </w:t>
-            </w:r>
-            <w:proofErr w:type="spellStart"/>
-            <w:r>
-              <w:rPr>
-                <w:sz w:val="20"/>
-                <w:szCs w:val="20"/>
-              </w:rPr>
-              <w:t>있</w:t>
+              <w:t>가만히 있</w:t>
             </w:r>
             <w:r>
               <w:rPr>
@@ -10938,7 +9614,6 @@
               </w:rPr>
               <w:t>줘</w:t>
             </w:r>
-            <w:proofErr w:type="spellEnd"/>
           </w:p>
         </w:tc>
       </w:tr>
@@ -10993,7 +9668,6 @@
             </w:tcMar>
           </w:tcPr>
           <w:p>
-            <w:proofErr w:type="spellStart"/>
             <w:r>
               <w:rPr>
                 <w:sz w:val="20"/>
@@ -11024,7 +9698,6 @@
               </w:rPr>
               <w:t>줘</w:t>
             </w:r>
-            <w:proofErr w:type="spellEnd"/>
           </w:p>
         </w:tc>
       </w:tr>
@@ -11101,15 +9774,7 @@
       </w:r>
       <w:r>
         <w:lastRenderedPageBreak/>
-        <w:t xml:space="preserve">환경·상태 </w:t>
-      </w:r>
-      <w:proofErr w:type="gramStart"/>
-      <w:r>
-        <w:t>페이지  (</w:t>
-      </w:r>
-      <w:proofErr w:type="gramEnd"/>
-      <w:r>
-        <w:t>코드 110 입력 후 진입)</w:t>
+        <w:t>환경·상태 페이지  (코드 110 입력 후 진입)</w:t>
       </w:r>
     </w:p>
     <w:tbl>
@@ -12061,18 +10726,10 @@
     </w:p>
     <w:p>
       <w:pPr>
-        <w:pStyle w:val="3"/>
-      </w:pPr>
-      <w:r>
-        <w:t xml:space="preserve">감정 </w:t>
-      </w:r>
-      <w:proofErr w:type="gramStart"/>
-      <w:r>
-        <w:t>페이지  (</w:t>
-      </w:r>
-      <w:proofErr w:type="gramEnd"/>
-      <w:r>
-        <w:t>코드 111 입력 후 진입)</w:t>
+        <w:pStyle w:val="Heading3"/>
+      </w:pPr>
+      <w:r>
+        <w:t>감정 페이지  (코드 111 입력 후 진입)</w:t>
       </w:r>
     </w:p>
     <w:tbl>
@@ -13025,7 +11682,7 @@
     </w:p>
     <w:p>
       <w:pPr>
-        <w:pStyle w:val="1"/>
+        <w:pStyle w:val="Heading1"/>
       </w:pPr>
       <w:r>
         <w:lastRenderedPageBreak/>
@@ -13068,7 +11725,7 @@
         <mc:AlternateContent>
           <mc:Choice Requires="wps">
             <w:drawing>
-              <wp:anchor distT="0" distB="0" distL="114300" distR="114300" simplePos="0" relativeHeight="251662336" behindDoc="0" locked="0" layoutInCell="1" allowOverlap="1" wp14:anchorId="253FB308" wp14:editId="17C40A28">
+              <wp:anchor distT="0" distB="0" distL="114300" distR="114300" simplePos="0" relativeHeight="251662336" behindDoc="0" locked="0" layoutInCell="1" allowOverlap="1" wp14:anchorId="2DDFE97E" wp14:editId="020D5BAC">
                 <wp:simplePos x="0" y="0"/>
                 <wp:positionH relativeFrom="column">
                   <wp:posOffset>1800225</wp:posOffset>
@@ -13129,7 +11786,7 @@
               </wp:anchor>
             </w:drawing>
           </mc:Choice>
-          <mc:Fallback xmlns:w16cex="http://schemas.microsoft.com/office/word/2018/wordml/cex" xmlns:w16="http://schemas.microsoft.com/office/word/2018/wordml" xmlns:w16sdtdh="http://schemas.microsoft.com/office/word/2020/wordml/sdtdatahash">
+          <mc:Fallback>
             <w:pict>
               <v:roundrect w14:anchorId="1672757A" id="Rectangle: Rounded Corners 13" o:spid="_x0000_s1026" style="position:absolute;left:0;text-align:left;margin-left:141.75pt;margin-top:232.3pt;width:183.75pt;height:53.25pt;z-index:251662336;visibility:visible;mso-wrap-style:square;mso-wrap-distance-left:9pt;mso-wrap-distance-top:0;mso-wrap-distance-right:9pt;mso-wrap-distance-bottom:0;mso-position-horizontal:absolute;mso-position-horizontal-relative:text;mso-position-vertical:absolute;mso-position-vertical-relative:text;v-text-anchor:middle" arcsize="10923f" o:gfxdata="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" filled="f" strokecolor="red" strokeweight="2.25pt">
                 <v:stroke dashstyle="1 1" joinstyle="miter"/>
@@ -13143,7 +11800,7 @@
           <w:noProof/>
         </w:rPr>
         <w:drawing>
-          <wp:inline distT="0" distB="0" distL="0" distR="0" wp14:anchorId="56C6689C" wp14:editId="14A81ED6">
+          <wp:inline distT="0" distB="0" distL="0" distR="0" wp14:anchorId="5582813E" wp14:editId="0AA5045E">
             <wp:extent cx="2158677" cy="4676775"/>
             <wp:effectExtent l="0" t="0" r="0" b="0"/>
             <wp:docPr id="12" name="Picture 12"/>
@@ -13187,59 +11844,35 @@
     </w:p>
     <w:p>
       <w:pPr>
-        <w:pStyle w:val="a9"/>
+        <w:pStyle w:val="Caption"/>
         <w:jc w:val="center"/>
       </w:pPr>
       <w:r>
         <w:t xml:space="preserve">그림 </w:t>
       </w:r>
-      <w:r>
-        <w:fldChar w:fldCharType="begin"/>
-      </w:r>
-      <w:r>
-        <w:instrText xml:space="preserve"> SEQ </w:instrText>
-      </w:r>
-      <w:r>
-        <w:instrText>그림</w:instrText>
-      </w:r>
-      <w:r>
-        <w:instrText xml:space="preserve"> \* ARABIC </w:instrText>
-      </w:r>
-      <w:r>
-        <w:fldChar w:fldCharType="separate"/>
-      </w:r>
-      <w:r>
-        <w:rPr>
-          <w:noProof/>
-        </w:rPr>
-        <w:t>6</w:t>
-      </w:r>
-      <w:r>
-        <w:rPr>
-          <w:noProof/>
-        </w:rPr>
-        <w:fldChar w:fldCharType="end"/>
-      </w:r>
+      <w:fldSimple w:instr=" SEQ 그림 \* ARABIC ">
+        <w:r>
+          <w:rPr>
+            <w:noProof/>
+          </w:rPr>
+          <w:t>6</w:t>
+        </w:r>
+      </w:fldSimple>
       <w:r>
         <w:t xml:space="preserve"> Zone3</w:t>
       </w:r>
     </w:p>
     <w:p>
       <w:pPr>
-        <w:pStyle w:val="2"/>
-      </w:pPr>
-      <w:proofErr w:type="gramStart"/>
-      <w:r>
-        <w:t>4.1  빈도</w:t>
-      </w:r>
-      <w:proofErr w:type="gramEnd"/>
-      <w:r>
-        <w:t xml:space="preserve"> 추적 작동 방식</w:t>
-      </w:r>
-    </w:p>
-    <w:p>
-      <w:pPr>
-        <w:pStyle w:val="a4"/>
+        <w:pStyle w:val="Heading2"/>
+      </w:pPr>
+      <w:r>
+        <w:t>4.1  빈도 추적 작동 방식</w:t>
+      </w:r>
+    </w:p>
+    <w:p>
+      <w:pPr>
+        <w:pStyle w:val="ListParagraph"/>
         <w:numPr>
           <w:ilvl w:val="0"/>
           <w:numId w:val="2"/>
@@ -13252,7 +11885,7 @@
     </w:p>
     <w:p>
       <w:pPr>
-        <w:pStyle w:val="a4"/>
+        <w:pStyle w:val="ListParagraph"/>
         <w:numPr>
           <w:ilvl w:val="0"/>
           <w:numId w:val="2"/>
@@ -13265,7 +11898,7 @@
     </w:p>
     <w:p>
       <w:pPr>
-        <w:pStyle w:val="a4"/>
+        <w:pStyle w:val="ListParagraph"/>
         <w:numPr>
           <w:ilvl w:val="0"/>
           <w:numId w:val="2"/>
@@ -13284,7 +11917,7 @@
     </w:p>
     <w:p>
       <w:pPr>
-        <w:pStyle w:val="a4"/>
+        <w:pStyle w:val="ListParagraph"/>
         <w:numPr>
           <w:ilvl w:val="0"/>
           <w:numId w:val="2"/>
@@ -13303,7 +11936,7 @@
     </w:p>
     <w:p>
       <w:pPr>
-        <w:pStyle w:val="a4"/>
+        <w:pStyle w:val="ListParagraph"/>
         <w:numPr>
           <w:ilvl w:val="0"/>
           <w:numId w:val="2"/>
@@ -13316,16 +11949,11 @@
     </w:p>
     <w:p>
       <w:pPr>
-        <w:pStyle w:val="2"/>
-      </w:pPr>
-      <w:proofErr w:type="gramStart"/>
+        <w:pStyle w:val="Heading2"/>
+      </w:pPr>
       <w:r>
         <w:lastRenderedPageBreak/>
-        <w:t>4.2  빈도</w:t>
-      </w:r>
-      <w:proofErr w:type="gramEnd"/>
-      <w:r>
-        <w:t xml:space="preserve"> 확인 및 초기화</w:t>
+        <w:t>4.2  빈도 확인 및 초기화</w:t>
       </w:r>
     </w:p>
     <w:p>
@@ -13339,29 +11967,13 @@
         <w:t>A</w:t>
       </w:r>
       <w:r>
-        <w:t xml:space="preserve"> — 사용 빈도" 패널을 아래로 스크롤하세요. "보기"</w:t>
-      </w:r>
-      <w:proofErr w:type="spellStart"/>
-      <w:r>
-        <w:t>를</w:t>
-      </w:r>
-      <w:proofErr w:type="spellEnd"/>
-      <w:r>
-        <w:t xml:space="preserve"> 눌러 펼치면 현재 Zone 3</w:t>
+        <w:t xml:space="preserve"> — 사용 빈도" 패널을 아래로 스크롤하세요. "보기"를 눌러 펼치면 현재 Zone 3</w:t>
       </w:r>
       <w:r>
         <w:t>A</w:t>
       </w:r>
       <w:r>
-        <w:t xml:space="preserve"> 단축키와 사용 횟수, 전체 상위 10개 단어를 확인할 수 있습니다. 모든 횟수를 초기화하려면 "사용 횟수 초기화"</w:t>
-      </w:r>
-      <w:proofErr w:type="spellStart"/>
-      <w:r>
-        <w:t>를</w:t>
-      </w:r>
-      <w:proofErr w:type="spellEnd"/>
-      <w:r>
-        <w:t xml:space="preserve"> 탭하세요.</w:t>
+        <w:t xml:space="preserve"> 단축키와 사용 횟수, 전체 상위 10개 단어를 확인할 수 있습니다. 모든 횟수를 초기화하려면 "사용 횟수 초기화"를 탭하세요.</w:t>
       </w:r>
     </w:p>
     <w:p>
@@ -13371,7 +11983,7 @@
     </w:p>
     <w:p>
       <w:pPr>
-        <w:pStyle w:val="1"/>
+        <w:pStyle w:val="Heading1"/>
       </w:pPr>
       <w:r>
         <w:lastRenderedPageBreak/>
@@ -13394,44 +12006,28 @@
       <w:r>
         <w:t xml:space="preserve">를 사용자 정의할 수 있습니다. </w:t>
       </w:r>
-      <w:proofErr w:type="spellStart"/>
       <w:r>
         <w:rPr>
           <w:rFonts w:hint="eastAsia"/>
         </w:rPr>
-        <w:t>단어북에</w:t>
-      </w:r>
-      <w:proofErr w:type="spellEnd"/>
+        <w:t>단어북에 단어를 추가 또는 삭제가 가능합니다</w:t>
+      </w:r>
+      <w:r>
+        <w:t xml:space="preserve">. </w:t>
+      </w:r>
       <w:r>
         <w:rPr>
           <w:rFonts w:hint="eastAsia"/>
         </w:rPr>
-        <w:t xml:space="preserve"> 단어를 추가 또는 삭제가 가능합니다</w:t>
-      </w:r>
-      <w:r>
-        <w:t xml:space="preserve">. </w:t>
-      </w:r>
-      <w:r>
-        <w:rPr>
-          <w:rFonts w:hint="eastAsia"/>
-        </w:rPr>
         <w:t xml:space="preserve">단어 추가 또는 삭제를 위해 </w:t>
       </w:r>
       <w:r>
-        <w:t xml:space="preserve">안내 화면에서 "설정"을 </w:t>
-      </w:r>
-      <w:proofErr w:type="spellStart"/>
-      <w:r>
-        <w:t>탭하여</w:t>
-      </w:r>
-      <w:proofErr w:type="spellEnd"/>
-      <w:r>
-        <w:t xml:space="preserve"> 진입합니다.</w:t>
+        <w:t>안내 화면에서 "설정"을 탭하여 진입합니다.</w:t>
       </w:r>
     </w:p>
     <w:tbl>
       <w:tblPr>
-        <w:tblStyle w:val="a8"/>
+        <w:tblStyle w:val="TableGrid"/>
         <w:tblW w:w="0" w:type="auto"/>
         <w:tblBorders>
           <w:top w:val="none" w:sz="0" w:space="0" w:color="auto"/>
@@ -13464,7 +12060,7 @@
               <mc:AlternateContent>
                 <mc:Choice Requires="wps">
                   <w:drawing>
-                    <wp:anchor distT="0" distB="0" distL="114300" distR="114300" simplePos="0" relativeHeight="251664384" behindDoc="0" locked="0" layoutInCell="1" allowOverlap="1" wp14:anchorId="10B3BC61" wp14:editId="5A4E9766">
+                    <wp:anchor distT="0" distB="0" distL="114300" distR="114300" simplePos="0" relativeHeight="251664384" behindDoc="0" locked="0" layoutInCell="1" allowOverlap="1" wp14:anchorId="77A53049" wp14:editId="173A4BD2">
                       <wp:simplePos x="0" y="0"/>
                       <wp:positionH relativeFrom="column">
                         <wp:posOffset>2369820</wp:posOffset>
@@ -13518,7 +12114,7 @@
                     </wp:anchor>
                   </w:drawing>
                 </mc:Choice>
-                <mc:Fallback xmlns:w16cex="http://schemas.microsoft.com/office/word/2018/wordml/cex" xmlns:w16="http://schemas.microsoft.com/office/word/2018/wordml" xmlns:w16sdtdh="http://schemas.microsoft.com/office/word/2020/wordml/sdtdatahash">
+                <mc:Fallback>
                   <w:pict>
                     <v:shapetype w14:anchorId="7D14914A" id="_x0000_t13" coordsize="21600,21600" o:spt="13" adj="16200,5400" path="m@0,l@0@1,0@1,0@2@0@2@0,21600,21600,10800xe">
                       <v:stroke joinstyle="miter"/>
@@ -13548,7 +12144,7 @@
               <mc:AlternateContent>
                 <mc:Choice Requires="wps">
                   <w:drawing>
-                    <wp:anchor distT="0" distB="0" distL="114300" distR="114300" simplePos="0" relativeHeight="251663360" behindDoc="0" locked="0" layoutInCell="1" allowOverlap="1" wp14:anchorId="14130CCF" wp14:editId="39DF1221">
+                    <wp:anchor distT="0" distB="0" distL="114300" distR="114300" simplePos="0" relativeHeight="251663360" behindDoc="0" locked="0" layoutInCell="1" allowOverlap="1" wp14:anchorId="327B6EF6" wp14:editId="445CABA2">
                       <wp:simplePos x="0" y="0"/>
                       <wp:positionH relativeFrom="column">
                         <wp:posOffset>712470</wp:posOffset>
@@ -13608,7 +12204,7 @@
                     </wp:anchor>
                   </w:drawing>
                 </mc:Choice>
-                <mc:Fallback xmlns:w16cex="http://schemas.microsoft.com/office/word/2018/wordml/cex" xmlns:w16="http://schemas.microsoft.com/office/word/2018/wordml" xmlns:w16sdtdh="http://schemas.microsoft.com/office/word/2020/wordml/sdtdatahash">
+                <mc:Fallback>
                   <w:pict>
                     <v:roundrect w14:anchorId="5D44A749" id="Rectangle: Rounded Corners 16" o:spid="_x0000_s1026" style="position:absolute;left:0;text-align:left;margin-left:56.1pt;margin-top:302.05pt;width:46.5pt;height:22.5pt;z-index:251663360;visibility:visible;mso-wrap-style:square;mso-wrap-distance-left:9pt;mso-wrap-distance-top:0;mso-wrap-distance-right:9pt;mso-wrap-distance-bottom:0;mso-position-horizontal:absolute;mso-position-horizontal-relative:text;mso-position-vertical:absolute;mso-position-vertical-relative:text;v-text-anchor:middle" arcsize="10923f" o:gfxdata="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" filled="f" strokecolor="red" strokeweight="2.25pt">
                       <v:stroke joinstyle="miter"/>
@@ -13622,7 +12218,7 @@
                 <w:noProof/>
               </w:rPr>
               <w:drawing>
-                <wp:inline distT="0" distB="0" distL="0" distR="0" wp14:anchorId="3DC746EB" wp14:editId="20F8716D">
+                <wp:inline distT="0" distB="0" distL="0" distR="0" wp14:anchorId="32313EA5" wp14:editId="263CFCC9">
                   <wp:extent cx="2031180" cy="4400550"/>
                   <wp:effectExtent l="0" t="0" r="7620" b="0"/>
                   <wp:docPr id="14" name="Picture 14"/>
@@ -13666,7 +12262,7 @@
           </w:p>
           <w:p>
             <w:pPr>
-              <w:pStyle w:val="a9"/>
+              <w:pStyle w:val="Caption"/>
             </w:pPr>
             <w:r>
               <w:rPr>
@@ -13780,7 +12376,7 @@
                 <w:noProof/>
               </w:rPr>
               <w:drawing>
-                <wp:inline distT="0" distB="0" distL="0" distR="0" wp14:anchorId="76242415" wp14:editId="63893063">
+                <wp:inline distT="0" distB="0" distL="0" distR="0" wp14:anchorId="0CBA7161" wp14:editId="679C5F37">
                   <wp:extent cx="2028825" cy="4395448"/>
                   <wp:effectExtent l="0" t="0" r="0" b="5715"/>
                   <wp:docPr id="15" name="Picture 15"/>
@@ -13824,7 +12420,7 @@
           </w:p>
           <w:p>
             <w:pPr>
-              <w:pStyle w:val="a9"/>
+              <w:pStyle w:val="Caption"/>
             </w:pPr>
             <w:r>
               <w:rPr>
@@ -13958,16 +12554,11 @@
     </w:p>
     <w:p>
       <w:pPr>
-        <w:pStyle w:val="2"/>
-      </w:pPr>
-      <w:proofErr w:type="gramStart"/>
+        <w:pStyle w:val="Heading2"/>
+      </w:pPr>
       <w:r>
         <w:lastRenderedPageBreak/>
-        <w:t>5.1  단어</w:t>
-      </w:r>
-      <w:proofErr w:type="gramEnd"/>
-      <w:r>
-        <w:t xml:space="preserve"> 목록 탐색</w:t>
+        <w:t>5.1  단어 목록 탐색</w:t>
       </w:r>
     </w:p>
     <w:p>
@@ -14549,20 +13140,15 @@
     </w:p>
     <w:p>
       <w:pPr>
-        <w:pStyle w:val="2"/>
-      </w:pPr>
-      <w:proofErr w:type="gramStart"/>
-      <w:r>
-        <w:t>5.2  단어</w:t>
-      </w:r>
-      <w:proofErr w:type="gramEnd"/>
-      <w:r>
-        <w:t xml:space="preserve"> 편집</w:t>
-      </w:r>
-    </w:p>
-    <w:p>
-      <w:pPr>
-        <w:pStyle w:val="a4"/>
+        <w:pStyle w:val="Heading2"/>
+      </w:pPr>
+      <w:r>
+        <w:t>5.2  단어 편집</w:t>
+      </w:r>
+    </w:p>
+    <w:p>
+      <w:pPr>
+        <w:pStyle w:val="ListParagraph"/>
         <w:numPr>
           <w:ilvl w:val="0"/>
           <w:numId w:val="2"/>
@@ -14570,20 +13156,12 @@
         <w:spacing w:before="40" w:after="40"/>
       </w:pPr>
       <w:r>
-        <w:t xml:space="preserve">행을 </w:t>
-      </w:r>
-      <w:proofErr w:type="spellStart"/>
-      <w:r>
-        <w:t>탭하면</w:t>
-      </w:r>
-      <w:proofErr w:type="spellEnd"/>
-      <w:r>
-        <w:t xml:space="preserve"> 편집 다이얼로그가 열립니다</w:t>
-      </w:r>
-    </w:p>
-    <w:p>
-      <w:pPr>
-        <w:pStyle w:val="a4"/>
+        <w:t>행을 탭하면 편집 다이얼로그가 열립니다</w:t>
+      </w:r>
+    </w:p>
+    <w:p>
+      <w:pPr>
+        <w:pStyle w:val="ListParagraph"/>
         <w:numPr>
           <w:ilvl w:val="0"/>
           <w:numId w:val="2"/>
@@ -14591,17 +13169,12 @@
         <w:spacing w:before="40" w:after="40"/>
       </w:pPr>
       <w:r>
-        <w:t xml:space="preserve">새 단어를 입력하고 "저장"을 </w:t>
-      </w:r>
-      <w:proofErr w:type="spellStart"/>
-      <w:r>
-        <w:t>탭합니다</w:t>
-      </w:r>
-      <w:proofErr w:type="spellEnd"/>
-    </w:p>
-    <w:p>
-      <w:pPr>
-        <w:pStyle w:val="a4"/>
+        <w:t>새 단어를 입력하고 "저장"을 탭합니다</w:t>
+      </w:r>
+    </w:p>
+    <w:p>
+      <w:pPr>
+        <w:pStyle w:val="ListParagraph"/>
         <w:numPr>
           <w:ilvl w:val="0"/>
           <w:numId w:val="2"/>
@@ -14609,25 +13182,12 @@
         <w:spacing w:before="40" w:after="40"/>
       </w:pPr>
       <w:r>
-        <w:t>기존 단어를 ***로 되돌리려면 "지우기"</w:t>
-      </w:r>
-      <w:proofErr w:type="spellStart"/>
-      <w:r>
-        <w:t>를</w:t>
-      </w:r>
-      <w:proofErr w:type="spellEnd"/>
-      <w:r>
-        <w:t xml:space="preserve"> </w:t>
-      </w:r>
-      <w:proofErr w:type="spellStart"/>
-      <w:r>
-        <w:t>탭합니다</w:t>
-      </w:r>
-      <w:proofErr w:type="spellEnd"/>
-    </w:p>
-    <w:p>
-      <w:pPr>
-        <w:pStyle w:val="a4"/>
+        <w:t>기존 단어를 ***로 되돌리려면 "지우기"를 탭합니다</w:t>
+      </w:r>
+    </w:p>
+    <w:p>
+      <w:pPr>
+        <w:pStyle w:val="ListParagraph"/>
         <w:numPr>
           <w:ilvl w:val="0"/>
           <w:numId w:val="2"/>
@@ -14640,7 +13200,7 @@
     </w:p>
     <w:p>
       <w:pPr>
-        <w:pStyle w:val="a4"/>
+        <w:pStyle w:val="ListParagraph"/>
         <w:numPr>
           <w:ilvl w:val="0"/>
           <w:numId w:val="2"/>
@@ -14648,23 +13208,7 @@
         <w:spacing w:before="40" w:after="40"/>
       </w:pPr>
       <w:r>
-        <w:t>설정 화면에서 "저장 후 돌아가기"</w:t>
-      </w:r>
-      <w:proofErr w:type="spellStart"/>
-      <w:r>
-        <w:t>를</w:t>
-      </w:r>
-      <w:proofErr w:type="spellEnd"/>
-      <w:r>
-        <w:t xml:space="preserve"> </w:t>
-      </w:r>
-      <w:proofErr w:type="spellStart"/>
-      <w:r>
-        <w:t>탭하면</w:t>
-      </w:r>
-      <w:proofErr w:type="spellEnd"/>
-      <w:r>
-        <w:t xml:space="preserve"> 변경 사항이 저장됩니다</w:t>
+        <w:t>설정 화면에서 "저장 후 돌아가기"를 탭하면 변경 사항이 저장됩니다</w:t>
       </w:r>
     </w:p>
     <w:p>
@@ -14679,7 +13223,7 @@
         </w:rPr>
         <w:lastRenderedPageBreak/>
         <w:drawing>
-          <wp:inline distT="0" distB="0" distL="0" distR="0" wp14:anchorId="2112426C" wp14:editId="548AF7C2">
+          <wp:inline distT="0" distB="0" distL="0" distR="0" wp14:anchorId="74FDBE08" wp14:editId="45703F2E">
             <wp:extent cx="2009775" cy="4354177"/>
             <wp:effectExtent l="0" t="0" r="0" b="8890"/>
             <wp:docPr id="18" name="Picture 18"/>
@@ -14723,39 +13267,20 @@
     </w:p>
     <w:p>
       <w:pPr>
-        <w:pStyle w:val="a9"/>
+        <w:pStyle w:val="Caption"/>
         <w:jc w:val="center"/>
       </w:pPr>
       <w:r>
         <w:t xml:space="preserve">그림 </w:t>
       </w:r>
-      <w:r>
-        <w:fldChar w:fldCharType="begin"/>
-      </w:r>
-      <w:r>
-        <w:instrText xml:space="preserve"> SEQ </w:instrText>
-      </w:r>
-      <w:r>
-        <w:instrText>그림</w:instrText>
-      </w:r>
-      <w:r>
-        <w:instrText xml:space="preserve"> \* ARABIC </w:instrText>
-      </w:r>
-      <w:r>
-        <w:fldChar w:fldCharType="separate"/>
-      </w:r>
-      <w:r>
-        <w:rPr>
-          <w:noProof/>
-        </w:rPr>
-        <w:t>9</w:t>
-      </w:r>
-      <w:r>
-        <w:rPr>
-          <w:noProof/>
-        </w:rPr>
-        <w:fldChar w:fldCharType="end"/>
-      </w:r>
+      <w:fldSimple w:instr=" SEQ 그림 \* ARABIC ">
+        <w:r>
+          <w:rPr>
+            <w:noProof/>
+          </w:rPr>
+          <w:t>9</w:t>
+        </w:r>
+      </w:fldSimple>
       <w:r>
         <w:t xml:space="preserve"> </w:t>
       </w:r>
@@ -14763,21 +13288,7 @@
         <w:rPr>
           <w:rFonts w:hint="eastAsia"/>
         </w:rPr>
-        <w:t xml:space="preserve">특정 행을 </w:t>
-      </w:r>
-      <w:proofErr w:type="spellStart"/>
-      <w:r>
-        <w:rPr>
-          <w:rFonts w:hint="eastAsia"/>
-        </w:rPr>
-        <w:t>탭한</w:t>
-      </w:r>
-      <w:proofErr w:type="spellEnd"/>
-      <w:r>
-        <w:rPr>
-          <w:rFonts w:hint="eastAsia"/>
-        </w:rPr>
-        <w:t xml:space="preserve"> 후 단어 추가 다이얼로그 팝업</w:t>
+        <w:t>특정 행을 탭한 후 단어 추가 다이얼로그 팝업</w:t>
       </w:r>
     </w:p>
     <w:p>
@@ -14812,20 +13323,15 @@
     </w:p>
     <w:p>
       <w:pPr>
-        <w:pStyle w:val="2"/>
-      </w:pPr>
-      <w:proofErr w:type="gramStart"/>
-      <w:r>
-        <w:t>5.3  편집할</w:t>
-      </w:r>
-      <w:proofErr w:type="gramEnd"/>
-      <w:r>
-        <w:t xml:space="preserve"> 수 없는 항목</w:t>
-      </w:r>
-    </w:p>
-    <w:p>
-      <w:pPr>
-        <w:pStyle w:val="a4"/>
+        <w:pStyle w:val="Heading2"/>
+      </w:pPr>
+      <w:r>
+        <w:t>5.3  편집할 수 없는 항목</w:t>
+      </w:r>
+    </w:p>
+    <w:p>
+      <w:pPr>
+        <w:pStyle w:val="ListParagraph"/>
         <w:numPr>
           <w:ilvl w:val="0"/>
           <w:numId w:val="2"/>
@@ -14838,7 +13344,7 @@
     </w:p>
     <w:p>
       <w:pPr>
-        <w:pStyle w:val="a4"/>
+        <w:pStyle w:val="ListParagraph"/>
         <w:numPr>
           <w:ilvl w:val="0"/>
           <w:numId w:val="2"/>
@@ -14851,7 +13357,7 @@
     </w:p>
     <w:p>
       <w:pPr>
-        <w:pStyle w:val="a4"/>
+        <w:pStyle w:val="ListParagraph"/>
         <w:numPr>
           <w:ilvl w:val="0"/>
           <w:numId w:val="2"/>
@@ -14869,7 +13375,7 @@
     </w:p>
     <w:p>
       <w:pPr>
-        <w:pStyle w:val="1"/>
+        <w:pStyle w:val="Heading1"/>
       </w:pPr>
       <w:r>
         <w:lastRenderedPageBreak/>
@@ -14883,15 +13389,10 @@
     </w:p>
     <w:p>
       <w:pPr>
-        <w:pStyle w:val="2"/>
-      </w:pPr>
-      <w:proofErr w:type="gramStart"/>
-      <w:r>
-        <w:t>6.1  Galaxy</w:t>
-      </w:r>
-      <w:proofErr w:type="gramEnd"/>
-      <w:r>
-        <w:t xml:space="preserve"> Phone — 가로 모드</w:t>
+        <w:pStyle w:val="Heading2"/>
+      </w:pPr>
+      <w:r>
+        <w:t>6.1  Galaxy Phone — 가로 모드</w:t>
       </w:r>
     </w:p>
     <w:tbl>
@@ -14939,23 +13440,7 @@
                 <w:sz w:val="20"/>
                 <w:szCs w:val="20"/>
               </w:rPr>
-              <w:t xml:space="preserve">카메라 미리보기 (왼쪽 1/3) </w:t>
-            </w:r>
-            <w:proofErr w:type="gramStart"/>
-            <w:r>
-              <w:rPr>
-                <w:sz w:val="20"/>
-                <w:szCs w:val="20"/>
-              </w:rPr>
-              <w:t>시작 /</w:t>
-            </w:r>
-            <w:proofErr w:type="gramEnd"/>
-            <w:r>
-              <w:rPr>
-                <w:sz w:val="20"/>
-                <w:szCs w:val="20"/>
-              </w:rPr>
-              <w:t xml:space="preserve"> 일시정지 / 정지 버튼</w:t>
+              <w:t>카메라 미리보기 (왼쪽 1/3) 시작 / 일시정지 / 정지 버튼</w:t>
             </w:r>
           </w:p>
         </w:tc>
@@ -14982,23 +13467,7 @@
                 <w:sz w:val="20"/>
                 <w:szCs w:val="20"/>
               </w:rPr>
-              <w:t xml:space="preserve">상태 </w:t>
-            </w:r>
-            <w:proofErr w:type="spellStart"/>
-            <w:r>
-              <w:rPr>
-                <w:sz w:val="20"/>
-                <w:szCs w:val="20"/>
-              </w:rPr>
-              <w:t>표시바</w:t>
-            </w:r>
-            <w:proofErr w:type="spellEnd"/>
-            <w:r>
-              <w:rPr>
-                <w:sz w:val="20"/>
-                <w:szCs w:val="20"/>
-              </w:rPr>
-              <w:t xml:space="preserve"> 코드 테이블 (오른쪽 2/3, 가로 2열)</w:t>
+              <w:t>상태 표시바 코드 테이블 (오른쪽 2/3, 가로 2열)</w:t>
             </w:r>
           </w:p>
         </w:tc>
@@ -15011,15 +13480,10 @@
     </w:p>
     <w:p>
       <w:pPr>
-        <w:pStyle w:val="2"/>
-      </w:pPr>
-      <w:proofErr w:type="gramStart"/>
-      <w:r>
-        <w:t>6.2  Galaxy</w:t>
-      </w:r>
-      <w:proofErr w:type="gramEnd"/>
-      <w:r>
-        <w:t xml:space="preserve"> Phone — 세로 모드</w:t>
+        <w:pStyle w:val="Heading2"/>
+      </w:pPr>
+      <w:r>
+        <w:t>6.2  Galaxy Phone — 세로 모드</w:t>
       </w:r>
     </w:p>
     <w:tbl>
@@ -15090,21 +13554,12 @@
             </w:tcMar>
           </w:tcPr>
           <w:p>
-            <w:proofErr w:type="gramStart"/>
-            <w:r>
-              <w:rPr>
-                <w:sz w:val="20"/>
-                <w:szCs w:val="20"/>
-              </w:rPr>
-              <w:t>시작 /</w:t>
-            </w:r>
-            <w:proofErr w:type="gramEnd"/>
-            <w:r>
-              <w:rPr>
-                <w:sz w:val="20"/>
-                <w:szCs w:val="20"/>
-              </w:rPr>
-              <w:t xml:space="preserve"> 일시정지 / 정지 버튼</w:t>
+            <w:r>
+              <w:rPr>
+                <w:sz w:val="20"/>
+                <w:szCs w:val="20"/>
+              </w:rPr>
+              <w:t>시작 / 일시정지 / 정지 버튼</w:t>
             </w:r>
           </w:p>
         </w:tc>
@@ -15133,17 +13588,8 @@
                 <w:sz w:val="20"/>
                 <w:szCs w:val="20"/>
               </w:rPr>
-              <w:t xml:space="preserve">상태 </w:t>
-            </w:r>
-            <w:proofErr w:type="spellStart"/>
-            <w:r>
-              <w:rPr>
-                <w:sz w:val="20"/>
-                <w:szCs w:val="20"/>
-              </w:rPr>
-              <w:t>표시바</w:t>
-            </w:r>
-            <w:proofErr w:type="spellEnd"/>
+              <w:t>상태 표시바</w:t>
+            </w:r>
           </w:p>
         </w:tc>
       </w:tr>
@@ -15184,15 +13630,10 @@
     </w:p>
     <w:p>
       <w:pPr>
-        <w:pStyle w:val="2"/>
-      </w:pPr>
-      <w:proofErr w:type="gramStart"/>
-      <w:r>
-        <w:t>6.3  Galaxy</w:t>
-      </w:r>
-      <w:proofErr w:type="gramEnd"/>
-      <w:r>
-        <w:t xml:space="preserve"> Tab — 가로 모드</w:t>
+        <w:pStyle w:val="Heading2"/>
+      </w:pPr>
+      <w:r>
+        <w:t>6.3  Galaxy Tab — 가로 모드</w:t>
       </w:r>
     </w:p>
     <w:tbl>
@@ -15297,23 +13738,7 @@
                 <w:sz w:val="20"/>
                 <w:szCs w:val="20"/>
               </w:rPr>
-              <w:t xml:space="preserve">상태 </w:t>
-            </w:r>
-            <w:proofErr w:type="spellStart"/>
-            <w:r>
-              <w:rPr>
-                <w:sz w:val="20"/>
-                <w:szCs w:val="20"/>
-              </w:rPr>
-              <w:t>표시바</w:t>
-            </w:r>
-            <w:proofErr w:type="spellEnd"/>
-            <w:r>
-              <w:rPr>
-                <w:sz w:val="20"/>
-                <w:szCs w:val="20"/>
-              </w:rPr>
-              <w:t xml:space="preserve"> + 코드 테이블 (하단, 큰 글자, 2열 중앙 정렬)</w:t>
+              <w:t>상태 표시바 + 코드 테이블 (하단, 큰 글자, 2열 중앙 정렬)</w:t>
             </w:r>
           </w:p>
         </w:tc>
@@ -15321,15 +13746,10 @@
     </w:tbl>
     <w:p>
       <w:pPr>
-        <w:pStyle w:val="2"/>
-      </w:pPr>
-      <w:proofErr w:type="gramStart"/>
-      <w:r>
-        <w:t>6.4  Galaxy</w:t>
-      </w:r>
-      <w:proofErr w:type="gramEnd"/>
-      <w:r>
-        <w:t xml:space="preserve"> Tab — 세로 모드</w:t>
+        <w:pStyle w:val="Heading2"/>
+      </w:pPr>
+      <w:r>
+        <w:t>6.4  Galaxy Tab — 세로 모드</w:t>
       </w:r>
     </w:p>
     <w:tbl>
@@ -15400,21 +13820,12 @@
             </w:tcMar>
           </w:tcPr>
           <w:p>
-            <w:proofErr w:type="gramStart"/>
-            <w:r>
-              <w:rPr>
-                <w:sz w:val="20"/>
-                <w:szCs w:val="20"/>
-              </w:rPr>
-              <w:t>시작 /</w:t>
-            </w:r>
-            <w:proofErr w:type="gramEnd"/>
-            <w:r>
-              <w:rPr>
-                <w:sz w:val="20"/>
-                <w:szCs w:val="20"/>
-              </w:rPr>
-              <w:t xml:space="preserve"> 일시정지 / 정지 버튼</w:t>
+            <w:r>
+              <w:rPr>
+                <w:sz w:val="20"/>
+                <w:szCs w:val="20"/>
+              </w:rPr>
+              <w:t>시작 / 일시정지 / 정지 버튼</w:t>
             </w:r>
           </w:p>
         </w:tc>
@@ -15443,17 +13854,8 @@
                 <w:sz w:val="20"/>
                 <w:szCs w:val="20"/>
               </w:rPr>
-              <w:t xml:space="preserve">상태 </w:t>
-            </w:r>
-            <w:proofErr w:type="spellStart"/>
-            <w:r>
-              <w:rPr>
-                <w:sz w:val="20"/>
-                <w:szCs w:val="20"/>
-              </w:rPr>
-              <w:t>표시바</w:t>
-            </w:r>
-            <w:proofErr w:type="spellEnd"/>
+              <w:t>상태 표시바</w:t>
+            </w:r>
           </w:p>
         </w:tc>
       </w:tr>
@@ -15511,99 +13913,53 @@
         <w:rPr>
           <w:color w:val="FF0000"/>
         </w:rPr>
-        <w:t xml:space="preserve">Galaxy </w:t>
-      </w:r>
-      <w:proofErr w:type="gramStart"/>
-      <w:r>
-        <w:rPr>
-          <w:color w:val="FF0000"/>
-        </w:rPr>
-        <w:t>Tab 의</w:t>
-      </w:r>
-      <w:proofErr w:type="gramEnd"/>
-      <w:r>
-        <w:rPr>
-          <w:color w:val="FF0000"/>
-        </w:rPr>
-        <w:t xml:space="preserve"> </w:t>
+        <w:t xml:space="preserve">Galaxy Tab 의 </w:t>
       </w:r>
       <w:r>
         <w:rPr>
           <w:rFonts w:hint="eastAsia"/>
           <w:color w:val="FF0000"/>
         </w:rPr>
-        <w:t xml:space="preserve">세로 모드는 전면 카메라의 위치에 따라 카메라와 카메라 뷰의 거리가 떨어져 있어서 인식율이 </w:t>
-      </w:r>
-      <w:proofErr w:type="spellStart"/>
+        <w:t>세로 모드는 전면 카메라의 위치에 따라 카메라와 카메라 뷰의 거리가 떨어져 있어서 인식율이 떨어질수 있습니다.</w:t>
+      </w:r>
+      <w:r>
+        <w:rPr>
+          <w:color w:val="FF0000"/>
+        </w:rPr>
+        <w:t xml:space="preserve">  </w:t>
+      </w:r>
       <w:r>
         <w:rPr>
           <w:rFonts w:hint="eastAsia"/>
           <w:color w:val="FF0000"/>
         </w:rPr>
-        <w:t>떨어질수</w:t>
-      </w:r>
-      <w:proofErr w:type="spellEnd"/>
+        <w:t>G</w:t>
+      </w:r>
+      <w:r>
+        <w:rPr>
+          <w:color w:val="FF0000"/>
+        </w:rPr>
+        <w:t xml:space="preserve">alaxy </w:t>
+      </w:r>
       <w:r>
         <w:rPr>
           <w:rFonts w:hint="eastAsia"/>
           <w:color w:val="FF0000"/>
         </w:rPr>
-        <w:t xml:space="preserve"> 있습니다.</w:t>
+        <w:t>T</w:t>
       </w:r>
       <w:r>
         <w:rPr>
           <w:color w:val="FF0000"/>
         </w:rPr>
-        <w:t xml:space="preserve">  </w:t>
+        <w:t>ab</w:t>
       </w:r>
       <w:r>
         <w:rPr>
           <w:rFonts w:hint="eastAsia"/>
           <w:color w:val="FF0000"/>
         </w:rPr>
-        <w:t>G</w:t>
-      </w:r>
-      <w:r>
-        <w:rPr>
-          <w:color w:val="FF0000"/>
-        </w:rPr>
-        <w:t xml:space="preserve">alaxy </w:t>
-      </w:r>
-      <w:r>
-        <w:rPr>
-          <w:rFonts w:hint="eastAsia"/>
-          <w:color w:val="FF0000"/>
-        </w:rPr>
-        <w:t>T</w:t>
-      </w:r>
-      <w:r>
-        <w:rPr>
-          <w:color w:val="FF0000"/>
-        </w:rPr>
-        <w:t>ab</w:t>
-      </w:r>
-      <w:r>
-        <w:rPr>
-          <w:rFonts w:hint="eastAsia"/>
-          <w:color w:val="FF0000"/>
-        </w:rPr>
-        <w:t xml:space="preserve">의 경우 가로모드 사용을 </w:t>
-      </w:r>
-      <w:proofErr w:type="spellStart"/>
-      <w:r>
-        <w:rPr>
-          <w:rFonts w:hint="eastAsia"/>
-          <w:color w:val="FF0000"/>
-        </w:rPr>
-        <w:t>권장드립니다</w:t>
-      </w:r>
-      <w:proofErr w:type="spellEnd"/>
-      <w:r>
-        <w:rPr>
-          <w:rFonts w:hint="eastAsia"/>
-          <w:color w:val="FF0000"/>
-        </w:rPr>
-        <w:t>.</w:t>
+        <w:t>의 경우 가로모드 사용을 권장드립니다.</w:t>
       </w:r>
     </w:p>
     <w:p>
@@ -15622,7 +13978,7 @@
     </w:p>
     <w:p>
       <w:pPr>
-        <w:pStyle w:val="1"/>
+        <w:pStyle w:val="Heading1"/>
       </w:pPr>
       <w:r>
         <w:lastRenderedPageBreak/>
@@ -15636,15 +13992,10 @@
     </w:p>
     <w:p>
       <w:pPr>
-        <w:pStyle w:val="2"/>
-      </w:pPr>
-      <w:proofErr w:type="gramStart"/>
-      <w:r>
-        <w:t>7.1  "</w:t>
-      </w:r>
-      <w:proofErr w:type="gramEnd"/>
-      <w:r>
-        <w:t>숨막혀" 선택 (긴급)</w:t>
+        <w:pStyle w:val="Heading2"/>
+      </w:pPr>
+      <w:r>
+        <w:t>7.1  "숨막혀" 선택 (긴급)</w:t>
       </w:r>
     </w:p>
     <w:tbl>
@@ -15864,15 +14215,10 @@
     </w:p>
     <w:p>
       <w:pPr>
-        <w:pStyle w:val="2"/>
-      </w:pPr>
-      <w:proofErr w:type="gramStart"/>
-      <w:r>
-        <w:t>7.2  통증</w:t>
-      </w:r>
-      <w:proofErr w:type="gramEnd"/>
-      <w:r>
-        <w:t xml:space="preserve"> 페이지에서 "머리 아파" 선택</w:t>
+        <w:pStyle w:val="Heading2"/>
+      </w:pPr>
+      <w:r>
+        <w:t>7.2  통증 페이지에서 "머리 아파" 선택</w:t>
       </w:r>
     </w:p>
     <w:tbl>
@@ -16214,15 +14560,10 @@
     </w:p>
     <w:p>
       <w:pPr>
-        <w:pStyle w:val="2"/>
-      </w:pPr>
-      <w:proofErr w:type="gramStart"/>
-      <w:r>
-        <w:t>7.3  카테고리</w:t>
-      </w:r>
-      <w:proofErr w:type="gramEnd"/>
-      <w:r>
-        <w:t xml:space="preserve"> 페이지에서 메인으로 돌아가기</w:t>
+        <w:pStyle w:val="Heading2"/>
+      </w:pPr>
+      <w:r>
+        <w:t>7.3  카테고리 페이지에서 메인으로 돌아가기</w:t>
       </w:r>
     </w:p>
     <w:tbl>
@@ -16442,15 +14783,10 @@
     </w:p>
     <w:p>
       <w:pPr>
-        <w:pStyle w:val="2"/>
-      </w:pPr>
-      <w:proofErr w:type="gramStart"/>
-      <w:r>
-        <w:t>7.4  "</w:t>
-      </w:r>
-      <w:proofErr w:type="gramEnd"/>
-      <w:r>
-        <w:t>고마워" 선택</w:t>
+        <w:pStyle w:val="Heading2"/>
+      </w:pPr>
+      <w:r>
+        <w:t>7.4  "고마워" 선택</w:t>
       </w:r>
     </w:p>
     <w:tbl>
@@ -16793,7 +15129,7 @@
     </w:p>
     <w:p>
       <w:pPr>
-        <w:pStyle w:val="1"/>
+        <w:pStyle w:val="Heading1"/>
       </w:pPr>
       <w:r>
         <w:lastRenderedPageBreak/>
@@ -16807,20 +15143,15 @@
     </w:p>
     <w:p>
       <w:pPr>
-        <w:pStyle w:val="2"/>
-      </w:pPr>
-      <w:proofErr w:type="gramStart"/>
-      <w:r>
-        <w:t>8.1  카메라</w:t>
-      </w:r>
-      <w:proofErr w:type="gramEnd"/>
-      <w:r>
-        <w:t xml:space="preserve"> 위치</w:t>
-      </w:r>
-    </w:p>
-    <w:p>
-      <w:pPr>
-        <w:pStyle w:val="a4"/>
+        <w:pStyle w:val="Heading2"/>
+      </w:pPr>
+      <w:r>
+        <w:t>8.1  카메라 위치</w:t>
+      </w:r>
+    </w:p>
+    <w:p>
+      <w:pPr>
+        <w:pStyle w:val="ListParagraph"/>
         <w:numPr>
           <w:ilvl w:val="0"/>
           <w:numId w:val="2"/>
@@ -16833,7 +15164,7 @@
     </w:p>
     <w:p>
       <w:pPr>
-        <w:pStyle w:val="a4"/>
+        <w:pStyle w:val="ListParagraph"/>
         <w:numPr>
           <w:ilvl w:val="0"/>
           <w:numId w:val="2"/>
@@ -16846,7 +15177,7 @@
     </w:p>
     <w:p>
       <w:pPr>
-        <w:pStyle w:val="a4"/>
+        <w:pStyle w:val="ListParagraph"/>
         <w:numPr>
           <w:ilvl w:val="0"/>
           <w:numId w:val="2"/>
@@ -16859,7 +15190,7 @@
     </w:p>
     <w:p>
       <w:pPr>
-        <w:pStyle w:val="a4"/>
+        <w:pStyle w:val="ListParagraph"/>
         <w:numPr>
           <w:ilvl w:val="0"/>
           <w:numId w:val="2"/>
@@ -16884,7 +15215,7 @@
     </w:p>
     <w:p>
       <w:pPr>
-        <w:pStyle w:val="a4"/>
+        <w:pStyle w:val="ListParagraph"/>
         <w:numPr>
           <w:ilvl w:val="0"/>
           <w:numId w:val="2"/>
@@ -17024,20 +15355,15 @@
     </w:p>
     <w:p>
       <w:pPr>
-        <w:pStyle w:val="2"/>
-      </w:pPr>
-      <w:proofErr w:type="gramStart"/>
-      <w:r>
-        <w:t>8.2  신규</w:t>
-      </w:r>
-      <w:proofErr w:type="gramEnd"/>
-      <w:r>
-        <w:t xml:space="preserve"> 사용자 훈련</w:t>
-      </w:r>
-    </w:p>
-    <w:p>
-      <w:pPr>
-        <w:pStyle w:val="a4"/>
+        <w:pStyle w:val="Heading2"/>
+      </w:pPr>
+      <w:r>
+        <w:t>8.2  신규 사용자 훈련</w:t>
+      </w:r>
+    </w:p>
+    <w:p>
+      <w:pPr>
+        <w:pStyle w:val="ListParagraph"/>
         <w:numPr>
           <w:ilvl w:val="0"/>
           <w:numId w:val="2"/>
@@ -17050,7 +15376,7 @@
     </w:p>
     <w:p>
       <w:pPr>
-        <w:pStyle w:val="a4"/>
+        <w:pStyle w:val="ListParagraph"/>
         <w:numPr>
           <w:ilvl w:val="0"/>
           <w:numId w:val="2"/>
@@ -17072,7 +15398,7 @@
     </w:p>
     <w:p>
       <w:pPr>
-        <w:pStyle w:val="a4"/>
+        <w:pStyle w:val="ListParagraph"/>
         <w:numPr>
           <w:ilvl w:val="0"/>
           <w:numId w:val="2"/>
@@ -17085,7 +15411,7 @@
     </w:p>
     <w:p>
       <w:pPr>
-        <w:pStyle w:val="a4"/>
+        <w:pStyle w:val="ListParagraph"/>
         <w:numPr>
           <w:ilvl w:val="0"/>
           <w:numId w:val="2"/>
@@ -17103,15 +15429,10 @@
     </w:p>
     <w:p>
       <w:pPr>
-        <w:pStyle w:val="2"/>
-      </w:pPr>
-      <w:proofErr w:type="gramStart"/>
-      <w:r>
-        <w:t>8.3  Zone</w:t>
-      </w:r>
-      <w:proofErr w:type="gramEnd"/>
-      <w:r>
-        <w:t xml:space="preserve"> 3</w:t>
+        <w:pStyle w:val="Heading2"/>
+      </w:pPr>
+      <w:r>
+        <w:t>8.3  Zone 3</w:t>
       </w:r>
       <w:r>
         <w:t>A</w:t>
@@ -17122,7 +15443,7 @@
     </w:p>
     <w:p>
       <w:pPr>
-        <w:pStyle w:val="a4"/>
+        <w:pStyle w:val="ListParagraph"/>
         <w:numPr>
           <w:ilvl w:val="0"/>
           <w:numId w:val="2"/>
@@ -17141,7 +15462,7 @@
     </w:p>
     <w:p>
       <w:pPr>
-        <w:pStyle w:val="a4"/>
+        <w:pStyle w:val="ListParagraph"/>
         <w:numPr>
           <w:ilvl w:val="0"/>
           <w:numId w:val="2"/>
@@ -17170,21 +15491,16 @@
     </w:p>
     <w:p>
       <w:pPr>
-        <w:pStyle w:val="2"/>
-      </w:pPr>
-      <w:proofErr w:type="gramStart"/>
+        <w:pStyle w:val="Heading2"/>
+      </w:pPr>
       <w:r>
         <w:lastRenderedPageBreak/>
-        <w:t>8.4  사용자</w:t>
-      </w:r>
-      <w:proofErr w:type="gramEnd"/>
-      <w:r>
-        <w:t xml:space="preserve"> 정의 단어 추가</w:t>
-      </w:r>
-    </w:p>
-    <w:p>
-      <w:pPr>
-        <w:pStyle w:val="a4"/>
+        <w:t>8.4  사용자 정의 단어 추가</w:t>
+      </w:r>
+    </w:p>
+    <w:p>
+      <w:pPr>
+        <w:pStyle w:val="ListParagraph"/>
         <w:numPr>
           <w:ilvl w:val="0"/>
           <w:numId w:val="2"/>
@@ -17192,20 +15508,12 @@
         <w:spacing w:before="40" w:after="40"/>
       </w:pPr>
       <w:r>
-        <w:t xml:space="preserve">설정에서 *** 슬롯을 </w:t>
-      </w:r>
-      <w:proofErr w:type="spellStart"/>
-      <w:r>
-        <w:t>탭하여</w:t>
-      </w:r>
-      <w:proofErr w:type="spellEnd"/>
-      <w:r>
-        <w:t xml:space="preserve"> 사용자 정의 단어 추가</w:t>
-      </w:r>
-    </w:p>
-    <w:p>
-      <w:pPr>
-        <w:pStyle w:val="a4"/>
+        <w:t>설정에서 *** 슬롯을 탭하여 사용자 정의 단어 추가</w:t>
+      </w:r>
+    </w:p>
+    <w:p>
+      <w:pPr>
+        <w:pStyle w:val="ListParagraph"/>
         <w:numPr>
           <w:ilvl w:val="0"/>
           <w:numId w:val="2"/>
@@ -17223,15 +15531,10 @@
     </w:p>
     <w:p>
       <w:pPr>
-        <w:pStyle w:val="2"/>
-      </w:pPr>
-      <w:proofErr w:type="gramStart"/>
-      <w:r>
-        <w:t>8.5  시선</w:t>
-      </w:r>
-      <w:proofErr w:type="gramEnd"/>
-      <w:r>
-        <w:t xml:space="preserve"> 감도</w:t>
+        <w:pStyle w:val="Heading2"/>
+      </w:pPr>
+      <w:r>
+        <w:t>8.5  시선 감도</w:t>
       </w:r>
     </w:p>
     <w:p>
@@ -17244,7 +15547,7 @@
     </w:p>
     <w:p>
       <w:pPr>
-        <w:pStyle w:val="a4"/>
+        <w:pStyle w:val="ListParagraph"/>
         <w:numPr>
           <w:ilvl w:val="0"/>
           <w:numId w:val="2"/>
@@ -17257,7 +15560,7 @@
     </w:p>
     <w:p>
       <w:pPr>
-        <w:pStyle w:val="a4"/>
+        <w:pStyle w:val="ListParagraph"/>
         <w:numPr>
           <w:ilvl w:val="0"/>
           <w:numId w:val="2"/>
@@ -17270,7 +15573,7 @@
     </w:p>
     <w:p>
       <w:pPr>
-        <w:pStyle w:val="a4"/>
+        <w:pStyle w:val="ListParagraph"/>
         <w:numPr>
           <w:ilvl w:val="0"/>
           <w:numId w:val="2"/>
@@ -17283,7 +15586,7 @@
     </w:p>
     <w:p>
       <w:pPr>
-        <w:pStyle w:val="a4"/>
+        <w:pStyle w:val="ListParagraph"/>
         <w:numPr>
           <w:ilvl w:val="0"/>
           <w:numId w:val="2"/>
@@ -17301,7 +15604,7 @@
     </w:p>
     <w:p>
       <w:pPr>
-        <w:pStyle w:val="1"/>
+        <w:pStyle w:val="Heading1"/>
       </w:pPr>
       <w:r>
         <w:lastRenderedPageBreak/>
@@ -17627,39 +15930,7 @@
                 <w:sz w:val="20"/>
                 <w:szCs w:val="20"/>
               </w:rPr>
-              <w:t xml:space="preserve">눈꺼풀이 반쯤 </w:t>
-            </w:r>
-            <w:proofErr w:type="spellStart"/>
-            <w:r>
-              <w:rPr>
-                <w:sz w:val="20"/>
-                <w:szCs w:val="20"/>
-              </w:rPr>
-              <w:t>닫혀있지</w:t>
-            </w:r>
-            <w:proofErr w:type="spellEnd"/>
-            <w:r>
-              <w:rPr>
-                <w:sz w:val="20"/>
-                <w:szCs w:val="20"/>
-              </w:rPr>
-              <w:t xml:space="preserve"> </w:t>
-            </w:r>
-            <w:proofErr w:type="spellStart"/>
-            <w:r>
-              <w:rPr>
-                <w:sz w:val="20"/>
-                <w:szCs w:val="20"/>
-              </w:rPr>
-              <w:t>않은지</w:t>
-            </w:r>
-            <w:proofErr w:type="spellEnd"/>
-            <w:r>
-              <w:rPr>
-                <w:sz w:val="20"/>
-                <w:szCs w:val="20"/>
-              </w:rPr>
-              <w:t xml:space="preserve"> 확인. 일반적인 작은 안구 움직임은 코드를 입력하지 않아야 함</w:t>
+              <w:t>눈꺼풀이 반쯤 닫혀있지 않은지 확인. 일반적인 작은 안구 움직임은 코드를 입력하지 않아야 함</w:t>
             </w:r>
           </w:p>
         </w:tc>
@@ -17730,7 +16001,7 @@
     </w:p>
     <w:p>
       <w:pPr>
-        <w:pStyle w:val="1"/>
+        <w:pStyle w:val="Heading1"/>
       </w:pPr>
       <w:r>
         <w:t>10. 안전 고지사항</w:t>
@@ -17759,7 +16030,7 @@
     </w:p>
     <w:p>
       <w:pPr>
-        <w:pStyle w:val="a4"/>
+        <w:pStyle w:val="ListParagraph"/>
         <w:numPr>
           <w:ilvl w:val="0"/>
           <w:numId w:val="2"/>
@@ -17772,7 +16043,7 @@
     </w:p>
     <w:p>
       <w:pPr>
-        <w:pStyle w:val="a4"/>
+        <w:pStyle w:val="ListParagraph"/>
         <w:numPr>
           <w:ilvl w:val="0"/>
           <w:numId w:val="2"/>
@@ -17785,7 +16056,7 @@
     </w:p>
     <w:p>
       <w:pPr>
-        <w:pStyle w:val="a4"/>
+        <w:pStyle w:val="ListParagraph"/>
         <w:numPr>
           <w:ilvl w:val="0"/>
           <w:numId w:val="2"/>
@@ -17798,7 +16069,7 @@
     </w:p>
     <w:p>
       <w:pPr>
-        <w:pStyle w:val="a4"/>
+        <w:pStyle w:val="ListParagraph"/>
         <w:numPr>
           <w:ilvl w:val="0"/>
           <w:numId w:val="2"/>
@@ -17828,6 +16099,71 @@
       </w:pPr>
     </w:p>
     <w:p>
+      <w:r>
+        <w:rPr>
+          <w:b/>
+        </w:rPr>
+        <w:t>문의</w:t>
+      </w:r>
+      <w:r>
+        <w:rPr>
+          <w:b/>
+        </w:rPr>
+        <w:t xml:space="preserve"> · </w:t>
+      </w:r>
+      <w:r>
+        <w:rPr>
+          <w:b/>
+        </w:rPr>
+        <w:t>문제</w:t>
+      </w:r>
+      <w:r>
+        <w:rPr>
+          <w:b/>
+        </w:rPr>
+        <w:t xml:space="preserve"> </w:t>
+      </w:r>
+      <w:r>
+        <w:rPr>
+          <w:b/>
+        </w:rPr>
+        <w:t>신고</w:t>
+      </w:r>
+      <w:r>
+        <w:rPr>
+          <w:b/>
+        </w:rPr>
+        <w:t xml:space="preserve"> · </w:t>
+      </w:r>
+      <w:r>
+        <w:rPr>
+          <w:b/>
+        </w:rPr>
+        <w:t>의견</w:t>
+      </w:r>
+      <w:r>
+        <w:rPr>
+          <w:b/>
+        </w:rPr>
+        <w:t xml:space="preserve"> </w:t>
+      </w:r>
+      <w:r>
+        <w:rPr>
+          <w:b/>
+        </w:rPr>
+        <w:t>보내기</w:t>
+      </w:r>
+      <w:r>
+        <w:rPr>
+          <w:b/>
+        </w:rPr>
+        <w:t xml:space="preserve">: </w:t>
+      </w:r>
+      <w:r>
+        <w:t>contact.eyeum@gmail.com</w:t>
+      </w:r>
+    </w:p>
+    <w:p>
       <w:pPr>
         <w:pBdr>
           <w:top w:val="single" w:sz="4" w:space="8" w:color="1976D2"/>
@@ -17843,29 +16179,7 @@
           <w:sz w:val="18"/>
           <w:szCs w:val="18"/>
         </w:rPr>
-        <w:t xml:space="preserve">ALS 시선 응시 의사소통 </w:t>
-      </w:r>
-      <w:proofErr w:type="gramStart"/>
-      <w:r>
-        <w:rPr>
-          <w:i/>
-          <w:iCs/>
-          <w:color w:val="888888"/>
-          <w:sz w:val="18"/>
-          <w:szCs w:val="18"/>
-        </w:rPr>
-        <w:t>앱  |</w:t>
-      </w:r>
-      <w:proofErr w:type="gramEnd"/>
-      <w:r>
-        <w:rPr>
-          <w:i/>
-          <w:iCs/>
-          <w:color w:val="888888"/>
-          <w:sz w:val="18"/>
-          <w:szCs w:val="18"/>
-        </w:rPr>
-        <w:t xml:space="preserve">  사용자 매뉴얼</w:t>
+        <w:t>EYEUM  |  사용자 매뉴얼</w:t>
       </w:r>
     </w:p>
     <w:sectPr>
@@ -17881,7 +16195,7 @@
 </file>
 
 <file path=word/endnotes.xml><?xml version="1.0" encoding="utf-8"?>
-<w:endnotes xmlns:wpc="http://schemas.microsoft.com/office/word/2010/wordprocessingCanvas" xmlns:cx="http://schemas.microsoft.com/office/drawing/2014/chartex" xmlns:cx1="http://schemas.microsoft.com/office/drawing/2015/9/8/chartex" xmlns:cx2="http://schemas.microsoft.com/office/drawing/2015/10/21/chartex" xmlns:cx3="http://schemas.microsoft.com/office/drawing/2016/5/9/chartex" xmlns:cx4="http://schemas.microsoft.com/office/drawing/2016/5/10/chartex" xmlns:cx5="http://schemas.microsoft.com/office/drawing/2016/5/11/chartex" xmlns:cx6="http://schemas.microsoft.com/office/drawing/2016/5/12/chartex" xmlns:cx7="http://schemas.microsoft.com/office/drawing/2016/5/13/chartex" xmlns:cx8="http://schemas.microsoft.com/office/drawing/2016/5/14/chartex" xmlns:mc="http://schemas.openxmlformats.org/markup-compatibility/2006" xmlns:aink="http://schemas.microsoft.com/office/drawing/2016/ink" xmlns:am3d="http://schemas.microsoft.com/office/drawing/2017/model3d" xmlns:o="urn:schemas-microsoft-com:office:office" xmlns:r="http://schemas.openxmlformats.org/officeDocument/2006/relationships" xmlns:m="http://schemas.openxmlformats.org/officeDocument/2006/math" xmlns:v="urn:schemas-microsoft-com:vml" xmlns:wp14="http://schemas.microsoft.com/office/word/2010/wordprocessingDrawing" xmlns:wp="http://schemas.openxmlformats.org/drawingml/2006/wordprocessingDrawing" xmlns:w10="urn:schemas-microsoft-com:office:word" xmlns:w="http://schemas.openxmlformats.org/wordprocessingml/2006/main" xmlns:w14="http://schemas.microsoft.com/office/word/2010/wordml" xmlns:w15="http://schemas.microsoft.com/office/word/2012/wordml" xmlns:w16cid="http://schemas.microsoft.com/office/word/2016/wordml/cid" xmlns:w16se="http://schemas.microsoft.com/office/word/2015/wordml/symex" xmlns:wpg="http://schemas.microsoft.com/office/word/2010/wordprocessingGroup" xmlns:wpi="http://schemas.microsoft.com/office/word/2010/wordprocessingInk" xmlns:wne="http://schemas.microsoft.com/office/word/2006/wordml" xmlns:wps="http://schemas.microsoft.com/office/word/2010/wordprocessingShape" mc:Ignorable="w14 w15 w16se w16cid wp14">
+<w:endnotes xmlns:wpc="http://schemas.microsoft.com/office/word/2010/wordprocessingCanvas" xmlns:cx="http://schemas.microsoft.com/office/drawing/2014/chartex" xmlns:cx1="http://schemas.microsoft.com/office/drawing/2015/9/8/chartex" xmlns:cx2="http://schemas.microsoft.com/office/drawing/2015/10/21/chartex" xmlns:cx3="http://schemas.microsoft.com/office/drawing/2016/5/9/chartex" xmlns:cx4="http://schemas.microsoft.com/office/drawing/2016/5/10/chartex" xmlns:cx5="http://schemas.microsoft.com/office/drawing/2016/5/11/chartex" xmlns:cx6="http://schemas.microsoft.com/office/drawing/2016/5/12/chartex" xmlns:cx7="http://schemas.microsoft.com/office/drawing/2016/5/13/chartex" xmlns:cx8="http://schemas.microsoft.com/office/drawing/2016/5/14/chartex" xmlns:mc="http://schemas.openxmlformats.org/markup-compatibility/2006" xmlns:aink="http://schemas.microsoft.com/office/drawing/2016/ink" xmlns:am3d="http://schemas.microsoft.com/office/drawing/2017/model3d" xmlns:o="urn:schemas-microsoft-com:office:office" xmlns:r="http://schemas.openxmlformats.org/officeDocument/2006/relationships" xmlns:m="http://schemas.openxmlformats.org/officeDocument/2006/math" xmlns:v="urn:schemas-microsoft-com:vml" xmlns:wp14="http://schemas.microsoft.com/office/word/2010/wordprocessingDrawing" xmlns:wp="http://schemas.openxmlformats.org/drawingml/2006/wordprocessingDrawing" xmlns:w10="urn:schemas-microsoft-com:office:word" xmlns:w="http://schemas.openxmlformats.org/wordprocessingml/2006/main" xmlns:w14="http://schemas.microsoft.com/office/word/2010/wordml" xmlns:w15="http://schemas.microsoft.com/office/word/2012/wordml" xmlns:w16cex="http://schemas.microsoft.com/office/word/2018/wordml/cex" xmlns:w16cid="http://schemas.microsoft.com/office/word/2016/wordml/cid" xmlns:w16="http://schemas.microsoft.com/office/word/2018/wordml" xmlns:w16sdtdh="http://schemas.microsoft.com/office/word/2020/wordml/sdtdatahash" xmlns:w16se="http://schemas.microsoft.com/office/word/2015/wordml/symex" xmlns:wpg="http://schemas.microsoft.com/office/word/2010/wordprocessingGroup" xmlns:wpi="http://schemas.microsoft.com/office/word/2010/wordprocessingInk" xmlns:wne="http://schemas.microsoft.com/office/word/2006/wordml" xmlns:wps="http://schemas.microsoft.com/office/word/2010/wordprocessingShape" mc:Ignorable="w14 w15 w16se w16cid w16 w16cex w16sdtdh wp14">
   <w:endnote w:type="separator" w:id="-1">
     <w:p>
       <w:r>
@@ -17900,7 +16214,7 @@
 </file>
 
 <file path=word/footer1.xml><?xml version="1.0" encoding="utf-8"?>
-<w:ftr xmlns:wpc="http://schemas.microsoft.com/office/word/2010/wordprocessingCanvas" xmlns:cx="http://schemas.microsoft.com/office/drawing/2014/chartex" xmlns:cx1="http://schemas.microsoft.com/office/drawing/2015/9/8/chartex" xmlns:cx2="http://schemas.microsoft.com/office/drawing/2015/10/21/chartex" xmlns:cx3="http://schemas.microsoft.com/office/drawing/2016/5/9/chartex" xmlns:cx4="http://schemas.microsoft.com/office/drawing/2016/5/10/chartex" xmlns:cx5="http://schemas.microsoft.com/office/drawing/2016/5/11/chartex" xmlns:cx6="http://schemas.microsoft.com/office/drawing/2016/5/12/chartex" xmlns:cx7="http://schemas.microsoft.com/office/drawing/2016/5/13/chartex" xmlns:cx8="http://schemas.microsoft.com/office/drawing/2016/5/14/chartex" xmlns:mc="http://schemas.openxmlformats.org/markup-compatibility/2006" xmlns:aink="http://schemas.microsoft.com/office/drawing/2016/ink" xmlns:am3d="http://schemas.microsoft.com/office/drawing/2017/model3d" xmlns:o="urn:schemas-microsoft-com:office:office" xmlns:r="http://schemas.openxmlformats.org/officeDocument/2006/relationships" xmlns:m="http://schemas.openxmlformats.org/officeDocument/2006/math" xmlns:v="urn:schemas-microsoft-com:vml" xmlns:wp14="http://schemas.microsoft.com/office/word/2010/wordprocessingDrawing" xmlns:wp="http://schemas.openxmlformats.org/drawingml/2006/wordprocessingDrawing" xmlns:w10="urn:schemas-microsoft-com:office:word" xmlns:w="http://schemas.openxmlformats.org/wordprocessingml/2006/main" xmlns:w14="http://schemas.microsoft.com/office/word/2010/wordml" xmlns:w15="http://schemas.microsoft.com/office/word/2012/wordml" xmlns:w16cid="http://schemas.microsoft.com/office/word/2016/wordml/cid" xmlns:w16se="http://schemas.microsoft.com/office/word/2015/wordml/symex" xmlns:wpg="http://schemas.microsoft.com/office/word/2010/wordprocessingGroup" xmlns:wpi="http://schemas.microsoft.com/office/word/2010/wordprocessingInk" xmlns:wne="http://schemas.microsoft.com/office/word/2006/wordml" xmlns:wps="http://schemas.microsoft.com/office/word/2010/wordprocessingShape" mc:Ignorable="w14 w15 w16se w16cid wp14">
+<w:ftr xmlns:wpc="http://schemas.microsoft.com/office/word/2010/wordprocessingCanvas" xmlns:cx="http://schemas.microsoft.com/office/drawing/2014/chartex" xmlns:cx1="http://schemas.microsoft.com/office/drawing/2015/9/8/chartex" xmlns:cx2="http://schemas.microsoft.com/office/drawing/2015/10/21/chartex" xmlns:cx3="http://schemas.microsoft.com/office/drawing/2016/5/9/chartex" xmlns:cx4="http://schemas.microsoft.com/office/drawing/2016/5/10/chartex" xmlns:cx5="http://schemas.microsoft.com/office/drawing/2016/5/11/chartex" xmlns:cx6="http://schemas.microsoft.com/office/drawing/2016/5/12/chartex" xmlns:cx7="http://schemas.microsoft.com/office/drawing/2016/5/13/chartex" xmlns:cx8="http://schemas.microsoft.com/office/drawing/2016/5/14/chartex" xmlns:mc="http://schemas.openxmlformats.org/markup-compatibility/2006" xmlns:aink="http://schemas.microsoft.com/office/drawing/2016/ink" xmlns:am3d="http://schemas.microsoft.com/office/drawing/2017/model3d" xmlns:o="urn:schemas-microsoft-com:office:office" xmlns:r="http://schemas.openxmlformats.org/officeDocument/2006/relationships" xmlns:m="http://schemas.openxmlformats.org/officeDocument/2006/math" xmlns:v="urn:schemas-microsoft-com:vml" xmlns:wp14="http://schemas.microsoft.com/office/word/2010/wordprocessingDrawing" xmlns:wp="http://schemas.openxmlformats.org/drawingml/2006/wordprocessingDrawing" xmlns:w10="urn:schemas-microsoft-com:office:word" xmlns:w="http://schemas.openxmlformats.org/wordprocessingml/2006/main" xmlns:w14="http://schemas.microsoft.com/office/word/2010/wordml" xmlns:w15="http://schemas.microsoft.com/office/word/2012/wordml" xmlns:w16cex="http://schemas.microsoft.com/office/word/2018/wordml/cex" xmlns:w16cid="http://schemas.microsoft.com/office/word/2016/wordml/cid" xmlns:w16="http://schemas.microsoft.com/office/word/2018/wordml" xmlns:w16sdtdh="http://schemas.microsoft.com/office/word/2020/wordml/sdtdatahash" xmlns:w16se="http://schemas.microsoft.com/office/word/2015/wordml/symex" xmlns:wpg="http://schemas.microsoft.com/office/word/2010/wordprocessingGroup" xmlns:wpi="http://schemas.microsoft.com/office/word/2010/wordprocessingInk" xmlns:wne="http://schemas.microsoft.com/office/word/2006/wordml" xmlns:wps="http://schemas.microsoft.com/office/word/2010/wordprocessingShape" mc:Ignorable="w14 w15 w16se w16cid w16 w16cex w16sdtdh wp14">
   <w:p>
     <w:pPr>
       <w:pBdr>
@@ -17962,7 +16276,7 @@
 </file>
 
 <file path=word/footnotes.xml><?xml version="1.0" encoding="utf-8"?>
-<w:footnotes xmlns:wpc="http://schemas.microsoft.com/office/word/2010/wordprocessingCanvas" xmlns:cx="http://schemas.microsoft.com/office/drawing/2014/chartex" xmlns:cx1="http://schemas.microsoft.com/office/drawing/2015/9/8/chartex" xmlns:cx2="http://schemas.microsoft.com/office/drawing/2015/10/21/chartex" xmlns:cx3="http://schemas.microsoft.com/office/drawing/2016/5/9/chartex" xmlns:cx4="http://schemas.microsoft.com/office/drawing/2016/5/10/chartex" xmlns:cx5="http://schemas.microsoft.com/office/drawing/2016/5/11/chartex" xmlns:cx6="http://schemas.microsoft.com/office/drawing/2016/5/12/chartex" xmlns:cx7="http://schemas.microsoft.com/office/drawing/2016/5/13/chartex" xmlns:cx8="http://schemas.microsoft.com/office/drawing/2016/5/14/chartex" xmlns:mc="http://schemas.openxmlformats.org/markup-compatibility/2006" xmlns:aink="http://schemas.microsoft.com/office/drawing/2016/ink" xmlns:am3d="http://schemas.microsoft.com/office/drawing/2017/model3d" xmlns:o="urn:schemas-microsoft-com:office:office" xmlns:r="http://schemas.openxmlformats.org/officeDocument/2006/relationships" xmlns:m="http://schemas.openxmlformats.org/officeDocument/2006/math" xmlns:v="urn:schemas-microsoft-com:vml" xmlns:wp14="http://schemas.microsoft.com/office/word/2010/wordprocessingDrawing" xmlns:wp="http://schemas.openxmlformats.org/drawingml/2006/wordprocessingDrawing" xmlns:w10="urn:schemas-microsoft-com:office:word" xmlns:w="http://schemas.openxmlformats.org/wordprocessingml/2006/main" xmlns:w14="http://schemas.microsoft.com/office/word/2010/wordml" xmlns:w15="http://schemas.microsoft.com/office/word/2012/wordml" xmlns:w16cid="http://schemas.microsoft.com/office/word/2016/wordml/cid" xmlns:w16se="http://schemas.microsoft.com/office/word/2015/wordml/symex" xmlns:wpg="http://schemas.microsoft.com/office/word/2010/wordprocessingGroup" xmlns:wpi="http://schemas.microsoft.com/office/word/2010/wordprocessingInk" xmlns:wne="http://schemas.microsoft.com/office/word/2006/wordml" xmlns:wps="http://schemas.microsoft.com/office/word/2010/wordprocessingShape" mc:Ignorable="w14 w15 w16se w16cid wp14">
+<w:footnotes xmlns:wpc="http://schemas.microsoft.com/office/word/2010/wordprocessingCanvas" xmlns:cx="http://schemas.microsoft.com/office/drawing/2014/chartex" xmlns:cx1="http://schemas.microsoft.com/office/drawing/2015/9/8/chartex" xmlns:cx2="http://schemas.microsoft.com/office/drawing/2015/10/21/chartex" xmlns:cx3="http://schemas.microsoft.com/office/drawing/2016/5/9/chartex" xmlns:cx4="http://schemas.microsoft.com/office/drawing/2016/5/10/chartex" xmlns:cx5="http://schemas.microsoft.com/office/drawing/2016/5/11/chartex" xmlns:cx6="http://schemas.microsoft.com/office/drawing/2016/5/12/chartex" xmlns:cx7="http://schemas.microsoft.com/office/drawing/2016/5/13/chartex" xmlns:cx8="http://schemas.microsoft.com/office/drawing/2016/5/14/chartex" xmlns:mc="http://schemas.openxmlformats.org/markup-compatibility/2006" xmlns:aink="http://schemas.microsoft.com/office/drawing/2016/ink" xmlns:am3d="http://schemas.microsoft.com/office/drawing/2017/model3d" xmlns:o="urn:schemas-microsoft-com:office:office" xmlns:r="http://schemas.openxmlformats.org/officeDocument/2006/relationships" xmlns:m="http://schemas.openxmlformats.org/officeDocument/2006/math" xmlns:v="urn:schemas-microsoft-com:vml" xmlns:wp14="http://schemas.microsoft.com/office/word/2010/wordprocessingDrawing" xmlns:wp="http://schemas.openxmlformats.org/drawingml/2006/wordprocessingDrawing" xmlns:w10="urn:schemas-microsoft-com:office:word" xmlns:w="http://schemas.openxmlformats.org/wordprocessingml/2006/main" xmlns:w14="http://schemas.microsoft.com/office/word/2010/wordml" xmlns:w15="http://schemas.microsoft.com/office/word/2012/wordml" xmlns:w16cex="http://schemas.microsoft.com/office/word/2018/wordml/cex" xmlns:w16cid="http://schemas.microsoft.com/office/word/2016/wordml/cid" xmlns:w16="http://schemas.microsoft.com/office/word/2018/wordml" xmlns:w16sdtdh="http://schemas.microsoft.com/office/word/2020/wordml/sdtdatahash" xmlns:w16se="http://schemas.microsoft.com/office/word/2015/wordml/symex" xmlns:wpg="http://schemas.microsoft.com/office/word/2010/wordprocessingGroup" xmlns:wpi="http://schemas.microsoft.com/office/word/2010/wordprocessingInk" xmlns:wne="http://schemas.microsoft.com/office/word/2006/wordml" xmlns:wps="http://schemas.microsoft.com/office/word/2010/wordprocessingShape" mc:Ignorable="w14 w15 w16se w16cid w16 w16cex w16sdtdh wp14">
   <w:footnote w:type="separator" w:id="-1">
     <w:p>
       <w:r>
@@ -17981,7 +16295,7 @@
 </file>
 
 <file path=word/header1.xml><?xml version="1.0" encoding="utf-8"?>
-<w:hdr xmlns:wpc="http://schemas.microsoft.com/office/word/2010/wordprocessingCanvas" xmlns:cx="http://schemas.microsoft.com/office/drawing/2014/chartex" xmlns:cx1="http://schemas.microsoft.com/office/drawing/2015/9/8/chartex" xmlns:cx2="http://schemas.microsoft.com/office/drawing/2015/10/21/chartex" xmlns:cx3="http://schemas.microsoft.com/office/drawing/2016/5/9/chartex" xmlns:cx4="http://schemas.microsoft.com/office/drawing/2016/5/10/chartex" xmlns:cx5="http://schemas.microsoft.com/office/drawing/2016/5/11/chartex" xmlns:cx6="http://schemas.microsoft.com/office/drawing/2016/5/12/chartex" xmlns:cx7="http://schemas.microsoft.com/office/drawing/2016/5/13/chartex" xmlns:cx8="http://schemas.microsoft.com/office/drawing/2016/5/14/chartex" xmlns:mc="http://schemas.openxmlformats.org/markup-compatibility/2006" xmlns:aink="http://schemas.microsoft.com/office/drawing/2016/ink" xmlns:am3d="http://schemas.microsoft.com/office/drawing/2017/model3d" xmlns:o="urn:schemas-microsoft-com:office:office" xmlns:r="http://schemas.openxmlformats.org/officeDocument/2006/relationships" xmlns:m="http://schemas.openxmlformats.org/officeDocument/2006/math" xmlns:v="urn:schemas-microsoft-com:vml" xmlns:wp14="http://schemas.microsoft.com/office/word/2010/wordprocessingDrawing" xmlns:wp="http://schemas.openxmlformats.org/drawingml/2006/wordprocessingDrawing" xmlns:w10="urn:schemas-microsoft-com:office:word" xmlns:w="http://schemas.openxmlformats.org/wordprocessingml/2006/main" xmlns:w14="http://schemas.microsoft.com/office/word/2010/wordml" xmlns:w15="http://schemas.microsoft.com/office/word/2012/wordml" xmlns:w16cid="http://schemas.microsoft.com/office/word/2016/wordml/cid" xmlns:w16se="http://schemas.microsoft.com/office/word/2015/wordml/symex" xmlns:wpg="http://schemas.microsoft.com/office/word/2010/wordprocessingGroup" xmlns:wpi="http://schemas.microsoft.com/office/word/2010/wordprocessingInk" xmlns:wne="http://schemas.microsoft.com/office/word/2006/wordml" xmlns:wps="http://schemas.microsoft.com/office/word/2010/wordprocessingShape" mc:Ignorable="w14 w15 w16se w16cid wp14">
+<w:hdr xmlns:wpc="http://schemas.microsoft.com/office/word/2010/wordprocessingCanvas" xmlns:cx="http://schemas.microsoft.com/office/drawing/2014/chartex" xmlns:cx1="http://schemas.microsoft.com/office/drawing/2015/9/8/chartex" xmlns:cx2="http://schemas.microsoft.com/office/drawing/2015/10/21/chartex" xmlns:cx3="http://schemas.microsoft.com/office/drawing/2016/5/9/chartex" xmlns:cx4="http://schemas.microsoft.com/office/drawing/2016/5/10/chartex" xmlns:cx5="http://schemas.microsoft.com/office/drawing/2016/5/11/chartex" xmlns:cx6="http://schemas.microsoft.com/office/drawing/2016/5/12/chartex" xmlns:cx7="http://schemas.microsoft.com/office/drawing/2016/5/13/chartex" xmlns:cx8="http://schemas.microsoft.com/office/drawing/2016/5/14/chartex" xmlns:mc="http://schemas.openxmlformats.org/markup-compatibility/2006" xmlns:aink="http://schemas.microsoft.com/office/drawing/2016/ink" xmlns:am3d="http://schemas.microsoft.com/office/drawing/2017/model3d" xmlns:o="urn:schemas-microsoft-com:office:office" xmlns:r="http://schemas.openxmlformats.org/officeDocument/2006/relationships" xmlns:m="http://schemas.openxmlformats.org/officeDocument/2006/math" xmlns:v="urn:schemas-microsoft-com:vml" xmlns:wp14="http://schemas.microsoft.com/office/word/2010/wordprocessingDrawing" xmlns:wp="http://schemas.openxmlformats.org/drawingml/2006/wordprocessingDrawing" xmlns:w10="urn:schemas-microsoft-com:office:word" xmlns:w="http://schemas.openxmlformats.org/wordprocessingml/2006/main" xmlns:w14="http://schemas.microsoft.com/office/word/2010/wordml" xmlns:w15="http://schemas.microsoft.com/office/word/2012/wordml" xmlns:w16cex="http://schemas.microsoft.com/office/word/2018/wordml/cex" xmlns:w16cid="http://schemas.microsoft.com/office/word/2016/wordml/cid" xmlns:w16="http://schemas.microsoft.com/office/word/2018/wordml" xmlns:w16sdtdh="http://schemas.microsoft.com/office/word/2020/wordml/sdtdatahash" xmlns:w16se="http://schemas.microsoft.com/office/word/2015/wordml/symex" xmlns:wpg="http://schemas.microsoft.com/office/word/2010/wordprocessingGroup" xmlns:wpi="http://schemas.microsoft.com/office/word/2010/wordprocessingInk" xmlns:wne="http://schemas.microsoft.com/office/word/2006/wordml" xmlns:wps="http://schemas.microsoft.com/office/word/2010/wordprocessingShape" mc:Ignorable="w14 w15 w16se w16cid w16 w16cex w16sdtdh wp14">
   <w:p>
     <w:pPr>
       <w:pBdr>
@@ -18002,7 +16316,7 @@
 </file>
 
 <file path=word/numbering.xml><?xml version="1.0" encoding="utf-8"?>
-<w:numbering xmlns:wpc="http://schemas.microsoft.com/office/word/2010/wordprocessingCanvas" xmlns:cx="http://schemas.microsoft.com/office/drawing/2014/chartex" xmlns:cx1="http://schemas.microsoft.com/office/drawing/2015/9/8/chartex" xmlns:cx2="http://schemas.microsoft.com/office/drawing/2015/10/21/chartex" xmlns:cx3="http://schemas.microsoft.com/office/drawing/2016/5/9/chartex" xmlns:cx4="http://schemas.microsoft.com/office/drawing/2016/5/10/chartex" xmlns:cx5="http://schemas.microsoft.com/office/drawing/2016/5/11/chartex" xmlns:cx6="http://schemas.microsoft.com/office/drawing/2016/5/12/chartex" xmlns:cx7="http://schemas.microsoft.com/office/drawing/2016/5/13/chartex" xmlns:cx8="http://schemas.microsoft.com/office/drawing/2016/5/14/chartex" xmlns:mc="http://schemas.openxmlformats.org/markup-compatibility/2006" xmlns:aink="http://schemas.microsoft.com/office/drawing/2016/ink" xmlns:am3d="http://schemas.microsoft.com/office/drawing/2017/model3d" xmlns:o="urn:schemas-microsoft-com:office:office" xmlns:r="http://schemas.openxmlformats.org/officeDocument/2006/relationships" xmlns:m="http://schemas.openxmlformats.org/officeDocument/2006/math" xmlns:v="urn:schemas-microsoft-com:vml" xmlns:wp14="http://schemas.microsoft.com/office/word/2010/wordprocessingDrawing" xmlns:wp="http://schemas.openxmlformats.org/drawingml/2006/wordprocessingDrawing" xmlns:w10="urn:schemas-microsoft-com:office:word" xmlns:w="http://schemas.openxmlformats.org/wordprocessingml/2006/main" xmlns:w14="http://schemas.microsoft.com/office/word/2010/wordml" xmlns:w15="http://schemas.microsoft.com/office/word/2012/wordml" xmlns:w16cid="http://schemas.microsoft.com/office/word/2016/wordml/cid" xmlns:w16se="http://schemas.microsoft.com/office/word/2015/wordml/symex" xmlns:wpg="http://schemas.microsoft.com/office/word/2010/wordprocessingGroup" xmlns:wpi="http://schemas.microsoft.com/office/word/2010/wordprocessingInk" xmlns:wne="http://schemas.microsoft.com/office/word/2006/wordml" xmlns:wps="http://schemas.microsoft.com/office/word/2010/wordprocessingShape" mc:Ignorable="w14 w15 w16se w16cid wp14">
+<w:numbering xmlns:wpc="http://schemas.microsoft.com/office/word/2010/wordprocessingCanvas" xmlns:cx="http://schemas.microsoft.com/office/drawing/2014/chartex" xmlns:cx1="http://schemas.microsoft.com/office/drawing/2015/9/8/chartex" xmlns:cx2="http://schemas.microsoft.com/office/drawing/2015/10/21/chartex" xmlns:cx3="http://schemas.microsoft.com/office/drawing/2016/5/9/chartex" xmlns:cx4="http://schemas.microsoft.com/office/drawing/2016/5/10/chartex" xmlns:cx5="http://schemas.microsoft.com/office/drawing/2016/5/11/chartex" xmlns:cx6="http://schemas.microsoft.com/office/drawing/2016/5/12/chartex" xmlns:cx7="http://schemas.microsoft.com/office/drawing/2016/5/13/chartex" xmlns:cx8="http://schemas.microsoft.com/office/drawing/2016/5/14/chartex" xmlns:mc="http://schemas.openxmlformats.org/markup-compatibility/2006" xmlns:aink="http://schemas.microsoft.com/office/drawing/2016/ink" xmlns:am3d="http://schemas.microsoft.com/office/drawing/2017/model3d" xmlns:o="urn:schemas-microsoft-com:office:office" xmlns:r="http://schemas.openxmlformats.org/officeDocument/2006/relationships" xmlns:m="http://schemas.openxmlformats.org/officeDocument/2006/math" xmlns:v="urn:schemas-microsoft-com:vml" xmlns:wp14="http://schemas.microsoft.com/office/word/2010/wordprocessingDrawing" xmlns:wp="http://schemas.openxmlformats.org/drawingml/2006/wordprocessingDrawing" xmlns:w10="urn:schemas-microsoft-com:office:word" xmlns:w="http://schemas.openxmlformats.org/wordprocessingml/2006/main" xmlns:w14="http://schemas.microsoft.com/office/word/2010/wordml" xmlns:w15="http://schemas.microsoft.com/office/word/2012/wordml" xmlns:w16cex="http://schemas.microsoft.com/office/word/2018/wordml/cex" xmlns:w16cid="http://schemas.microsoft.com/office/word/2016/wordml/cid" xmlns:w16="http://schemas.microsoft.com/office/word/2018/wordml" xmlns:w16sdtdh="http://schemas.microsoft.com/office/word/2020/wordml/sdtdatahash" xmlns:w16se="http://schemas.microsoft.com/office/word/2015/wordml/symex" xmlns:wpg="http://schemas.microsoft.com/office/word/2010/wordprocessingGroup" xmlns:wpi="http://schemas.microsoft.com/office/word/2010/wordprocessingInk" xmlns:wne="http://schemas.microsoft.com/office/word/2006/wordml" xmlns:wps="http://schemas.microsoft.com/office/word/2010/wordprocessingShape" mc:Ignorable="w14 w15 w16se w16cid w16 w16cex w16sdtdh wp14">
   <w:abstractNum w:abstractNumId="0" w15:restartNumberingAfterBreak="0">
     <w:nsid w:val="057059D8"/>
     <w:multiLevelType w:val="hybridMultilevel"/>
@@ -18333,7 +16647,7 @@
 </file>
 
 <file path=word/styles.xml><?xml version="1.0" encoding="utf-8"?>
-<w:styles xmlns:mc="http://schemas.openxmlformats.org/markup-compatibility/2006" xmlns:r="http://schemas.openxmlformats.org/officeDocument/2006/relationships" xmlns:w="http://schemas.openxmlformats.org/wordprocessingml/2006/main" xmlns:w14="http://schemas.microsoft.com/office/word/2010/wordml" xmlns:w15="http://schemas.microsoft.com/office/word/2012/wordml" xmlns:w16cid="http://schemas.microsoft.com/office/word/2016/wordml/cid" xmlns:w16se="http://schemas.microsoft.com/office/word/2015/wordml/symex" mc:Ignorable="w14 w15 w16se w16cid">
+<w:styles xmlns:mc="http://schemas.openxmlformats.org/markup-compatibility/2006" xmlns:r="http://schemas.openxmlformats.org/officeDocument/2006/relationships" xmlns:w="http://schemas.openxmlformats.org/wordprocessingml/2006/main" xmlns:w14="http://schemas.microsoft.com/office/word/2010/wordml" xmlns:w15="http://schemas.microsoft.com/office/word/2012/wordml" xmlns:w16cex="http://schemas.microsoft.com/office/word/2018/wordml/cex" xmlns:w16cid="http://schemas.microsoft.com/office/word/2016/wordml/cid" xmlns:w16="http://schemas.microsoft.com/office/word/2018/wordml" xmlns:w16sdtdh="http://schemas.microsoft.com/office/word/2020/wordml/sdtdatahash" xmlns:w16se="http://schemas.microsoft.com/office/word/2015/wordml/symex" mc:Ignorable="w14 w15 w16se w16cid w16 w16cex w16sdtdh">
   <w:docDefaults>
     <w:rPrDefault>
       <w:rPr>
@@ -18345,7 +16659,7 @@
     </w:rPrDefault>
     <w:pPrDefault/>
   </w:docDefaults>
-  <w:latentStyles w:defLockedState="0" w:defUIPriority="99" w:defSemiHidden="0" w:defUnhideWhenUsed="0" w:defQFormat="0" w:count="375">
+  <w:latentStyles w:defLockedState="0" w:defUIPriority="99" w:defSemiHidden="0" w:defUnhideWhenUsed="0" w:defQFormat="0" w:count="376">
     <w:lsdException w:name="Normal" w:uiPriority="0" w:qFormat="1"/>
     <w:lsdException w:name="heading 1" w:uiPriority="9" w:qFormat="1"/>
     <w:lsdException w:name="heading 2" w:semiHidden="1" w:uiPriority="9" w:unhideWhenUsed="1" w:qFormat="1"/>
@@ -18721,8 +17035,9 @@
     <w:lsdException w:name="Smart Hyperlink" w:semiHidden="1" w:unhideWhenUsed="1"/>
     <w:lsdException w:name="Hashtag" w:semiHidden="1" w:unhideWhenUsed="1"/>
     <w:lsdException w:name="Unresolved Mention" w:semiHidden="1" w:unhideWhenUsed="1"/>
+    <w:lsdException w:name="Smart Link" w:semiHidden="1" w:unhideWhenUsed="1"/>
   </w:latentStyles>
-  <w:style w:type="paragraph" w:default="1" w:styleId="a">
+  <w:style w:type="paragraph" w:default="1" w:styleId="Normal">
     <w:name w:val="Normal"/>
     <w:qFormat/>
     <w:pPr>
@@ -18732,7 +17047,7 @@
       <w:autoSpaceDN w:val="0"/>
     </w:pPr>
   </w:style>
-  <w:style w:type="paragraph" w:styleId="1">
+  <w:style w:type="paragraph" w:styleId="Heading1">
     <w:name w:val="heading 1"/>
     <w:uiPriority w:val="9"/>
     <w:qFormat/>
@@ -18751,7 +17066,7 @@
       <w:szCs w:val="36"/>
     </w:rPr>
   </w:style>
-  <w:style w:type="paragraph" w:styleId="2">
+  <w:style w:type="paragraph" w:styleId="Heading2">
     <w:name w:val="heading 2"/>
     <w:uiPriority w:val="9"/>
     <w:unhideWhenUsed/>
@@ -18768,7 +17083,7 @@
       <w:szCs w:val="28"/>
     </w:rPr>
   </w:style>
-  <w:style w:type="paragraph" w:styleId="3">
+  <w:style w:type="paragraph" w:styleId="Heading3">
     <w:name w:val="heading 3"/>
     <w:uiPriority w:val="9"/>
     <w:unhideWhenUsed/>
@@ -18785,7 +17100,7 @@
       <w:szCs w:val="24"/>
     </w:rPr>
   </w:style>
-  <w:style w:type="paragraph" w:styleId="4">
+  <w:style w:type="paragraph" w:styleId="Heading4">
     <w:name w:val="heading 4"/>
     <w:uiPriority w:val="9"/>
     <w:semiHidden/>
@@ -18800,7 +17115,7 @@
       <w:color w:val="2E74B5"/>
     </w:rPr>
   </w:style>
-  <w:style w:type="paragraph" w:styleId="5">
+  <w:style w:type="paragraph" w:styleId="Heading5">
     <w:name w:val="heading 5"/>
     <w:uiPriority w:val="9"/>
     <w:semiHidden/>
@@ -18813,7 +17128,7 @@
       <w:color w:val="2E74B5"/>
     </w:rPr>
   </w:style>
-  <w:style w:type="paragraph" w:styleId="6">
+  <w:style w:type="paragraph" w:styleId="Heading6">
     <w:name w:val="heading 6"/>
     <w:uiPriority w:val="9"/>
     <w:semiHidden/>
@@ -18826,13 +17141,13 @@
       <w:color w:val="1F4D78"/>
     </w:rPr>
   </w:style>
-  <w:style w:type="character" w:default="1" w:styleId="a0">
+  <w:style w:type="character" w:default="1" w:styleId="DefaultParagraphFont">
     <w:name w:val="Default Paragraph Font"/>
     <w:uiPriority w:val="1"/>
     <w:semiHidden/>
     <w:unhideWhenUsed/>
   </w:style>
-  <w:style w:type="table" w:default="1" w:styleId="a1">
+  <w:style w:type="table" w:default="1" w:styleId="TableNormal">
     <w:name w:val="Normal Table"/>
     <w:uiPriority w:val="99"/>
     <w:semiHidden/>
@@ -18847,13 +17162,13 @@
       </w:tblCellMar>
     </w:tblPr>
   </w:style>
-  <w:style w:type="numbering" w:default="1" w:styleId="a2">
+  <w:style w:type="numbering" w:default="1" w:styleId="NoList">
     <w:name w:val="No List"/>
     <w:uiPriority w:val="99"/>
     <w:semiHidden/>
     <w:unhideWhenUsed/>
   </w:style>
-  <w:style w:type="paragraph" w:styleId="a3">
+  <w:style w:type="paragraph" w:styleId="Title">
     <w:name w:val="Title"/>
     <w:uiPriority w:val="10"/>
     <w:qFormat/>
@@ -18870,11 +17185,11 @@
       <w:bCs/>
     </w:rPr>
   </w:style>
-  <w:style w:type="paragraph" w:styleId="a4">
+  <w:style w:type="paragraph" w:styleId="ListParagraph">
     <w:name w:val="List Paragraph"/>
     <w:qFormat/>
   </w:style>
-  <w:style w:type="character" w:styleId="a5">
+  <w:style w:type="character" w:styleId="Hyperlink">
     <w:name w:val="Hyperlink"/>
     <w:uiPriority w:val="99"/>
     <w:unhideWhenUsed/>
@@ -18883,7 +17198,7 @@
       <w:u w:val="single"/>
     </w:rPr>
   </w:style>
-  <w:style w:type="character" w:styleId="a6">
+  <w:style w:type="character" w:styleId="FootnoteReference">
     <w:name w:val="footnote reference"/>
     <w:uiPriority w:val="99"/>
     <w:semiHidden/>
@@ -18892,9 +17207,9 @@
       <w:vertAlign w:val="superscript"/>
     </w:rPr>
   </w:style>
-  <w:style w:type="paragraph" w:styleId="a7">
+  <w:style w:type="paragraph" w:styleId="FootnoteText">
     <w:name w:val="footnote text"/>
-    <w:link w:val="Char"/>
+    <w:link w:val="FootnoteTextChar"/>
     <w:uiPriority w:val="99"/>
     <w:semiHidden/>
     <w:unhideWhenUsed/>
@@ -18903,9 +17218,9 @@
       <w:szCs w:val="20"/>
     </w:rPr>
   </w:style>
-  <w:style w:type="character" w:customStyle="1" w:styleId="Char">
-    <w:name w:val="각주 텍스트 Char"/>
-    <w:link w:val="a7"/>
+  <w:style w:type="character" w:customStyle="1" w:styleId="FootnoteTextChar">
+    <w:name w:val="Footnote Text Char"/>
+    <w:link w:val="FootnoteText"/>
     <w:uiPriority w:val="99"/>
     <w:semiHidden/>
     <w:unhideWhenUsed/>
@@ -18914,9 +17229,9 @@
       <w:szCs w:val="20"/>
     </w:rPr>
   </w:style>
-  <w:style w:type="table" w:styleId="a8">
+  <w:style w:type="table" w:styleId="TableGrid">
     <w:name w:val="Table Grid"/>
-    <w:basedOn w:val="a1"/>
+    <w:basedOn w:val="TableNormal"/>
     <w:uiPriority w:val="39"/>
     <w:rsid w:val="008B5C8C"/>
     <w:rPr>
@@ -18933,10 +17248,10 @@
       </w:tblBorders>
     </w:tblPr>
   </w:style>
-  <w:style w:type="paragraph" w:styleId="a9">
+  <w:style w:type="paragraph" w:styleId="Caption">
     <w:name w:val="caption"/>
-    <w:basedOn w:val="a"/>
-    <w:next w:val="a"/>
+    <w:basedOn w:val="Normal"/>
+    <w:next w:val="Normal"/>
     <w:uiPriority w:val="35"/>
     <w:unhideWhenUsed/>
     <w:qFormat/>
@@ -19251,7 +17566,7 @@
 </file>
 
 <file path=customXml/itemProps1.xml><?xml version="1.0" encoding="utf-8"?>
-<ds:datastoreItem xmlns:ds="http://schemas.openxmlformats.org/officeDocument/2006/customXml" ds:itemID="{A9093643-E160-433B-B9F0-E9C487D3715F}">
+<ds:datastoreItem xmlns:ds="http://schemas.openxmlformats.org/officeDocument/2006/customXml" ds:itemID="{44BB5A96-5D41-42D3-AFF3-395123288A02}">
   <ds:schemaRefs>
     <ds:schemaRef ds:uri="http://schemas.openxmlformats.org/officeDocument/2006/bibliography"/>
   </ds:schemaRefs>
